--- a/02-放大电路/01-运算放大电路/反相放大电路/反相放大电路.docx
+++ b/02-放大电路/01-运算放大电路/反相放大电路/反相放大电路.docx
@@ -2782,6 +2782,20 @@
     </w:p>
     <w:bookmarkEnd w:id="26"/>
     <w:bookmarkEnd w:id="27"/>
+    <w:p>
+      <w:pPr>
+        <w:spacing w:before="360"/>
+        <w:jc w:val="center"/>
+      </w:pPr>
+      <w:r>
+        <w:rPr>
+          <w:rFonts w:ascii="Times New Roman" w:hAnsi="Times New Roman"/>
+          <w:color w:val="555555"/>
+          <w:sz w:val="21"/>
+        </w:rPr>
+        <w:t>材料收集者：杜文杰</w:t>
+      </w:r>
+    </w:p>
     <w:sectPr>
       <w:headerReference r:id="rId9" w:type="default"/>
       <w:footerReference r:id="rId10" w:type="default"/>

--- a/02-放大电路/01-运算放大电路/反相放大电路/反相放大电路.docx
+++ b/02-放大电路/01-运算放大电路/反相放大电路/反相放大电路.docx
@@ -1,6 +1,6 @@
 
 <file path=word/document.xml><?xml version="1.0" encoding="utf-8"?>
-<w:document xmlns:w="http://schemas.openxmlformats.org/wordprocessingml/2006/main" xmlns:m="http://schemas.openxmlformats.org/officeDocument/2006/math" xmlns:r="http://schemas.openxmlformats.org/officeDocument/2006/relationships" xmlns:o="urn:schemas-microsoft-com:office:office" xmlns:v="urn:schemas-microsoft-com:vml" xmlns:w10="urn:schemas-microsoft-com:office:word" xmlns:a="http://schemas.openxmlformats.org/drawingml/2006/main" xmlns:pic="http://schemas.openxmlformats.org/drawingml/2006/picture" xmlns:wp="http://schemas.openxmlformats.org/drawingml/2006/wordprocessingDrawing">
+<w:document xmlns:m="http://schemas.openxmlformats.org/officeDocument/2006/math" xmlns:r="http://schemas.openxmlformats.org/officeDocument/2006/relationships" xmlns:w="http://schemas.openxmlformats.org/wordprocessingml/2006/main" xmlns:o="urn:schemas-microsoft-com:office:office" xmlns:v="urn:schemas-microsoft-com:vml" xmlns:w10="urn:schemas-microsoft-com:office:word" xmlns:a="http://schemas.openxmlformats.org/drawingml/2006/main" xmlns:pic="http://schemas.openxmlformats.org/drawingml/2006/picture" xmlns:wp="http://schemas.openxmlformats.org/drawingml/2006/wordprocessingDrawing">
   <w:body>
     <w:bookmarkStart w:id="27" w:name="反相放大电路"/>
     <w:p>
@@ -9,7 +9,7 @@
       </w:pPr>
       <w:r>
         <w:rPr>
-          <w:rFonts w:hint="eastAsia"/>
+          <w:rFonts w:hint="eastAsia" w:eastAsia="黑体"/>
         </w:rPr>
         <w:t xml:space="preserve">反相放大电路</w:t>
       </w:r>
@@ -21,7 +21,7 @@
       </w:pPr>
       <w:r>
         <w:rPr>
-          <w:rFonts w:hint="eastAsia"/>
+          <w:rFonts w:hint="eastAsia" w:eastAsia="黑体"/>
         </w:rPr>
         <w:t xml:space="preserve">拓扑描述</w:t>
       </w:r>
@@ -32,16 +32,19 @@
       </w:pPr>
       <w:r>
         <w:rPr>
-          <w:rFonts w:hint="eastAsia"/>
+          <w:rFonts w:hint="eastAsia" w:eastAsia="黑体"/>
         </w:rPr>
         <w:t xml:space="preserve">由</w:t>
       </w:r>
       <w:r>
+        <w:rPr>
+          <w:rFonts w:eastAsia="黑体"/>
+        </w:rPr>
         <w:t xml:space="preserve"> </w:t>
       </w:r>
       <w:r>
         <w:rPr>
-          <w:rFonts w:hint="eastAsia"/>
+          <w:rFonts w:hint="eastAsia" w:eastAsia="黑体"/>
           <w:b/>
           <w:bCs/>
         </w:rPr>
@@ -49,17 +52,21 @@
       </w:r>
       <w:r>
         <w:rPr>
+          <w:rFonts w:eastAsia="黑体"/>
           <w:b/>
           <w:bCs/>
         </w:rPr>
         <w:t xml:space="preserve"> A1</w:t>
       </w:r>
       <w:r>
+        <w:rPr>
+          <w:rFonts w:eastAsia="黑体"/>
+        </w:rPr>
         <w:t xml:space="preserve">、</w:t>
       </w:r>
       <w:r>
         <w:rPr>
-          <w:rFonts w:hint="eastAsia"/>
+          <w:rFonts w:hint="eastAsia" w:eastAsia="黑体"/>
           <w:b/>
           <w:bCs/>
         </w:rPr>
@@ -67,6 +74,7 @@
       </w:r>
       <w:r>
         <w:rPr>
+          <w:rFonts w:eastAsia="黑体"/>
           <w:b/>
           <w:bCs/>
         </w:rPr>
@@ -87,11 +95,14 @@
         </m:sSub>
       </m:oMath>
       <w:r>
+        <w:rPr>
+          <w:rFonts w:eastAsia="黑体"/>
+        </w:rPr>
         <w:t xml:space="preserve">、</w:t>
       </w:r>
       <w:r>
         <w:rPr>
-          <w:rFonts w:hint="eastAsia"/>
+          <w:rFonts w:hint="eastAsia" w:eastAsia="黑体"/>
           <w:b/>
           <w:bCs/>
         </w:rPr>
@@ -99,6 +110,7 @@
       </w:r>
       <w:r>
         <w:rPr>
+          <w:rFonts w:eastAsia="黑体"/>
           <w:b/>
           <w:bCs/>
         </w:rPr>
@@ -119,20 +131,26 @@
         </m:sSub>
       </m:oMath>
       <w:r>
+        <w:rPr>
+          <w:rFonts w:eastAsia="黑体"/>
+        </w:rPr>
         <w:t xml:space="preserve"> </w:t>
       </w:r>
       <w:r>
         <w:rPr>
-          <w:rFonts w:hint="eastAsia"/>
+          <w:rFonts w:hint="eastAsia" w:eastAsia="黑体"/>
         </w:rPr>
         <w:t xml:space="preserve">与</w:t>
       </w:r>
       <w:r>
+        <w:rPr>
+          <w:rFonts w:eastAsia="黑体"/>
+        </w:rPr>
         <w:t xml:space="preserve"> </w:t>
       </w:r>
       <w:r>
         <w:rPr>
-          <w:rFonts w:hint="eastAsia"/>
+          <w:rFonts w:hint="eastAsia" w:eastAsia="黑体"/>
           <w:b/>
           <w:bCs/>
         </w:rPr>
@@ -140,6 +158,7 @@
       </w:r>
       <w:r>
         <w:rPr>
+          <w:rFonts w:eastAsia="黑体"/>
           <w:b/>
           <w:bCs/>
         </w:rPr>
@@ -160,26 +179,32 @@
         </m:sSub>
       </m:oMath>
       <w:r>
+        <w:rPr>
+          <w:rFonts w:eastAsia="黑体"/>
+        </w:rPr>
         <w:t xml:space="preserve"> </w:t>
       </w:r>
       <w:r>
         <w:rPr>
-          <w:rFonts w:hint="eastAsia"/>
+          <w:rFonts w:hint="eastAsia" w:eastAsia="黑体"/>
         </w:rPr>
         <w:t xml:space="preserve">组成。电路共有</w:t>
       </w:r>
       <w:r>
+        <w:rPr>
+          <w:rFonts w:eastAsia="黑体"/>
+        </w:rPr>
         <w:t xml:space="preserve"> 4 </w:t>
       </w:r>
       <w:r>
         <w:rPr>
-          <w:rFonts w:hint="eastAsia"/>
+          <w:rFonts w:hint="eastAsia" w:eastAsia="黑体"/>
         </w:rPr>
         <w:t xml:space="preserve">个关键节点：</w:t>
       </w:r>
       <w:r>
         <w:rPr>
-          <w:rFonts w:hint="eastAsia"/>
+          <w:rFonts w:hint="eastAsia" w:eastAsia="黑体"/>
           <w:b/>
           <w:bCs/>
         </w:rPr>
@@ -187,6 +212,7 @@
       </w:r>
       <w:r>
         <w:rPr>
+          <w:rFonts w:eastAsia="黑体"/>
           <w:b/>
           <w:bCs/>
         </w:rPr>
@@ -194,7 +220,7 @@
       </w:r>
       <w:r>
         <w:rPr>
-          <w:rFonts w:hint="eastAsia"/>
+          <w:rFonts w:hint="eastAsia" w:eastAsia="黑体"/>
           <w:b/>
           <w:bCs/>
         </w:rPr>
@@ -202,11 +228,14 @@
       </w:r>
       <w:r>
         <w:rPr>
-          <w:rFonts w:hint="eastAsia"/>
+          <w:rFonts w:hint="eastAsia" w:eastAsia="黑体"/>
         </w:rPr>
         <w:t xml:space="preserve">（信号源</w:t>
       </w:r>
       <w:r>
+        <w:rPr>
+          <w:rFonts w:eastAsia="黑体"/>
+        </w:rPr>
         <w:t xml:space="preserve"> </w:t>
       </w:r>
       <m:oMath>
@@ -227,15 +256,21 @@
         </m:sSub>
       </m:oMath>
       <w:r>
+        <w:rPr>
+          <w:rFonts w:eastAsia="黑体"/>
+        </w:rPr>
         <w:t xml:space="preserve"> </w:t>
       </w:r>
       <w:r>
         <w:rPr>
-          <w:rFonts w:hint="eastAsia"/>
+          <w:rFonts w:hint="eastAsia" w:eastAsia="黑体"/>
         </w:rPr>
         <w:t xml:space="preserve">的正端与</w:t>
       </w:r>
       <w:r>
+        <w:rPr>
+          <w:rFonts w:eastAsia="黑体"/>
+        </w:rPr>
         <w:t xml:space="preserve"> </w:t>
       </w:r>
       <m:oMath>
@@ -253,17 +288,20 @@
         </m:sSub>
       </m:oMath>
       <w:r>
+        <w:rPr>
+          <w:rFonts w:eastAsia="黑体"/>
+        </w:rPr>
         <w:t xml:space="preserve"> </w:t>
       </w:r>
       <w:r>
         <w:rPr>
-          <w:rFonts w:hint="eastAsia"/>
+          <w:rFonts w:hint="eastAsia" w:eastAsia="黑体"/>
         </w:rPr>
         <w:t xml:space="preserve">上端相连）；</w:t>
       </w:r>
       <w:r>
         <w:rPr>
-          <w:rFonts w:hint="eastAsia"/>
+          <w:rFonts w:hint="eastAsia" w:eastAsia="黑体"/>
           <w:b/>
           <w:bCs/>
         </w:rPr>
@@ -271,6 +309,7 @@
       </w:r>
       <w:r>
         <w:rPr>
+          <w:rFonts w:eastAsia="黑体"/>
           <w:b/>
           <w:bCs/>
         </w:rPr>
@@ -278,7 +317,7 @@
       </w:r>
       <w:r>
         <w:rPr>
-          <w:rFonts w:hint="eastAsia"/>
+          <w:rFonts w:hint="eastAsia" w:eastAsia="黑体"/>
           <w:b/>
           <w:bCs/>
         </w:rPr>
@@ -286,7 +325,7 @@
       </w:r>
       <w:r>
         <w:rPr>
-          <w:rFonts w:hint="eastAsia"/>
+          <w:rFonts w:hint="eastAsia" w:eastAsia="黑体"/>
         </w:rPr>
         <w:t xml:space="preserve">（</w:t>
       </w:r>
@@ -305,11 +344,14 @@
         </m:sSub>
       </m:oMath>
       <w:r>
+        <w:rPr>
+          <w:rFonts w:eastAsia="黑体"/>
+        </w:rPr>
         <w:t xml:space="preserve"> </w:t>
       </w:r>
       <w:r>
         <w:rPr>
-          <w:rFonts w:hint="eastAsia"/>
+          <w:rFonts w:hint="eastAsia" w:eastAsia="黑体"/>
         </w:rPr>
         <w:t xml:space="preserve">下端、</w:t>
       </w:r>
@@ -328,35 +370,44 @@
         </m:sSub>
       </m:oMath>
       <w:r>
+        <w:rPr>
+          <w:rFonts w:eastAsia="黑体"/>
+        </w:rPr>
         <w:t xml:space="preserve"> </w:t>
       </w:r>
       <w:r>
         <w:rPr>
-          <w:rFonts w:hint="eastAsia"/>
+          <w:rFonts w:hint="eastAsia" w:eastAsia="黑体"/>
         </w:rPr>
         <w:t xml:space="preserve">左端、A1</w:t>
       </w:r>
       <w:r>
+        <w:rPr>
+          <w:rFonts w:eastAsia="黑体"/>
+        </w:rPr>
         <w:t xml:space="preserve"> </w:t>
       </w:r>
       <w:r>
         <w:rPr>
-          <w:rFonts w:hint="eastAsia"/>
+          <w:rFonts w:hint="eastAsia" w:eastAsia="黑体"/>
         </w:rPr>
         <w:t xml:space="preserve">的反相输入端</w:t>
       </w:r>
       <w:r>
+        <w:rPr>
+          <w:rFonts w:eastAsia="黑体"/>
+        </w:rPr>
         <w:t xml:space="preserve"> IN− </w:t>
       </w:r>
       <w:r>
         <w:rPr>
-          <w:rFonts w:hint="eastAsia"/>
+          <w:rFonts w:hint="eastAsia" w:eastAsia="黑体"/>
         </w:rPr>
         <w:t xml:space="preserve">三者相连）；</w:t>
       </w:r>
       <w:r>
         <w:rPr>
-          <w:rFonts w:hint="eastAsia"/>
+          <w:rFonts w:hint="eastAsia" w:eastAsia="黑体"/>
           <w:b/>
           <w:bCs/>
         </w:rPr>
@@ -364,6 +415,7 @@
       </w:r>
       <w:r>
         <w:rPr>
+          <w:rFonts w:eastAsia="黑体"/>
           <w:b/>
           <w:bCs/>
         </w:rPr>
@@ -371,7 +423,7 @@
       </w:r>
       <w:r>
         <w:rPr>
-          <w:rFonts w:hint="eastAsia"/>
+          <w:rFonts w:hint="eastAsia" w:eastAsia="黑体"/>
           <w:b/>
           <w:bCs/>
         </w:rPr>
@@ -379,29 +431,38 @@
       </w:r>
       <w:r>
         <w:rPr>
-          <w:rFonts w:hint="eastAsia"/>
+          <w:rFonts w:hint="eastAsia" w:eastAsia="黑体"/>
         </w:rPr>
         <w:t xml:space="preserve">（A1</w:t>
       </w:r>
       <w:r>
+        <w:rPr>
+          <w:rFonts w:eastAsia="黑体"/>
+        </w:rPr>
         <w:t xml:space="preserve"> </w:t>
       </w:r>
       <w:r>
         <w:rPr>
-          <w:rFonts w:hint="eastAsia"/>
+          <w:rFonts w:hint="eastAsia" w:eastAsia="黑体"/>
         </w:rPr>
         <w:t xml:space="preserve">的同相输入端</w:t>
       </w:r>
       <w:r>
+        <w:rPr>
+          <w:rFonts w:eastAsia="黑体"/>
+        </w:rPr>
         <w:t xml:space="preserve"> IN+ </w:t>
       </w:r>
       <w:r>
         <w:rPr>
-          <w:rFonts w:hint="eastAsia"/>
+          <w:rFonts w:hint="eastAsia" w:eastAsia="黑体"/>
         </w:rPr>
         <w:t xml:space="preserve">与</w:t>
       </w:r>
       <w:r>
+        <w:rPr>
+          <w:rFonts w:eastAsia="黑体"/>
+        </w:rPr>
         <w:t xml:space="preserve"> </w:t>
       </w:r>
       <m:oMath>
@@ -419,17 +480,20 @@
         </m:sSub>
       </m:oMath>
       <w:r>
+        <w:rPr>
+          <w:rFonts w:eastAsia="黑体"/>
+        </w:rPr>
         <w:t xml:space="preserve"> </w:t>
       </w:r>
       <w:r>
         <w:rPr>
-          <w:rFonts w:hint="eastAsia"/>
+          <w:rFonts w:hint="eastAsia" w:eastAsia="黑体"/>
         </w:rPr>
         <w:t xml:space="preserve">上端相连）；</w:t>
       </w:r>
       <w:r>
         <w:rPr>
-          <w:rFonts w:hint="eastAsia"/>
+          <w:rFonts w:hint="eastAsia" w:eastAsia="黑体"/>
           <w:b/>
           <w:bCs/>
         </w:rPr>
@@ -437,6 +501,7 @@
       </w:r>
       <w:r>
         <w:rPr>
+          <w:rFonts w:eastAsia="黑体"/>
           <w:b/>
           <w:bCs/>
         </w:rPr>
@@ -444,7 +509,7 @@
       </w:r>
       <w:r>
         <w:rPr>
-          <w:rFonts w:hint="eastAsia"/>
+          <w:rFonts w:hint="eastAsia" w:eastAsia="黑体"/>
           <w:b/>
           <w:bCs/>
         </w:rPr>
@@ -452,29 +517,38 @@
       </w:r>
       <w:r>
         <w:rPr>
-          <w:rFonts w:hint="eastAsia"/>
+          <w:rFonts w:hint="eastAsia" w:eastAsia="黑体"/>
         </w:rPr>
         <w:t xml:space="preserve">（A1</w:t>
       </w:r>
       <w:r>
+        <w:rPr>
+          <w:rFonts w:eastAsia="黑体"/>
+        </w:rPr>
         <w:t xml:space="preserve"> </w:t>
       </w:r>
       <w:r>
         <w:rPr>
-          <w:rFonts w:hint="eastAsia"/>
+          <w:rFonts w:hint="eastAsia" w:eastAsia="黑体"/>
         </w:rPr>
         <w:t xml:space="preserve">的输出端</w:t>
       </w:r>
       <w:r>
+        <w:rPr>
+          <w:rFonts w:eastAsia="黑体"/>
+        </w:rPr>
         <w:t xml:space="preserve"> OUT </w:t>
       </w:r>
       <w:r>
         <w:rPr>
-          <w:rFonts w:hint="eastAsia"/>
+          <w:rFonts w:hint="eastAsia" w:eastAsia="黑体"/>
         </w:rPr>
         <w:t xml:space="preserve">与</w:t>
       </w:r>
       <w:r>
+        <w:rPr>
+          <w:rFonts w:eastAsia="黑体"/>
+        </w:rPr>
         <w:t xml:space="preserve"> </w:t>
       </w:r>
       <m:oMath>
@@ -492,15 +566,21 @@
         </m:sSub>
       </m:oMath>
       <w:r>
+        <w:rPr>
+          <w:rFonts w:eastAsia="黑体"/>
+        </w:rPr>
         <w:t xml:space="preserve"> </w:t>
       </w:r>
       <w:r>
         <w:rPr>
-          <w:rFonts w:hint="eastAsia"/>
+          <w:rFonts w:hint="eastAsia" w:eastAsia="黑体"/>
         </w:rPr>
         <w:t xml:space="preserve">右端相连，作为电路输出</w:t>
       </w:r>
       <w:r>
+        <w:rPr>
+          <w:rFonts w:eastAsia="黑体"/>
+        </w:rPr>
         <w:t xml:space="preserve"> </w:t>
       </w:r>
       <m:oMath>
@@ -525,7 +605,7 @@
       </m:oMath>
       <w:r>
         <w:rPr>
-          <w:rFonts w:hint="eastAsia"/>
+          <w:rFonts w:hint="eastAsia" w:eastAsia="黑体"/>
         </w:rPr>
         <w:t xml:space="preserve">）。</w:t>
       </w:r>
@@ -534,7 +614,7 @@
       <w:pPr/>
       <w:r>
         <w:rPr>
-          <w:rFonts w:hint="eastAsia"/>
+          <w:rFonts w:hint="eastAsia" w:eastAsia="黑体"/>
         </w:rPr>
         <w:t xml:space="preserve">各元件管脚连接：</w:t>
       </w:r>
@@ -553,11 +633,14 @@
         </m:sSub>
       </m:oMath>
       <w:r>
+        <w:rPr>
+          <w:rFonts w:eastAsia="黑体"/>
+        </w:rPr>
         <w:t xml:space="preserve"> </w:t>
       </w:r>
       <w:r>
         <w:rPr>
-          <w:rFonts w:hint="eastAsia"/>
+          <w:rFonts w:hint="eastAsia" w:eastAsia="黑体"/>
         </w:rPr>
         <w:t xml:space="preserve">一端接输入节点、另一端接反相输入端节点；</w:t>
       </w:r>
@@ -576,11 +659,14 @@
         </m:sSub>
       </m:oMath>
       <w:r>
+        <w:rPr>
+          <w:rFonts w:eastAsia="黑体"/>
+        </w:rPr>
         <w:t xml:space="preserve"> </w:t>
       </w:r>
       <w:r>
         <w:rPr>
-          <w:rFonts w:hint="eastAsia"/>
+          <w:rFonts w:hint="eastAsia" w:eastAsia="黑体"/>
         </w:rPr>
         <w:t xml:space="preserve">一端接反相输入端节点、另一端接输出节点；</w:t>
       </w:r>
@@ -599,108 +685,142 @@
         </m:sSub>
       </m:oMath>
       <w:r>
+        <w:rPr>
+          <w:rFonts w:eastAsia="黑体"/>
+        </w:rPr>
         <w:t xml:space="preserve"> </w:t>
       </w:r>
       <w:r>
         <w:rPr>
-          <w:rFonts w:hint="eastAsia"/>
+          <w:rFonts w:hint="eastAsia" w:eastAsia="黑体"/>
         </w:rPr>
         <w:t xml:space="preserve">一端接同相输入端节点、另一端接地</w:t>
       </w:r>
       <w:r>
+        <w:rPr>
+          <w:rFonts w:eastAsia="黑体"/>
+        </w:rPr>
         <w:t xml:space="preserve"> </w:t>
       </w:r>
       <w:r>
         <w:rPr>
-          <w:rFonts w:hint="eastAsia"/>
+          <w:rFonts w:hint="eastAsia" w:eastAsia="黑体"/>
         </w:rPr>
         <w:t xml:space="preserve">GND；</w:t>
       </w:r>
       <w:r>
         <w:rPr>
+          <w:rFonts w:eastAsia="黑体"/>
           <w:b/>
           <w:bCs/>
         </w:rPr>
         <w:t xml:space="preserve">A1</w:t>
       </w:r>
       <w:r>
+        <w:rPr>
+          <w:rFonts w:eastAsia="黑体"/>
+        </w:rPr>
         <w:t xml:space="preserve"> </w:t>
       </w:r>
       <w:r>
         <w:rPr>
-          <w:rFonts w:hint="eastAsia"/>
+          <w:rFonts w:hint="eastAsia" w:eastAsia="黑体"/>
         </w:rPr>
         <w:t xml:space="preserve">的</w:t>
       </w:r>
       <w:r>
+        <w:rPr>
+          <w:rFonts w:eastAsia="黑体"/>
+        </w:rPr>
         <w:t xml:space="preserve"> IN− </w:t>
       </w:r>
       <w:r>
         <w:rPr>
-          <w:rFonts w:hint="eastAsia"/>
+          <w:rFonts w:hint="eastAsia" w:eastAsia="黑体"/>
         </w:rPr>
         <w:t xml:space="preserve">接反相输入端节点、IN+</w:t>
       </w:r>
       <w:r>
+        <w:rPr>
+          <w:rFonts w:eastAsia="黑体"/>
+        </w:rPr>
         <w:t xml:space="preserve"> </w:t>
       </w:r>
       <w:r>
         <w:rPr>
-          <w:rFonts w:hint="eastAsia"/>
+          <w:rFonts w:hint="eastAsia" w:eastAsia="黑体"/>
         </w:rPr>
         <w:t xml:space="preserve">接同相输入端节点、OUT</w:t>
       </w:r>
       <w:r>
+        <w:rPr>
+          <w:rFonts w:eastAsia="黑体"/>
+        </w:rPr>
         <w:t xml:space="preserve"> </w:t>
       </w:r>
       <w:r>
         <w:rPr>
-          <w:rFonts w:hint="eastAsia"/>
+          <w:rFonts w:hint="eastAsia" w:eastAsia="黑体"/>
         </w:rPr>
         <w:t xml:space="preserve">接输出节点、正电源脚</w:t>
       </w:r>
       <w:r>
+        <w:rPr>
+          <w:rFonts w:eastAsia="黑体"/>
+        </w:rPr>
         <w:t xml:space="preserve"> V+ </w:t>
       </w:r>
       <w:r>
         <w:rPr>
-          <w:rFonts w:hint="eastAsia"/>
+          <w:rFonts w:hint="eastAsia" w:eastAsia="黑体"/>
         </w:rPr>
         <w:t xml:space="preserve">接</w:t>
       </w:r>
       <w:r>
+        <w:rPr>
+          <w:rFonts w:eastAsia="黑体"/>
+        </w:rPr>
         <w:t xml:space="preserve"> </w:t>
       </w:r>
       <w:r>
         <w:rPr>
-          <w:rFonts w:hint="eastAsia"/>
+          <w:rFonts w:hint="eastAsia" w:eastAsia="黑体"/>
         </w:rPr>
         <w:t xml:space="preserve">+VCC、负电源脚</w:t>
       </w:r>
       <w:r>
+        <w:rPr>
+          <w:rFonts w:eastAsia="黑体"/>
+        </w:rPr>
         <w:t xml:space="preserve"> V− </w:t>
       </w:r>
       <w:r>
         <w:rPr>
-          <w:rFonts w:hint="eastAsia"/>
+          <w:rFonts w:hint="eastAsia" w:eastAsia="黑体"/>
         </w:rPr>
         <w:t xml:space="preserve">接</w:t>
       </w:r>
       <w:r>
+        <w:rPr>
+          <w:rFonts w:eastAsia="黑体"/>
+        </w:rPr>
         <w:t xml:space="preserve"> </w:t>
       </w:r>
       <w:r>
         <w:rPr>
-          <w:rFonts w:hint="eastAsia"/>
+          <w:rFonts w:hint="eastAsia" w:eastAsia="黑体"/>
         </w:rPr>
         <w:t xml:space="preserve">−VEE（单电源时</w:t>
       </w:r>
       <w:r>
+        <w:rPr>
+          <w:rFonts w:eastAsia="黑体"/>
+        </w:rPr>
         <w:t xml:space="preserve"> V− </w:t>
       </w:r>
       <w:r>
         <w:rPr>
-          <w:rFonts w:hint="eastAsia"/>
+          <w:rFonts w:hint="eastAsia" w:eastAsia="黑体"/>
         </w:rPr>
         <w:t xml:space="preserve">接地）。</w:t>
       </w:r>
@@ -709,11 +829,14 @@
       <w:pPr/>
       <w:r>
         <w:rPr>
-          <w:rFonts w:hint="eastAsia"/>
+          <w:rFonts w:hint="eastAsia" w:eastAsia="黑体"/>
         </w:rPr>
         <w:t xml:space="preserve">由此构成”输入经</w:t>
       </w:r>
       <w:r>
+        <w:rPr>
+          <w:rFonts w:eastAsia="黑体"/>
+        </w:rPr>
         <w:t xml:space="preserve"> </w:t>
       </w:r>
       <m:oMath>
@@ -731,11 +854,14 @@
         </m:sSub>
       </m:oMath>
       <w:r>
+        <w:rPr>
+          <w:rFonts w:eastAsia="黑体"/>
+        </w:rPr>
         <w:t xml:space="preserve"> </w:t>
       </w:r>
       <w:r>
         <w:rPr>
-          <w:rFonts w:hint="eastAsia"/>
+          <w:rFonts w:hint="eastAsia" w:eastAsia="黑体"/>
         </w:rPr>
         <w:t xml:space="preserve">到反相端、</w:t>
       </w:r>
@@ -754,15 +880,21 @@
         </m:sSub>
       </m:oMath>
       <w:r>
+        <w:rPr>
+          <w:rFonts w:eastAsia="黑体"/>
+        </w:rPr>
         <w:t xml:space="preserve"> </w:t>
       </w:r>
       <w:r>
         <w:rPr>
-          <w:rFonts w:hint="eastAsia"/>
+          <w:rFonts w:hint="eastAsia" w:eastAsia="黑体"/>
         </w:rPr>
         <w:t xml:space="preserve">跨接输出与反相端、同相端经</w:t>
       </w:r>
       <w:r>
+        <w:rPr>
+          <w:rFonts w:eastAsia="黑体"/>
+        </w:rPr>
         <w:t xml:space="preserve"> </w:t>
       </w:r>
       <m:oMath>
@@ -780,15 +912,21 @@
         </m:sSub>
       </m:oMath>
       <w:r>
+        <w:rPr>
+          <w:rFonts w:eastAsia="黑体"/>
+        </w:rPr>
         <w:t xml:space="preserve"> </w:t>
       </w:r>
       <w:r>
         <w:rPr>
-          <w:rFonts w:hint="eastAsia"/>
+          <w:rFonts w:hint="eastAsia" w:eastAsia="黑体"/>
         </w:rPr>
         <w:t xml:space="preserve">接地”的反相放大组态，输出与输入反相，闭环增益为</w:t>
       </w:r>
       <w:r>
+        <w:rPr>
+          <w:rFonts w:eastAsia="黑体"/>
+        </w:rPr>
         <w:t xml:space="preserve"> </w:t>
       </w:r>
       <m:oMath>
@@ -830,6 +968,9 @@
         </m:sSub>
       </m:oMath>
       <w:r>
+        <w:rPr>
+          <w:rFonts w:eastAsia="黑体"/>
+        </w:rPr>
         <w:t xml:space="preserve">。</w:t>
       </w:r>
     </w:p>
@@ -841,7 +982,7 @@
       </w:pPr>
       <w:r>
         <w:rPr>
-          <w:rFonts w:hint="eastAsia"/>
+          <w:rFonts w:hint="eastAsia" w:eastAsia="黑体"/>
         </w:rPr>
         <w:t xml:space="preserve">工作原理</w:t>
       </w:r>
@@ -852,20 +993,26 @@
       </w:pPr>
       <w:r>
         <w:rPr>
-          <w:rFonts w:hint="eastAsia"/>
+          <w:rFonts w:hint="eastAsia" w:eastAsia="黑体"/>
         </w:rPr>
         <w:t xml:space="preserve">利用运放”虚短、虚断”：反相端电位被虚短拉到</w:t>
       </w:r>
       <w:r>
+        <w:rPr>
+          <w:rFonts w:eastAsia="黑体"/>
+        </w:rPr>
         <w:t xml:space="preserve"> </w:t>
       </w:r>
       <w:r>
         <w:rPr>
-          <w:rFonts w:hint="eastAsia"/>
+          <w:rFonts w:hint="eastAsia" w:eastAsia="黑体"/>
         </w:rPr>
         <w:t xml:space="preserve">0（虚地），输入电流</w:t>
       </w:r>
       <w:r>
+        <w:rPr>
+          <w:rFonts w:eastAsia="黑体"/>
+        </w:rPr>
         <w:t xml:space="preserve"> </w:t>
       </w:r>
       <m:oMath>
@@ -916,15 +1063,21 @@
         </m:f>
       </m:oMath>
       <w:r>
+        <w:rPr>
+          <w:rFonts w:eastAsia="黑体"/>
+        </w:rPr>
         <w:t xml:space="preserve"> </w:t>
       </w:r>
       <w:r>
         <w:rPr>
-          <w:rFonts w:hint="eastAsia"/>
+          <w:rFonts w:hint="eastAsia" w:eastAsia="黑体"/>
         </w:rPr>
         <w:t xml:space="preserve">全部经</w:t>
       </w:r>
       <w:r>
+        <w:rPr>
+          <w:rFonts w:eastAsia="黑体"/>
+        </w:rPr>
         <w:t xml:space="preserve"> </w:t>
       </w:r>
       <m:oMath>
@@ -942,15 +1095,21 @@
         </m:sSub>
       </m:oMath>
       <w:r>
+        <w:rPr>
+          <w:rFonts w:eastAsia="黑体"/>
+        </w:rPr>
         <w:t xml:space="preserve"> </w:t>
       </w:r>
       <w:r>
         <w:rPr>
-          <w:rFonts w:hint="eastAsia"/>
+          <w:rFonts w:hint="eastAsia" w:eastAsia="黑体"/>
         </w:rPr>
         <w:t xml:space="preserve">流向输出端，故</w:t>
       </w:r>
       <w:r>
+        <w:rPr>
+          <w:rFonts w:eastAsia="黑体"/>
+        </w:rPr>
         <w:t xml:space="preserve"> </w:t>
       </w:r>
       <m:oMath>
@@ -1062,7 +1221,7 @@
       </m:oMath>
       <w:r>
         <w:rPr>
-          <w:rFonts w:hint="eastAsia"/>
+          <w:rFonts w:hint="eastAsia" w:eastAsia="黑体"/>
         </w:rPr>
         <w:t xml:space="preserve">，实现反相放大。</w:t>
       </w:r>
@@ -1075,7 +1234,7 @@
       </w:pPr>
       <w:r>
         <w:rPr>
-          <w:rFonts w:hint="eastAsia"/>
+          <w:rFonts w:hint="eastAsia" w:eastAsia="黑体"/>
         </w:rPr>
         <w:t xml:space="preserve">关键计算公式</w:t>
       </w:r>
@@ -1089,7 +1248,7 @@
       </w:pPr>
       <w:r>
         <w:rPr>
-          <w:rFonts w:hint="eastAsia"/>
+          <w:rFonts w:hint="eastAsia" w:eastAsia="黑体"/>
         </w:rPr>
         <w:t xml:space="preserve">电压增益（闭环）：</w:t>
       </w:r>
@@ -1221,7 +1380,7 @@
       </w:pPr>
       <w:r>
         <w:rPr>
-          <w:rFonts w:hint="eastAsia"/>
+          <w:rFonts w:hint="eastAsia" w:eastAsia="黑体"/>
         </w:rPr>
         <w:t xml:space="preserve">输出电压：</w:t>
       </w:r>
@@ -1326,7 +1485,7 @@
       </w:pPr>
       <w:r>
         <w:rPr>
-          <w:rFonts w:hint="eastAsia"/>
+          <w:rFonts w:hint="eastAsia" w:eastAsia="黑体"/>
         </w:rPr>
         <w:t xml:space="preserve">输入电阻：</w:t>
       </w:r>
@@ -1386,7 +1545,7 @@
       </w:pPr>
       <w:r>
         <w:rPr>
-          <w:rFonts w:hint="eastAsia"/>
+          <w:rFonts w:hint="eastAsia" w:eastAsia="黑体"/>
         </w:rPr>
         <w:t xml:space="preserve">同相端平衡电阻（减小输入偏置电流引起的失调）：</w:t>
       </w:r>
@@ -1552,7 +1711,7 @@
             </w:pPr>
             <w:r>
               <w:rPr>
-                <w:rFonts w:hint="eastAsia"/>
+                <w:rFonts w:hint="eastAsia" w:eastAsia="黑体"/>
               </w:rPr>
               <w:t xml:space="preserve">符号</w:t>
             </w:r>
@@ -1566,7 +1725,7 @@
             </w:pPr>
             <w:r>
               <w:rPr>
-                <w:rFonts w:hint="eastAsia"/>
+                <w:rFonts w:hint="eastAsia" w:eastAsia="黑体"/>
               </w:rPr>
               <w:t xml:space="preserve">含义</w:t>
             </w:r>
@@ -1580,7 +1739,7 @@
             </w:pPr>
             <w:r>
               <w:rPr>
-                <w:rFonts w:hint="eastAsia"/>
+                <w:rFonts w:hint="eastAsia" w:eastAsia="黑体"/>
               </w:rPr>
               <w:t xml:space="preserve">单位</w:t>
             </w:r>
@@ -1609,6 +1768,9 @@
               </m:sSub>
             </m:oMath>
             <w:r>
+              <w:rPr>
+                <w:rFonts w:eastAsia="黑体"/>
+              </w:rPr>
               <w:t xml:space="preserve">​</w:t>
             </w:r>
           </w:p>
@@ -1621,7 +1783,7 @@
             </w:pPr>
             <w:r>
               <w:rPr>
-                <w:rFonts w:hint="eastAsia"/>
+                <w:rFonts w:hint="eastAsia" w:eastAsia="黑体"/>
               </w:rPr>
               <w:t xml:space="preserve">输入电阻</w:t>
             </w:r>
@@ -1634,6 +1796,9 @@
               <w:pStyle w:val="Compact"/>
             </w:pPr>
             <w:r>
+              <w:rPr>
+                <w:rFonts w:eastAsia="黑体"/>
+              </w:rPr>
               <w:t xml:space="preserve">Ω</w:t>
             </w:r>
           </w:p>
@@ -1661,6 +1826,9 @@
               </m:sSub>
             </m:oMath>
             <w:r>
+              <w:rPr>
+                <w:rFonts w:eastAsia="黑体"/>
+              </w:rPr>
               <w:t xml:space="preserve">​</w:t>
             </w:r>
           </w:p>
@@ -1673,7 +1841,7 @@
             </w:pPr>
             <w:r>
               <w:rPr>
-                <w:rFonts w:hint="eastAsia"/>
+                <w:rFonts w:hint="eastAsia" w:eastAsia="黑体"/>
               </w:rPr>
               <w:t xml:space="preserve">反馈电阻</w:t>
             </w:r>
@@ -1686,6 +1854,9 @@
               <w:pStyle w:val="Compact"/>
             </w:pPr>
             <w:r>
+              <w:rPr>
+                <w:rFonts w:eastAsia="黑体"/>
+              </w:rPr>
               <w:t xml:space="preserve">Ω</w:t>
             </w:r>
           </w:p>
@@ -1713,6 +1884,9 @@
               </m:sSub>
             </m:oMath>
             <w:r>
+              <w:rPr>
+                <w:rFonts w:eastAsia="黑体"/>
+              </w:rPr>
               <w:t xml:space="preserve">​</w:t>
             </w:r>
           </w:p>
@@ -1725,7 +1899,7 @@
             </w:pPr>
             <w:r>
               <w:rPr>
-                <w:rFonts w:hint="eastAsia"/>
+                <w:rFonts w:hint="eastAsia" w:eastAsia="黑体"/>
               </w:rPr>
               <w:t xml:space="preserve">平衡电阻</w:t>
             </w:r>
@@ -1738,6 +1912,9 @@
               <w:pStyle w:val="Compact"/>
             </w:pPr>
             <w:r>
+              <w:rPr>
+                <w:rFonts w:eastAsia="黑体"/>
+              </w:rPr>
               <w:t xml:space="preserve">Ω</w:t>
             </w:r>
           </w:p>
@@ -1765,6 +1942,9 @@
               </m:sSub>
             </m:oMath>
             <w:r>
+              <w:rPr>
+                <w:rFonts w:eastAsia="黑体"/>
+              </w:rPr>
               <w:t xml:space="preserve">​</w:t>
             </w:r>
           </w:p>
@@ -1777,7 +1957,7 @@
             </w:pPr>
             <w:r>
               <w:rPr>
-                <w:rFonts w:hint="eastAsia"/>
+                <w:rFonts w:hint="eastAsia" w:eastAsia="黑体"/>
               </w:rPr>
               <w:t xml:space="preserve">电压增益</w:t>
             </w:r>
@@ -1791,7 +1971,7 @@
             </w:pPr>
             <w:r>
               <w:rPr>
-                <w:rFonts w:hint="eastAsia"/>
+                <w:rFonts w:hint="eastAsia" w:eastAsia="黑体"/>
               </w:rPr>
               <w:t xml:space="preserve">倍（V/V）</w:t>
             </w:r>
@@ -1823,6 +2003,9 @@
               </m:sSub>
             </m:oMath>
             <w:r>
+              <w:rPr>
+                <w:rFonts w:eastAsia="黑体"/>
+              </w:rPr>
               <w:t xml:space="preserve">、</w:t>
             </w:r>
             <m:oMath>
@@ -1855,16 +2038,19 @@
             </w:pPr>
             <w:r>
               <w:rPr>
-                <w:rFonts w:hint="eastAsia"/>
+                <w:rFonts w:hint="eastAsia" w:eastAsia="黑体"/>
               </w:rPr>
               <w:t xml:space="preserve">输入</w:t>
             </w:r>
             <w:r>
+              <w:rPr>
+                <w:rFonts w:eastAsia="黑体"/>
+              </w:rPr>
               <w:t xml:space="preserve"> / </w:t>
             </w:r>
             <w:r>
               <w:rPr>
-                <w:rFonts w:hint="eastAsia"/>
+                <w:rFonts w:hint="eastAsia" w:eastAsia="黑体"/>
               </w:rPr>
               <w:t xml:space="preserve">输出电压</w:t>
             </w:r>
@@ -1877,6 +2063,9 @@
               <w:pStyle w:val="Compact"/>
             </w:pPr>
             <w:r>
+              <w:rPr>
+                <w:rFonts w:eastAsia="黑体"/>
+              </w:rPr>
               <w:t xml:space="preserve">V</w:t>
             </w:r>
           </w:p>
@@ -1891,7 +2080,7 @@
       </w:pPr>
       <w:r>
         <w:rPr>
-          <w:rFonts w:hint="eastAsia"/>
+          <w:rFonts w:hint="eastAsia" w:eastAsia="黑体"/>
         </w:rPr>
         <w:t xml:space="preserve">元件调整影响</w:t>
       </w:r>
@@ -1920,6 +2109,7 @@
       </m:oMath>
       <w:r>
         <w:rPr>
+          <w:rFonts w:eastAsia="黑体"/>
           <w:b/>
           <w:bCs/>
         </w:rPr>
@@ -1927,7 +2117,7 @@
       </w:r>
       <w:r>
         <w:rPr>
-          <w:rFonts w:hint="eastAsia"/>
+          <w:rFonts w:hint="eastAsia" w:eastAsia="黑体"/>
           <w:b/>
           <w:bCs/>
         </w:rPr>
@@ -1935,6 +2125,7 @@
       </w:r>
       <w:r>
         <w:rPr>
+          <w:rFonts w:eastAsia="黑体"/>
           <w:b/>
           <w:bCs/>
         </w:rPr>
@@ -1942,7 +2133,7 @@
       </w:r>
       <w:r>
         <w:rPr>
-          <w:rFonts w:hint="eastAsia"/>
+          <w:rFonts w:hint="eastAsia" w:eastAsia="黑体"/>
           <w:b/>
           <w:bCs/>
         </w:rPr>
@@ -1950,6 +2141,7 @@
       </w:r>
       <w:r>
         <w:rPr>
+          <w:rFonts w:eastAsia="黑体"/>
           <w:b/>
           <w:bCs/>
         </w:rPr>
@@ -1971,6 +2163,7 @@
       </m:oMath>
       <w:r>
         <w:rPr>
+          <w:rFonts w:eastAsia="黑体"/>
           <w:b/>
           <w:bCs/>
         </w:rPr>
@@ -1978,25 +2171,34 @@
       </w:r>
       <w:r>
         <w:rPr>
-          <w:rFonts w:hint="eastAsia"/>
+          <w:rFonts w:hint="eastAsia" w:eastAsia="黑体"/>
           <w:b/>
           <w:bCs/>
         </w:rPr>
         <w:t xml:space="preserve">减小</w:t>
       </w:r>
       <w:r>
+        <w:rPr>
+          <w:rFonts w:eastAsia="黑体"/>
+        </w:rPr>
         <w:t xml:space="preserve"> </w:t>
       </w:r>
       <w:r>
+        <w:rPr>
+          <w:rFonts w:eastAsia="黑体"/>
+        </w:rPr>
         <w:t xml:space="preserve">→ </w:t>
       </w:r>
       <w:r>
         <w:rPr>
-          <w:rFonts w:hint="eastAsia"/>
+          <w:rFonts w:hint="eastAsia" w:eastAsia="黑体"/>
         </w:rPr>
         <w:t xml:space="preserve">增益</w:t>
       </w:r>
       <w:r>
+        <w:rPr>
+          <w:rFonts w:eastAsia="黑体"/>
+        </w:rPr>
         <w:t xml:space="preserve"> </w:t>
       </w:r>
       <m:oMath>
@@ -2026,11 +2228,14 @@
         </m:r>
       </m:oMath>
       <w:r>
+        <w:rPr>
+          <w:rFonts w:eastAsia="黑体"/>
+        </w:rPr>
         <w:t xml:space="preserve"> </w:t>
       </w:r>
       <w:r>
         <w:rPr>
-          <w:rFonts w:hint="eastAsia"/>
+          <w:rFonts w:hint="eastAsia" w:eastAsia="黑体"/>
         </w:rPr>
         <w:t xml:space="preserve">增大。</w:t>
       </w:r>
@@ -2059,6 +2264,7 @@
       </m:oMath>
       <w:r>
         <w:rPr>
+          <w:rFonts w:eastAsia="黑体"/>
           <w:b/>
           <w:bCs/>
         </w:rPr>
@@ -2066,7 +2272,7 @@
       </w:r>
       <w:r>
         <w:rPr>
-          <w:rFonts w:hint="eastAsia"/>
+          <w:rFonts w:hint="eastAsia" w:eastAsia="黑体"/>
           <w:b/>
           <w:bCs/>
         </w:rPr>
@@ -2074,7 +2280,7 @@
       </w:r>
       <w:r>
         <w:rPr>
-          <w:rFonts w:hint="eastAsia"/>
+          <w:rFonts w:hint="eastAsia" w:eastAsia="黑体"/>
         </w:rPr>
         <w:t xml:space="preserve">：</w:t>
       </w:r>
@@ -2093,15 +2299,21 @@
         </m:sSub>
       </m:oMath>
       <w:r>
+        <w:rPr>
+          <w:rFonts w:eastAsia="黑体"/>
+        </w:rPr>
         <w:t xml:space="preserve"> </w:t>
       </w:r>
       <w:r>
         <w:rPr>
-          <w:rFonts w:hint="eastAsia"/>
+          <w:rFonts w:hint="eastAsia" w:eastAsia="黑体"/>
         </w:rPr>
         <w:t xml:space="preserve">越大输入阻抗越高，但同等增益下</w:t>
       </w:r>
       <w:r>
+        <w:rPr>
+          <w:rFonts w:eastAsia="黑体"/>
+        </w:rPr>
         <w:t xml:space="preserve"> </w:t>
       </w:r>
       <m:oMath>
@@ -2119,11 +2331,14 @@
         </m:sSub>
       </m:oMath>
       <w:r>
+        <w:rPr>
+          <w:rFonts w:eastAsia="黑体"/>
+        </w:rPr>
         <w:t xml:space="preserve"> </w:t>
       </w:r>
       <w:r>
         <w:rPr>
-          <w:rFonts w:hint="eastAsia"/>
+          <w:rFonts w:hint="eastAsia" w:eastAsia="黑体"/>
         </w:rPr>
         <w:t xml:space="preserve">也要更大，热噪声与失调会增大。</w:t>
       </w:r>
@@ -2138,13 +2353,13 @@
       </w:pPr>
       <w:r>
         <w:rPr>
-          <w:rFonts w:hint="eastAsia"/>
+          <w:rFonts w:hint="eastAsia" w:eastAsia="黑体"/>
         </w:rPr>
         <w:t xml:space="preserve">增益受运放</w:t>
       </w:r>
       <w:r>
         <w:rPr>
-          <w:rFonts w:hint="eastAsia"/>
+          <w:rFonts w:hint="eastAsia" w:eastAsia="黑体"/>
           <w:b/>
           <w:bCs/>
         </w:rPr>
@@ -2152,7 +2367,7 @@
       </w:r>
       <w:r>
         <w:rPr>
-          <w:rFonts w:hint="eastAsia"/>
+          <w:rFonts w:hint="eastAsia" w:eastAsia="黑体"/>
         </w:rPr>
         <w:t xml:space="preserve">限制：信号频率越高，可获得的闭环增益越低。</w:t>
       </w:r>
@@ -2167,7 +2382,7 @@
       </w:pPr>
       <w:r>
         <w:rPr>
-          <w:rFonts w:hint="eastAsia"/>
+          <w:rFonts w:hint="eastAsia" w:eastAsia="黑体"/>
         </w:rPr>
         <w:t xml:space="preserve">输出摆幅不能超过运放电源电压范围，增益设置过大时会发生削波失真。</w:t>
       </w:r>
@@ -2180,7 +2395,7 @@
       </w:pPr>
       <w:r>
         <w:rPr>
-          <w:rFonts w:hint="eastAsia"/>
+          <w:rFonts w:hint="eastAsia" w:eastAsia="黑体"/>
         </w:rPr>
         <w:t xml:space="preserve">典型参数示例</w:t>
       </w:r>
@@ -2195,11 +2410,14 @@
       </w:pPr>
       <w:r>
         <w:rPr>
-          <w:rFonts w:hint="eastAsia"/>
+          <w:rFonts w:hint="eastAsia" w:eastAsia="黑体"/>
         </w:rPr>
         <w:t xml:space="preserve">取</w:t>
       </w:r>
       <w:r>
+        <w:rPr>
+          <w:rFonts w:eastAsia="黑体"/>
+        </w:rPr>
         <w:t xml:space="preserve"> </w:t>
       </w:r>
       <m:oMath>
@@ -2236,6 +2454,9 @@
         </m:r>
       </m:oMath>
       <w:r>
+        <w:rPr>
+          <w:rFonts w:eastAsia="黑体"/>
+        </w:rPr>
         <w:t xml:space="preserve">、</w:t>
       </w:r>
       <m:oMath>
@@ -2273,7 +2494,7 @@
       </m:oMath>
       <w:r>
         <w:rPr>
-          <w:rFonts w:hint="eastAsia"/>
+          <w:rFonts w:hint="eastAsia" w:eastAsia="黑体"/>
         </w:rPr>
         <w:t xml:space="preserve">：</w:t>
       </w:r>
@@ -2307,6 +2528,9 @@
         </m:r>
       </m:oMath>
       <w:r>
+        <w:rPr>
+          <w:rFonts w:eastAsia="黑体"/>
+        </w:rPr>
         <w:t xml:space="preserve">。</w:t>
       </w:r>
     </w:p>
@@ -2320,11 +2544,14 @@
       </w:pPr>
       <w:r>
         <w:rPr>
-          <w:rFonts w:hint="eastAsia"/>
+          <w:rFonts w:hint="eastAsia" w:eastAsia="黑体"/>
         </w:rPr>
         <w:t xml:space="preserve">取</w:t>
       </w:r>
       <w:r>
+        <w:rPr>
+          <w:rFonts w:eastAsia="黑体"/>
+        </w:rPr>
         <w:t xml:space="preserve"> </w:t>
       </w:r>
       <m:oMath>
@@ -2380,7 +2607,7 @@
       </m:oMath>
       <w:r>
         <w:rPr>
-          <w:rFonts w:hint="eastAsia"/>
+          <w:rFonts w:hint="eastAsia" w:eastAsia="黑体"/>
         </w:rPr>
         <w:t xml:space="preserve">：</w:t>
       </w:r>
@@ -2415,7 +2642,7 @@
       </m:oMath>
       <w:r>
         <w:rPr>
-          <w:rFonts w:hint="eastAsia"/>
+          <w:rFonts w:hint="eastAsia" w:eastAsia="黑体"/>
         </w:rPr>
         <w:t xml:space="preserve">（反相器）。</w:t>
       </w:r>
@@ -2430,11 +2657,14 @@
       </w:pPr>
       <w:r>
         <w:rPr>
-          <w:rFonts w:hint="eastAsia"/>
+          <w:rFonts w:hint="eastAsia" w:eastAsia="黑体"/>
         </w:rPr>
         <w:t xml:space="preserve">平衡电阻</w:t>
       </w:r>
       <w:r>
+        <w:rPr>
+          <w:rFonts w:eastAsia="黑体"/>
+        </w:rPr>
         <w:t xml:space="preserve"> </w:t>
       </w:r>
       <m:oMath>
@@ -2503,6 +2733,9 @@
         </m:r>
       </m:oMath>
       <w:r>
+        <w:rPr>
+          <w:rFonts w:eastAsia="黑体"/>
+        </w:rPr>
         <w:t xml:space="preserve">。</w:t>
       </w:r>
     </w:p>
@@ -2514,7 +2747,7 @@
       </w:pPr>
       <w:r>
         <w:rPr>
-          <w:rFonts w:hint="eastAsia"/>
+          <w:rFonts w:hint="eastAsia" w:eastAsia="黑体"/>
         </w:rPr>
         <w:t xml:space="preserve">常见器件型号</w:t>
       </w:r>
@@ -2529,7 +2762,7 @@
       </w:pPr>
       <w:r>
         <w:rPr>
-          <w:rFonts w:hint="eastAsia"/>
+          <w:rFonts w:hint="eastAsia" w:eastAsia="黑体"/>
         </w:rPr>
         <w:t xml:space="preserve">通用运放：LM358、LM324、TL072、TL084。</w:t>
       </w:r>
@@ -2544,7 +2777,7 @@
       </w:pPr>
       <w:r>
         <w:rPr>
-          <w:rFonts w:hint="eastAsia"/>
+          <w:rFonts w:hint="eastAsia" w:eastAsia="黑体"/>
         </w:rPr>
         <w:t xml:space="preserve">音频运放：NE5532、OPA2134。</w:t>
       </w:r>
@@ -2559,7 +2792,7 @@
       </w:pPr>
       <w:r>
         <w:rPr>
-          <w:rFonts w:hint="eastAsia"/>
+          <w:rFonts w:hint="eastAsia" w:eastAsia="黑体"/>
         </w:rPr>
         <w:t xml:space="preserve">精密运放：OP07、OPA2277。</w:t>
       </w:r>
@@ -2574,25 +2807,31 @@
       </w:pPr>
       <w:r>
         <w:rPr>
-          <w:rFonts w:hint="eastAsia"/>
+          <w:rFonts w:hint="eastAsia" w:eastAsia="黑体"/>
         </w:rPr>
         <w:t xml:space="preserve">电阻：1%</w:t>
       </w:r>
       <w:r>
+        <w:rPr>
+          <w:rFonts w:eastAsia="黑体"/>
+        </w:rPr>
         <w:t xml:space="preserve"> </w:t>
       </w:r>
       <w:r>
         <w:rPr>
-          <w:rFonts w:hint="eastAsia"/>
+          <w:rFonts w:hint="eastAsia" w:eastAsia="黑体"/>
         </w:rPr>
         <w:t xml:space="preserve">金属膜</w:t>
       </w:r>
       <w:r>
+        <w:rPr>
+          <w:rFonts w:eastAsia="黑体"/>
+        </w:rPr>
         <w:t xml:space="preserve"> / </w:t>
       </w:r>
       <w:r>
         <w:rPr>
-          <w:rFonts w:hint="eastAsia"/>
+          <w:rFonts w:hint="eastAsia" w:eastAsia="黑体"/>
         </w:rPr>
         <w:t xml:space="preserve">薄膜电阻。</w:t>
       </w:r>
@@ -2605,7 +2844,7 @@
       </w:pPr>
       <w:r>
         <w:rPr>
-          <w:rFonts w:hint="eastAsia"/>
+          <w:rFonts w:hint="eastAsia" w:eastAsia="黑体"/>
         </w:rPr>
         <w:t xml:space="preserve">注意事项</w:t>
       </w:r>
@@ -2620,11 +2859,14 @@
       </w:pPr>
       <w:r>
         <w:rPr>
-          <w:rFonts w:hint="eastAsia"/>
+          <w:rFonts w:hint="eastAsia" w:eastAsia="黑体"/>
         </w:rPr>
         <w:t xml:space="preserve">反相输入阻抗较低（等于</w:t>
       </w:r>
       <w:r>
+        <w:rPr>
+          <w:rFonts w:eastAsia="黑体"/>
+        </w:rPr>
         <w:t xml:space="preserve"> </w:t>
       </w:r>
       <m:oMath>
@@ -2643,7 +2885,7 @@
       </m:oMath>
       <w:r>
         <w:rPr>
-          <w:rFonts w:hint="eastAsia"/>
+          <w:rFonts w:hint="eastAsia" w:eastAsia="黑体"/>
         </w:rPr>
         <w:t xml:space="preserve">），前级需有足够驱动能力。</w:t>
       </w:r>
@@ -2658,11 +2900,14 @@
       </w:pPr>
       <w:r>
         <w:rPr>
-          <w:rFonts w:hint="eastAsia"/>
+          <w:rFonts w:hint="eastAsia" w:eastAsia="黑体"/>
         </w:rPr>
         <w:t xml:space="preserve">需接平衡电阻</w:t>
       </w:r>
       <w:r>
+        <w:rPr>
+          <w:rFonts w:eastAsia="黑体"/>
+        </w:rPr>
         <w:t xml:space="preserve"> </w:t>
       </w:r>
       <m:oMath>
@@ -2680,11 +2925,14 @@
         </m:sSub>
       </m:oMath>
       <w:r>
+        <w:rPr>
+          <w:rFonts w:eastAsia="黑体"/>
+        </w:rPr>
         <w:t xml:space="preserve"> </w:t>
       </w:r>
       <w:r>
         <w:rPr>
-          <w:rFonts w:hint="eastAsia"/>
+          <w:rFonts w:hint="eastAsia" w:eastAsia="黑体"/>
         </w:rPr>
         <w:t xml:space="preserve">以减小输入偏置电流引起的失调。</w:t>
       </w:r>
@@ -2699,16 +2947,19 @@
       </w:pPr>
       <w:r>
         <w:rPr>
-          <w:rFonts w:hint="eastAsia"/>
+          <w:rFonts w:hint="eastAsia" w:eastAsia="黑体"/>
         </w:rPr>
         <w:t xml:space="preserve">增益受运放增益带宽积（GBW）与摆率限制，高频</w:t>
       </w:r>
       <w:r>
+        <w:rPr>
+          <w:rFonts w:eastAsia="黑体"/>
+        </w:rPr>
         <w:t xml:space="preserve"> / </w:t>
       </w:r>
       <w:r>
         <w:rPr>
-          <w:rFonts w:hint="eastAsia"/>
+          <w:rFonts w:hint="eastAsia" w:eastAsia="黑体"/>
         </w:rPr>
         <w:t xml:space="preserve">大摆幅时易失真。</w:t>
       </w:r>
@@ -2723,7 +2974,7 @@
       </w:pPr>
       <w:r>
         <w:rPr>
-          <w:rFonts w:hint="eastAsia"/>
+          <w:rFonts w:hint="eastAsia" w:eastAsia="黑体"/>
         </w:rPr>
         <w:t xml:space="preserve">双电源运放需提供正负电源，单电源工作时需加直流偏置。</w:t>
       </w:r>
@@ -2736,7 +2987,7 @@
       </w:pPr>
       <w:r>
         <w:rPr>
-          <w:rFonts w:hint="eastAsia"/>
+          <w:rFonts w:hint="eastAsia" w:eastAsia="黑体"/>
         </w:rPr>
         <w:t xml:space="preserve">参考资料</w:t>
       </w:r>
@@ -2750,6 +3001,9 @@
         </w:numPr>
       </w:pPr>
       <w:r>
+        <w:rPr>
+          <w:rFonts w:eastAsia="黑体"/>
+        </w:rPr>
         <w:t xml:space="preserve">TI《Op Amps for Everyone》。</w:t>
       </w:r>
     </w:p>
@@ -2763,7 +3017,7 @@
       </w:pPr>
       <w:r>
         <w:rPr>
-          <w:rFonts w:hint="eastAsia"/>
+          <w:rFonts w:hint="eastAsia" w:eastAsia="黑体"/>
         </w:rPr>
         <w:t xml:space="preserve">《模拟电子技术基础》（童诗白、华成英）。</w:t>
       </w:r>
@@ -2777,6 +3031,9 @@
         </w:numPr>
       </w:pPr>
       <w:r>
+        <w:rPr>
+          <w:rFonts w:eastAsia="黑体"/>
+        </w:rPr>
         <w:t xml:space="preserve">Wikipedia: Operational amplifier applications。</w:t>
       </w:r>
     </w:p>
@@ -2789,11 +3046,11 @@
       </w:pPr>
       <w:r>
         <w:rPr>
-          <w:rFonts w:ascii="Times New Roman" w:hAnsi="Times New Roman"/>
+          <w:rFonts w:ascii="Times New Roman" w:hAnsi="Times New Roman" w:eastAsia="黑体"/>
           <w:color w:val="555555"/>
           <w:sz w:val="21"/>
         </w:rPr>
-        <w:t>材料收集者：杜文杰</w:t>
+        <w:t>材料收集者：杜文杰，WX手机：19519196569，QQ:3478827729</w:t>
       </w:r>
     </w:p>
     <w:sectPr>
@@ -2813,7 +3070,7 @@
 </file>
 
 <file path=word/footer1.xml><?xml version="1.0" encoding="utf-8"?>
-<w:ftr xmlns:m="http://schemas.openxmlformats.org/officeDocument/2006/math" xmlns:mc="http://schemas.openxmlformats.org/markup-compatibility/2006" xmlns:mo="http://schemas.microsoft.com/office/mac/office/2008/main" xmlns:mv="urn:schemas-microsoft-com:mac:vml" xmlns:o="urn:schemas-microsoft-com:office:office" xmlns:r="http://schemas.openxmlformats.org/officeDocument/2006/relationships" xmlns:v="urn:schemas-microsoft-com:vml" xmlns:w10="urn:schemas-microsoft-com:office:word" xmlns:w14="http://schemas.microsoft.com/office/word/2010/wordml" xmlns:w="http://schemas.openxmlformats.org/wordprocessingml/2006/main" xmlns:wne="http://schemas.microsoft.com/office/word/2006/wordml" xmlns:wp14="http://schemas.microsoft.com/office/word/2010/wordprocessingDrawing" xmlns:wp="http://schemas.openxmlformats.org/drawingml/2006/wordprocessingDrawing" xmlns:wpc="http://schemas.microsoft.com/office/word/2010/wordprocessingCanvas" xmlns:wpg="http://schemas.microsoft.com/office/word/2010/wordprocessingGroup" xmlns:wpi="http://schemas.microsoft.com/office/word/2010/wordprocessingInk" xmlns:wps="http://schemas.microsoft.com/office/word/2010/wordprocessingShape" mc:Ignorable="w14 wp14">
+<w:ftr xmlns:mc="http://schemas.openxmlformats.org/markup-compatibility/2006" xmlns:w="http://schemas.openxmlformats.org/wordprocessingml/2006/main" xmlns:m="http://schemas.openxmlformats.org/officeDocument/2006/math" xmlns:mo="http://schemas.microsoft.com/office/mac/office/2008/main" xmlns:mv="urn:schemas-microsoft-com:mac:vml" xmlns:o="urn:schemas-microsoft-com:office:office" xmlns:r="http://schemas.openxmlformats.org/officeDocument/2006/relationships" xmlns:v="urn:schemas-microsoft-com:vml" xmlns:w10="urn:schemas-microsoft-com:office:word" xmlns:w14="http://schemas.microsoft.com/office/word/2010/wordml" xmlns:wne="http://schemas.microsoft.com/office/word/2006/wordml" xmlns:wp14="http://schemas.microsoft.com/office/word/2010/wordprocessingDrawing" xmlns:wp="http://schemas.openxmlformats.org/drawingml/2006/wordprocessingDrawing" xmlns:wpc="http://schemas.microsoft.com/office/word/2010/wordprocessingCanvas" xmlns:wpg="http://schemas.microsoft.com/office/word/2010/wordprocessingGroup" xmlns:wpi="http://schemas.microsoft.com/office/word/2010/wordprocessingInk" xmlns:wps="http://schemas.microsoft.com/office/word/2010/wordprocessingShape" mc:Ignorable="w14 wp14">
   <w:p>
     <w:pPr>
       <w:pStyle w:val="Footer"/>
@@ -2821,12 +3078,14 @@
     </w:pPr>
     <w:r>
       <w:rPr>
+        <w:rFonts w:eastAsia="黑体"/>
         <w:sz w:val="18"/>
       </w:rPr>
       <w:t xml:space="preserve">第 </w:t>
     </w:r>
     <w:r>
       <w:rPr>
+        <w:rFonts w:eastAsia="黑体"/>
         <w:sz w:val="18"/>
       </w:rPr>
       <w:fldChar w:fldCharType="begin"/>
@@ -2835,6 +3094,7 @@
     </w:r>
     <w:r>
       <w:rPr>
+        <w:rFonts w:eastAsia="黑体"/>
         <w:sz w:val="18"/>
       </w:rPr>
       <w:t xml:space="preserve"> 页</w:t>
@@ -2848,6 +3108,9 @@
   <w:footnote w:type="continuationSeparator" w:id="0">
     <w:p>
       <w:r>
+        <w:rPr>
+          <w:rFonts w:eastAsia="黑体"/>
+        </w:rPr>
         <w:continuationSeparator/>
       </w:r>
     </w:p>
@@ -2855,6 +3118,9 @@
   <w:footnote w:type="separator" w:id="-1">
     <w:p>
       <w:r>
+        <w:rPr>
+          <w:rFonts w:eastAsia="黑体"/>
+        </w:rPr>
         <w:separator/>
       </w:r>
     </w:p>
@@ -2863,7 +3129,7 @@
 </file>
 
 <file path=word/header1.xml><?xml version="1.0" encoding="utf-8"?>
-<w:hdr xmlns:m="http://schemas.openxmlformats.org/officeDocument/2006/math" xmlns:mc="http://schemas.openxmlformats.org/markup-compatibility/2006" xmlns:mo="http://schemas.microsoft.com/office/mac/office/2008/main" xmlns:mv="urn:schemas-microsoft-com:mac:vml" xmlns:o="urn:schemas-microsoft-com:office:office" xmlns:r="http://schemas.openxmlformats.org/officeDocument/2006/relationships" xmlns:v="urn:schemas-microsoft-com:vml" xmlns:w10="urn:schemas-microsoft-com:office:word" xmlns:w14="http://schemas.microsoft.com/office/word/2010/wordml" xmlns:w="http://schemas.openxmlformats.org/wordprocessingml/2006/main" xmlns:wne="http://schemas.microsoft.com/office/word/2006/wordml" xmlns:wp14="http://schemas.microsoft.com/office/word/2010/wordprocessingDrawing" xmlns:wp="http://schemas.openxmlformats.org/drawingml/2006/wordprocessingDrawing" xmlns:wpc="http://schemas.microsoft.com/office/word/2010/wordprocessingCanvas" xmlns:wpg="http://schemas.microsoft.com/office/word/2010/wordprocessingGroup" xmlns:wpi="http://schemas.microsoft.com/office/word/2010/wordprocessingInk" xmlns:wps="http://schemas.microsoft.com/office/word/2010/wordprocessingShape" mc:Ignorable="w14 wp14">
+<w:hdr xmlns:mc="http://schemas.openxmlformats.org/markup-compatibility/2006" xmlns:w="http://schemas.openxmlformats.org/wordprocessingml/2006/main" xmlns:m="http://schemas.openxmlformats.org/officeDocument/2006/math" xmlns:mo="http://schemas.microsoft.com/office/mac/office/2008/main" xmlns:mv="urn:schemas-microsoft-com:mac:vml" xmlns:o="urn:schemas-microsoft-com:office:office" xmlns:r="http://schemas.openxmlformats.org/officeDocument/2006/relationships" xmlns:v="urn:schemas-microsoft-com:vml" xmlns:w10="urn:schemas-microsoft-com:office:word" xmlns:w14="http://schemas.microsoft.com/office/word/2010/wordml" xmlns:wne="http://schemas.microsoft.com/office/word/2006/wordml" xmlns:wp14="http://schemas.microsoft.com/office/word/2010/wordprocessingDrawing" xmlns:wp="http://schemas.openxmlformats.org/drawingml/2006/wordprocessingDrawing" xmlns:wpc="http://schemas.microsoft.com/office/word/2010/wordprocessingCanvas" xmlns:wpg="http://schemas.microsoft.com/office/word/2010/wordprocessingGroup" xmlns:wpi="http://schemas.microsoft.com/office/word/2010/wordprocessingInk" xmlns:wps="http://schemas.microsoft.com/office/word/2010/wordprocessingShape" mc:Ignorable="w14 wp14">
   <w:p>
     <w:pPr>
       <w:pStyle w:val="Header"/>
@@ -2871,7 +3137,7 @@
     </w:pPr>
     <w:r>
       <w:rPr>
-        <w:rFonts w:ascii="Times New Roman" w:hAnsi="Times New Roman"/>
+        <w:rFonts w:ascii="Times New Roman" w:hAnsi="Times New Roman" w:eastAsia="黑体"/>
         <w:sz w:val="18"/>
         <w:rFonts w:eastAsia="黑体"/>
         <w:rFonts w:eastAsia="黑体"/>
@@ -2883,7 +3149,7 @@
 </file>
 
 <file path=word/numbering.xml><?xml version="1.0" encoding="utf-8"?>
-<w:numbering xmlns:m="http://schemas.openxmlformats.org/officeDocument/2006/math" xmlns:mc="http://schemas.openxmlformats.org/markup-compatibility/2006" xmlns:mo="http://schemas.microsoft.com/office/mac/office/2008/main" xmlns:mv="urn:schemas-microsoft-com:mac:vml" xmlns:o="urn:schemas-microsoft-com:office:office" xmlns:r="http://schemas.openxmlformats.org/officeDocument/2006/relationships" xmlns:v="urn:schemas-microsoft-com:vml" xmlns:w="http://schemas.openxmlformats.org/wordprocessingml/2006/main" xmlns:w10="urn:schemas-microsoft-com:office:word" xmlns:w14="http://schemas.microsoft.com/office/word/2010/wordml" xmlns:wne="http://schemas.microsoft.com/office/word/2006/wordml" xmlns:wp="http://schemas.openxmlformats.org/drawingml/2006/wordprocessingDrawing" xmlns:wp14="http://schemas.microsoft.com/office/word/2010/wordprocessingDrawing" xmlns:wpc="http://schemas.microsoft.com/office/word/2010/wordprocessingCanvas" xmlns:wpg="http://schemas.microsoft.com/office/word/2010/wordprocessingGroup" xmlns:wpi="http://schemas.microsoft.com/office/word/2010/wordprocessingInk" xmlns:wps="http://schemas.microsoft.com/office/word/2010/wordprocessingShape" mc:Ignorable="w14 wp14">
+<w:numbering xmlns:mc="http://schemas.openxmlformats.org/markup-compatibility/2006" xmlns:w="http://schemas.openxmlformats.org/wordprocessingml/2006/main" xmlns:m="http://schemas.openxmlformats.org/officeDocument/2006/math" xmlns:mo="http://schemas.microsoft.com/office/mac/office/2008/main" xmlns:mv="urn:schemas-microsoft-com:mac:vml" xmlns:o="urn:schemas-microsoft-com:office:office" xmlns:r="http://schemas.openxmlformats.org/officeDocument/2006/relationships" xmlns:v="urn:schemas-microsoft-com:vml" xmlns:w10="urn:schemas-microsoft-com:office:word" xmlns:w14="http://schemas.microsoft.com/office/word/2010/wordml" xmlns:wne="http://schemas.microsoft.com/office/word/2006/wordml" xmlns:wp="http://schemas.openxmlformats.org/drawingml/2006/wordprocessingDrawing" xmlns:wp14="http://schemas.microsoft.com/office/word/2010/wordprocessingDrawing" xmlns:wpc="http://schemas.microsoft.com/office/word/2010/wordprocessingCanvas" xmlns:wpg="http://schemas.microsoft.com/office/word/2010/wordprocessingGroup" xmlns:wpi="http://schemas.microsoft.com/office/word/2010/wordprocessingInk" xmlns:wps="http://schemas.microsoft.com/office/word/2010/wordprocessingShape" mc:Ignorable="w14 wp14">
   <w:abstractNum w:abstractNumId="0">
     <w:nsid w:val="FFFFFF7C"/>
     <w:multiLevelType w:val="singleLevel"/>
@@ -2970,7 +3236,7 @@
         <w:ind w:hanging="360" w:left="1440"/>
       </w:pPr>
       <w:rPr>
-        <w:rFonts w:ascii="Symbol" w:hAnsi="Symbol" w:hint="default"/>
+        <w:rFonts w:ascii="Symbol" w:hAnsi="Symbol" w:hint="default" w:eastAsia="黑体"/>
       </w:rPr>
     </w:lvl>
   </w:abstractNum>
@@ -2991,7 +3257,7 @@
         <w:ind w:hanging="360" w:left="1080"/>
       </w:pPr>
       <w:rPr>
-        <w:rFonts w:ascii="Symbol" w:hAnsi="Symbol" w:hint="default"/>
+        <w:rFonts w:ascii="Symbol" w:hAnsi="Symbol" w:hint="default" w:eastAsia="黑体"/>
       </w:rPr>
     </w:lvl>
   </w:abstractNum>
@@ -3012,7 +3278,7 @@
         <w:ind w:hanging="360" w:left="720"/>
       </w:pPr>
       <w:rPr>
-        <w:rFonts w:ascii="Symbol" w:hAnsi="Symbol" w:hint="default"/>
+        <w:rFonts w:ascii="Symbol" w:hAnsi="Symbol" w:hint="default" w:eastAsia="黑体"/>
       </w:rPr>
     </w:lvl>
   </w:abstractNum>
@@ -3051,7 +3317,7 @@
         <w:ind w:hanging="360" w:left="360"/>
       </w:pPr>
       <w:rPr>
-        <w:rFonts w:ascii="Symbol" w:hAnsi="Symbol" w:hint="default"/>
+        <w:rFonts w:ascii="Symbol" w:hAnsi="Symbol" w:hint="default" w:eastAsia="黑体"/>
       </w:rPr>
     </w:lvl>
   </w:abstractNum>
@@ -3142,7 +3408,7 @@
         <w:ind w:left="720" w:hanging="360"/>
       </w:pPr>
       <w:rPr>
-        <w:rFonts w:ascii="Symbol" w:hAnsi="Symbol" w:cs="Symbol" w:hint="default"/>
+        <w:rFonts w:ascii="Symbol" w:hAnsi="Symbol" w:cs="Symbol" w:hint="default" w:eastAsia="黑体"/>
       </w:rPr>
     </w:lvl>
     <w:lvl w:ilvl="1">
@@ -3153,7 +3419,7 @@
         <w:ind w:left="1440" w:hanging="360"/>
       </w:pPr>
       <w:rPr>
-        <w:rFonts w:ascii="Courier New" w:hAnsi="Courier New" w:cs="Courier New" w:hint="default"/>
+        <w:rFonts w:ascii="Courier New" w:hAnsi="Courier New" w:cs="Courier New" w:hint="default" w:eastAsia="黑体"/>
       </w:rPr>
     </w:lvl>
     <w:lvl w:ilvl="2">
@@ -3164,7 +3430,7 @@
         <w:ind w:left="2160" w:hanging="360"/>
       </w:pPr>
       <w:rPr>
-        <w:rFonts w:ascii="Wingdings" w:hAnsi="Wingdings" w:cs="Wingdings" w:hint="default"/>
+        <w:rFonts w:ascii="Wingdings" w:hAnsi="Wingdings" w:cs="Wingdings" w:hint="default" w:eastAsia="黑体"/>
       </w:rPr>
     </w:lvl>
     <w:lvl w:ilvl="3">
@@ -3175,7 +3441,7 @@
         <w:ind w:left="2880" w:hanging="360"/>
       </w:pPr>
       <w:rPr>
-        <w:rFonts w:ascii="Symbol" w:hAnsi="Symbol" w:cs="Symbol" w:hint="default"/>
+        <w:rFonts w:ascii="Symbol" w:hAnsi="Symbol" w:cs="Symbol" w:hint="default" w:eastAsia="黑体"/>
       </w:rPr>
     </w:lvl>
     <w:lvl w:ilvl="4">
@@ -3186,7 +3452,7 @@
         <w:ind w:left="3600" w:hanging="360"/>
       </w:pPr>
       <w:rPr>
-        <w:rFonts w:ascii="Courier New" w:hAnsi="Courier New" w:cs="Courier New" w:hint="default"/>
+        <w:rFonts w:ascii="Courier New" w:hAnsi="Courier New" w:cs="Courier New" w:hint="default" w:eastAsia="黑体"/>
       </w:rPr>
     </w:lvl>
     <w:lvl w:ilvl="5">
@@ -3197,7 +3463,7 @@
         <w:ind w:left="4320" w:hanging="360"/>
       </w:pPr>
       <w:rPr>
-        <w:rFonts w:ascii="Wingdings" w:hAnsi="Wingdings" w:cs="Wingdings" w:hint="default"/>
+        <w:rFonts w:ascii="Wingdings" w:hAnsi="Wingdings" w:cs="Wingdings" w:hint="default" w:eastAsia="黑体"/>
       </w:rPr>
     </w:lvl>
     <w:lvl w:ilvl="6">
@@ -3208,7 +3474,7 @@
         <w:ind w:left="5040" w:hanging="360"/>
       </w:pPr>
       <w:rPr>
-        <w:rFonts w:ascii="Symbol" w:hAnsi="Symbol" w:cs="Symbol" w:hint="default"/>
+        <w:rFonts w:ascii="Symbol" w:hAnsi="Symbol" w:cs="Symbol" w:hint="default" w:eastAsia="黑体"/>
       </w:rPr>
     </w:lvl>
     <w:lvl w:ilvl="7">
@@ -3219,7 +3485,7 @@
         <w:ind w:left="5760" w:hanging="360"/>
       </w:pPr>
       <w:rPr>
-        <w:rFonts w:ascii="Courier New" w:hAnsi="Courier New" w:cs="Courier New" w:hint="default"/>
+        <w:rFonts w:ascii="Courier New" w:hAnsi="Courier New" w:cs="Courier New" w:hint="default" w:eastAsia="黑体"/>
       </w:rPr>
     </w:lvl>
     <w:lvl w:ilvl="8">
@@ -3230,7 +3496,7 @@
         <w:ind w:left="6480" w:hanging="360"/>
       </w:pPr>
       <w:rPr>
-        <w:rFonts w:ascii="Wingdings" w:hAnsi="Wingdings" w:cs="Wingdings" w:hint="default"/>
+        <w:rFonts w:ascii="Wingdings" w:hAnsi="Wingdings" w:cs="Wingdings" w:hint="default" w:eastAsia="黑体"/>
       </w:rPr>
     </w:lvl>
   </w:abstractNum>
@@ -3286,11 +3552,11 @@
 </file>
 
 <file path=word/styles.xml><?xml version="1.0" encoding="utf-8"?>
-<w:styles xmlns:mc="http://schemas.openxmlformats.org/markup-compatibility/2006" xmlns:r="http://schemas.openxmlformats.org/officeDocument/2006/relationships" xmlns:w="http://schemas.openxmlformats.org/wordprocessingml/2006/main" xmlns:w14="http://schemas.microsoft.com/office/word/2010/wordml" mc:Ignorable="w14">
+<w:styles xmlns:mc="http://schemas.openxmlformats.org/markup-compatibility/2006" xmlns:w="http://schemas.openxmlformats.org/wordprocessingml/2006/main" xmlns:r="http://schemas.openxmlformats.org/officeDocument/2006/relationships" xmlns:w14="http://schemas.microsoft.com/office/word/2010/wordml" mc:Ignorable="w14">
   <w:docDefaults>
     <w:rPrDefault>
       <w:rPr>
-        <w:rFonts w:asciiTheme="minorHAnsi" w:cstheme="minorBidi" w:eastAsiaTheme="minorEastAsia" w:hAnsiTheme="minorHAnsi"/>
+        <w:rFonts w:asciiTheme="minorHAnsi" w:cstheme="minorBidi" w:hAnsiTheme="minorHAnsi" w:eastAsia="黑体"/>
         <w:sz w:val="22"/>
         <w:szCs w:val="22"/>
         <w:lang w:bidi="ar-SA" w:eastAsia="en-US" w:val="en-US"/>
@@ -3512,7 +3778,7 @@
       <w:outlineLvl w:val="0"/>
     </w:pPr>
     <w:rPr>
-      <w:rFonts w:ascii="Times New Roman" w:asciiTheme="majorHAnsi" w:cstheme="majorBidi" w:eastAsia="黑体" w:eastAsiaTheme="majorEastAsia" w:hAnsi="Times New Roman" w:hAnsiTheme="majorHAnsi"/>
+      <w:rFonts w:ascii="Times New Roman" w:asciiTheme="majorHAnsi" w:cstheme="majorBidi" w:eastAsia="黑体" w:hAnsi="Times New Roman" w:hAnsiTheme="majorHAnsi"/>
       <w:b/>
       <w:bCs/>
       <w:color w:val="1F3864"/>
@@ -3536,7 +3802,7 @@
       <w:outlineLvl w:val="1"/>
     </w:pPr>
     <w:rPr>
-      <w:rFonts w:ascii="Times New Roman" w:asciiTheme="majorHAnsi" w:cstheme="majorBidi" w:eastAsia="黑体" w:eastAsiaTheme="majorEastAsia" w:hAnsi="Times New Roman" w:hAnsiTheme="majorHAnsi"/>
+      <w:rFonts w:ascii="Times New Roman" w:asciiTheme="majorHAnsi" w:cstheme="majorBidi" w:eastAsia="黑体" w:hAnsi="Times New Roman" w:hAnsiTheme="majorHAnsi"/>
       <w:b/>
       <w:bCs/>
       <w:color w:val="2E4E7E"/>
@@ -3560,7 +3826,7 @@
       <w:outlineLvl w:val="2"/>
     </w:pPr>
     <w:rPr>
-      <w:rFonts w:ascii="Times New Roman" w:asciiTheme="majorHAnsi" w:cstheme="majorBidi" w:eastAsia="黑体" w:eastAsiaTheme="majorEastAsia" w:hAnsi="Times New Roman" w:hAnsiTheme="majorHAnsi"/>
+      <w:rFonts w:ascii="Times New Roman" w:asciiTheme="majorHAnsi" w:cstheme="majorBidi" w:eastAsia="黑体" w:hAnsi="Times New Roman" w:hAnsiTheme="majorHAnsi"/>
       <w:b/>
       <w:bCs/>
       <w:color w:val="2E4E7E"/>
@@ -3584,7 +3850,7 @@
       <w:outlineLvl w:val="3"/>
     </w:pPr>
     <w:rPr>
-      <w:rFonts w:ascii="Times New Roman" w:asciiTheme="majorHAnsi" w:cstheme="majorBidi" w:eastAsia="黑体" w:eastAsiaTheme="majorEastAsia" w:hAnsi="Times New Roman" w:hAnsiTheme="majorHAnsi"/>
+      <w:rFonts w:ascii="Times New Roman" w:asciiTheme="majorHAnsi" w:cstheme="majorBidi" w:eastAsia="黑体" w:hAnsi="Times New Roman" w:hAnsiTheme="majorHAnsi"/>
       <w:b/>
       <w:bCs/>
       <w:i/>
@@ -3610,7 +3876,7 @@
       <w:outlineLvl w:val="4"/>
     </w:pPr>
     <w:rPr>
-      <w:rFonts w:ascii="Times New Roman" w:asciiTheme="majorHAnsi" w:cstheme="majorBidi" w:eastAsia="黑体" w:eastAsiaTheme="majorEastAsia" w:hAnsi="Times New Roman" w:hAnsiTheme="majorHAnsi"/>
+      <w:rFonts w:ascii="Times New Roman" w:asciiTheme="majorHAnsi" w:cstheme="majorBidi" w:eastAsia="黑体" w:hAnsi="Times New Roman" w:hAnsiTheme="majorHAnsi"/>
       <w:b/>
       <w:color w:val="333333"/>
       <w:sz w:val="22"/>
@@ -3633,7 +3899,7 @@
       <w:outlineLvl w:val="5"/>
     </w:pPr>
     <w:rPr>
-      <w:rFonts w:asciiTheme="majorHAnsi" w:cstheme="majorBidi" w:eastAsiaTheme="majorEastAsia" w:hAnsiTheme="majorHAnsi"/>
+      <w:rFonts w:asciiTheme="majorHAnsi" w:cstheme="majorBidi" w:hAnsiTheme="majorHAnsi" w:eastAsia="黑体"/>
       <w:i/>
       <w:iCs/>
       <w:color w:themeColor="accent1" w:themeShade="7F" w:val="243F60"/>
@@ -3656,7 +3922,7 @@
       <w:outlineLvl w:val="6"/>
     </w:pPr>
     <w:rPr>
-      <w:rFonts w:asciiTheme="majorHAnsi" w:cstheme="majorBidi" w:eastAsiaTheme="majorEastAsia" w:hAnsiTheme="majorHAnsi"/>
+      <w:rFonts w:asciiTheme="majorHAnsi" w:cstheme="majorBidi" w:hAnsiTheme="majorHAnsi" w:eastAsia="黑体"/>
       <w:i/>
       <w:iCs/>
       <w:color w:themeColor="text1" w:themeTint="BF" w:val="404040"/>
@@ -3679,7 +3945,7 @@
       <w:outlineLvl w:val="7"/>
     </w:pPr>
     <w:rPr>
-      <w:rFonts w:asciiTheme="majorHAnsi" w:cstheme="majorBidi" w:eastAsiaTheme="majorEastAsia" w:hAnsiTheme="majorHAnsi"/>
+      <w:rFonts w:asciiTheme="majorHAnsi" w:cstheme="majorBidi" w:hAnsiTheme="majorHAnsi" w:eastAsia="黑体"/>
       <w:color w:themeColor="accent1" w:val="4F81BD"/>
       <w:sz w:val="20"/>
       <w:szCs w:val="20"/>
@@ -3702,7 +3968,7 @@
       <w:outlineLvl w:val="8"/>
     </w:pPr>
     <w:rPr>
-      <w:rFonts w:asciiTheme="majorHAnsi" w:cstheme="majorBidi" w:eastAsiaTheme="majorEastAsia" w:hAnsiTheme="majorHAnsi"/>
+      <w:rFonts w:asciiTheme="majorHAnsi" w:cstheme="majorBidi" w:hAnsiTheme="majorHAnsi" w:eastAsia="黑体"/>
       <w:i/>
       <w:iCs/>
       <w:color w:themeColor="text1" w:themeTint="BF" w:val="404040"/>
@@ -3753,7 +4019,7 @@
     <w:uiPriority w:val="9"/>
     <w:rsid w:val="00FC693F"/>
     <w:rPr>
-      <w:rFonts w:asciiTheme="majorHAnsi" w:cstheme="majorBidi" w:eastAsiaTheme="majorEastAsia" w:hAnsiTheme="majorHAnsi"/>
+      <w:rFonts w:asciiTheme="majorHAnsi" w:cstheme="majorBidi" w:hAnsiTheme="majorHAnsi" w:eastAsia="黑体"/>
       <w:b/>
       <w:bCs/>
       <w:color w:themeColor="accent1" w:themeShade="BF" w:val="365F91"/>
@@ -3768,7 +4034,7 @@
     <w:uiPriority w:val="9"/>
     <w:rsid w:val="00FC693F"/>
     <w:rPr>
-      <w:rFonts w:asciiTheme="majorHAnsi" w:cstheme="majorBidi" w:eastAsiaTheme="majorEastAsia" w:hAnsiTheme="majorHAnsi"/>
+      <w:rFonts w:asciiTheme="majorHAnsi" w:cstheme="majorBidi" w:hAnsiTheme="majorHAnsi" w:eastAsia="黑体"/>
       <w:b/>
       <w:bCs/>
       <w:color w:themeColor="accent1" w:val="4F81BD"/>
@@ -3783,7 +4049,7 @@
     <w:uiPriority w:val="9"/>
     <w:rsid w:val="00FC693F"/>
     <w:rPr>
-      <w:rFonts w:asciiTheme="majorHAnsi" w:cstheme="majorBidi" w:eastAsiaTheme="majorEastAsia" w:hAnsiTheme="majorHAnsi"/>
+      <w:rFonts w:asciiTheme="majorHAnsi" w:cstheme="majorBidi" w:hAnsiTheme="majorHAnsi" w:eastAsia="黑体"/>
       <w:b/>
       <w:bCs/>
       <w:color w:themeColor="accent1" w:val="4F81BD"/>
@@ -3806,7 +4072,7 @@
       <w:contextualSpacing/>
     </w:pPr>
     <w:rPr>
-      <w:rFonts w:ascii="Times New Roman" w:asciiTheme="majorHAnsi" w:cstheme="majorBidi" w:eastAsia="黑体" w:eastAsiaTheme="majorEastAsia" w:hAnsi="Times New Roman" w:hAnsiTheme="majorHAnsi"/>
+      <w:rFonts w:ascii="Times New Roman" w:asciiTheme="majorHAnsi" w:cstheme="majorBidi" w:eastAsia="黑体" w:hAnsi="Times New Roman" w:hAnsiTheme="majorHAnsi"/>
       <w:b/>
       <w:color w:val="1F3864"/>
       <w:spacing w:val="5"/>
@@ -3822,7 +4088,7 @@
     <w:uiPriority w:val="10"/>
     <w:rsid w:val="00FC693F"/>
     <w:rPr>
-      <w:rFonts w:asciiTheme="majorHAnsi" w:cstheme="majorBidi" w:eastAsiaTheme="majorEastAsia" w:hAnsiTheme="majorHAnsi"/>
+      <w:rFonts w:asciiTheme="majorHAnsi" w:cstheme="majorBidi" w:hAnsiTheme="majorHAnsi" w:eastAsia="黑体"/>
       <w:color w:themeColor="text2" w:themeShade="BF" w:val="17365D"/>
       <w:spacing w:val="5"/>
       <w:kern w:val="28"/>
@@ -3844,7 +4110,7 @@
       </w:numPr>
     </w:pPr>
     <w:rPr>
-      <w:rFonts w:asciiTheme="majorHAnsi" w:cstheme="majorBidi" w:eastAsiaTheme="majorEastAsia" w:hAnsiTheme="majorHAnsi"/>
+      <w:rFonts w:asciiTheme="majorHAnsi" w:cstheme="majorBidi" w:hAnsiTheme="majorHAnsi" w:eastAsia="黑体"/>
       <w:i/>
       <w:iCs/>
       <w:color w:themeColor="accent1" w:val="4F81BD"/>
@@ -3860,7 +4126,7 @@
     <w:uiPriority w:val="11"/>
     <w:rsid w:val="00FC693F"/>
     <w:rPr>
-      <w:rFonts w:asciiTheme="majorHAnsi" w:cstheme="majorBidi" w:eastAsiaTheme="majorEastAsia" w:hAnsiTheme="majorHAnsi"/>
+      <w:rFonts w:asciiTheme="majorHAnsi" w:cstheme="majorBidi" w:hAnsiTheme="majorHAnsi" w:eastAsia="黑体"/>
       <w:i/>
       <w:iCs/>
       <w:color w:themeColor="accent1" w:val="4F81BD"/>
@@ -3927,6 +4193,7 @@
       <w:spacing w:after="120"/>
     </w:pPr>
     <w:rPr>
+      <w:rFonts w:eastAsia="黑体"/>
       <w:sz w:val="16"/>
       <w:szCs w:val="16"/>
     </w:rPr>
@@ -3938,6 +4205,7 @@
     <w:uiPriority w:val="99"/>
     <w:rsid w:val="00AA1D8D"/>
     <w:rPr>
+      <w:rFonts w:eastAsia="黑体"/>
       <w:sz w:val="16"/>
       <w:szCs w:val="16"/>
     </w:rPr>
@@ -4107,7 +4375,7 @@
       </w:tabs>
     </w:pPr>
     <w:rPr>
-      <w:rFonts w:ascii="Courier" w:hAnsi="Courier"/>
+      <w:rFonts w:ascii="Courier" w:hAnsi="Courier" w:eastAsia="黑体"/>
       <w:sz w:val="20"/>
       <w:szCs w:val="20"/>
     </w:rPr>
@@ -4119,7 +4387,7 @@
     <w:uiPriority w:val="99"/>
     <w:rsid w:val="0029639D"/>
     <w:rPr>
-      <w:rFonts w:ascii="Courier" w:hAnsi="Courier"/>
+      <w:rFonts w:ascii="Courier" w:hAnsi="Courier" w:eastAsia="黑体"/>
       <w:sz w:val="20"/>
       <w:szCs w:val="20"/>
     </w:rPr>
@@ -4155,6 +4423,7 @@
     <w:uiPriority w:val="29"/>
     <w:rsid w:val="00FC693F"/>
     <w:rPr>
+      <w:rFonts w:eastAsia="黑体"/>
       <w:i/>
       <w:iCs/>
       <w:color w:themeColor="text1" w:val="000000"/>
@@ -4168,7 +4437,7 @@
     <w:semiHidden/>
     <w:rsid w:val="00FC693F"/>
     <w:rPr>
-      <w:rFonts w:asciiTheme="majorHAnsi" w:cstheme="majorBidi" w:eastAsiaTheme="majorEastAsia" w:hAnsiTheme="majorHAnsi"/>
+      <w:rFonts w:asciiTheme="majorHAnsi" w:cstheme="majorBidi" w:hAnsiTheme="majorHAnsi" w:eastAsia="黑体"/>
       <w:b/>
       <w:bCs/>
       <w:i/>
@@ -4184,7 +4453,7 @@
     <w:semiHidden/>
     <w:rsid w:val="00FC693F"/>
     <w:rPr>
-      <w:rFonts w:asciiTheme="majorHAnsi" w:cstheme="majorBidi" w:eastAsiaTheme="majorEastAsia" w:hAnsiTheme="majorHAnsi"/>
+      <w:rFonts w:asciiTheme="majorHAnsi" w:cstheme="majorBidi" w:hAnsiTheme="majorHAnsi" w:eastAsia="黑体"/>
       <w:color w:themeColor="accent1" w:themeShade="7F" w:val="243F60"/>
     </w:rPr>
   </w:style>
@@ -4196,7 +4465,7 @@
     <w:semiHidden/>
     <w:rsid w:val="00FC693F"/>
     <w:rPr>
-      <w:rFonts w:asciiTheme="majorHAnsi" w:cstheme="majorBidi" w:eastAsiaTheme="majorEastAsia" w:hAnsiTheme="majorHAnsi"/>
+      <w:rFonts w:asciiTheme="majorHAnsi" w:cstheme="majorBidi" w:hAnsiTheme="majorHAnsi" w:eastAsia="黑体"/>
       <w:i/>
       <w:iCs/>
       <w:color w:themeColor="accent1" w:themeShade="7F" w:val="243F60"/>
@@ -4210,7 +4479,7 @@
     <w:semiHidden/>
     <w:rsid w:val="00FC693F"/>
     <w:rPr>
-      <w:rFonts w:asciiTheme="majorHAnsi" w:cstheme="majorBidi" w:eastAsiaTheme="majorEastAsia" w:hAnsiTheme="majorHAnsi"/>
+      <w:rFonts w:asciiTheme="majorHAnsi" w:cstheme="majorBidi" w:hAnsiTheme="majorHAnsi" w:eastAsia="黑体"/>
       <w:i/>
       <w:iCs/>
       <w:color w:themeColor="text1" w:themeTint="BF" w:val="404040"/>
@@ -4224,7 +4493,7 @@
     <w:semiHidden/>
     <w:rsid w:val="00FC693F"/>
     <w:rPr>
-      <w:rFonts w:asciiTheme="majorHAnsi" w:cstheme="majorBidi" w:eastAsiaTheme="majorEastAsia" w:hAnsiTheme="majorHAnsi"/>
+      <w:rFonts w:asciiTheme="majorHAnsi" w:cstheme="majorBidi" w:hAnsiTheme="majorHAnsi" w:eastAsia="黑体"/>
       <w:color w:themeColor="accent1" w:val="4F81BD"/>
       <w:sz w:val="20"/>
       <w:szCs w:val="20"/>
@@ -4238,7 +4507,7 @@
     <w:semiHidden/>
     <w:rsid w:val="00FC693F"/>
     <w:rPr>
-      <w:rFonts w:asciiTheme="majorHAnsi" w:cstheme="majorBidi" w:eastAsiaTheme="majorEastAsia" w:hAnsiTheme="majorHAnsi"/>
+      <w:rFonts w:asciiTheme="majorHAnsi" w:cstheme="majorBidi" w:hAnsiTheme="majorHAnsi" w:eastAsia="黑体"/>
       <w:i/>
       <w:iCs/>
       <w:color w:themeColor="text1" w:themeTint="BF" w:val="404040"/>
@@ -4259,6 +4528,7 @@
       <w:spacing w:line="240" w:lineRule="auto"/>
     </w:pPr>
     <w:rPr>
+      <w:rFonts w:eastAsia="黑体"/>
       <w:b/>
       <w:bCs/>
       <w:color w:themeColor="accent1" w:val="4F81BD"/>
@@ -4273,6 +4543,7 @@
     <w:qFormat/>
     <w:rsid w:val="00FC693F"/>
     <w:rPr>
+      <w:rFonts w:eastAsia="黑体"/>
       <w:b/>
       <w:bCs/>
     </w:rPr>
@@ -4284,6 +4555,7 @@
     <w:qFormat/>
     <w:rsid w:val="00FC693F"/>
     <w:rPr>
+      <w:rFonts w:eastAsia="黑体"/>
       <w:i/>
       <w:iCs/>
     </w:rPr>
@@ -4304,6 +4576,7 @@
       <w:ind w:left="936" w:right="936"/>
     </w:pPr>
     <w:rPr>
+      <w:rFonts w:eastAsia="黑体"/>
       <w:b/>
       <w:bCs/>
       <w:i/>
@@ -4318,6 +4591,7 @@
     <w:uiPriority w:val="30"/>
     <w:rsid w:val="00FC693F"/>
     <w:rPr>
+      <w:rFonts w:eastAsia="黑体"/>
       <w:b/>
       <w:bCs/>
       <w:i/>
@@ -4332,6 +4606,7 @@
     <w:qFormat/>
     <w:rsid w:val="00FC693F"/>
     <w:rPr>
+      <w:rFonts w:eastAsia="黑体"/>
       <w:i/>
       <w:iCs/>
       <w:color w:themeColor="text1" w:themeTint="7F" w:val="808080"/>
@@ -4344,6 +4619,7 @@
     <w:qFormat/>
     <w:rsid w:val="00FC693F"/>
     <w:rPr>
+      <w:rFonts w:eastAsia="黑体"/>
       <w:b/>
       <w:bCs/>
       <w:i/>
@@ -4358,6 +4634,7 @@
     <w:qFormat/>
     <w:rsid w:val="00FC693F"/>
     <w:rPr>
+      <w:rFonts w:eastAsia="黑体"/>
       <w:smallCaps/>
       <w:color w:themeColor="accent2" w:val="C0504D"/>
       <w:u w:val="single"/>
@@ -4370,6 +4647,7 @@
     <w:qFormat/>
     <w:rsid w:val="00FC693F"/>
     <w:rPr>
+      <w:rFonts w:eastAsia="黑体"/>
       <w:b/>
       <w:bCs/>
       <w:smallCaps/>
@@ -4385,6 +4663,7 @@
     <w:qFormat/>
     <w:rsid w:val="00FC693F"/>
     <w:rPr>
+      <w:rFonts w:eastAsia="黑体"/>
       <w:b/>
       <w:bCs/>
       <w:smallCaps/>
@@ -4439,6 +4718,7 @@
       <w:spacing w:after="0" w:line="240" w:lineRule="auto"/>
     </w:pPr>
     <w:rPr>
+      <w:rFonts w:eastAsia="黑体"/>
       <w:color w:themeColor="text1" w:themeShade="BF" w:val="000000"/>
     </w:rPr>
     <w:tblPr>
@@ -4461,6 +4741,7 @@
         <w:spacing w:after="0" w:before="0" w:line="240" w:lineRule="auto"/>
       </w:pPr>
       <w:rPr>
+        <w:rFonts w:eastAsia="黑体"/>
         <w:b/>
         <w:bCs/>
       </w:rPr>
@@ -4481,6 +4762,7 @@
         <w:spacing w:after="0" w:before="0" w:line="240" w:lineRule="auto"/>
       </w:pPr>
       <w:rPr>
+        <w:rFonts w:eastAsia="黑体"/>
         <w:b/>
         <w:bCs/>
       </w:rPr>
@@ -4498,12 +4780,14 @@
     </w:tblStylePr>
     <w:tblStylePr w:type="firstCol">
       <w:rPr>
+        <w:rFonts w:eastAsia="黑体"/>
         <w:b/>
         <w:bCs/>
       </w:rPr>
     </w:tblStylePr>
     <w:tblStylePr w:type="lastCol">
       <w:rPr>
+        <w:rFonts w:eastAsia="黑体"/>
         <w:b/>
         <w:bCs/>
       </w:rPr>
@@ -4542,6 +4826,7 @@
       <w:spacing w:after="0" w:line="240" w:lineRule="auto"/>
     </w:pPr>
     <w:rPr>
+      <w:rFonts w:eastAsia="黑体"/>
       <w:color w:themeColor="accent1" w:themeShade="BF" w:val="365F91"/>
     </w:rPr>
     <w:tblPr>
@@ -4564,6 +4849,7 @@
         <w:spacing w:after="0" w:before="0" w:line="240" w:lineRule="auto"/>
       </w:pPr>
       <w:rPr>
+        <w:rFonts w:eastAsia="黑体"/>
         <w:b/>
         <w:bCs/>
       </w:rPr>
@@ -4584,6 +4870,7 @@
         <w:spacing w:after="0" w:before="0" w:line="240" w:lineRule="auto"/>
       </w:pPr>
       <w:rPr>
+        <w:rFonts w:eastAsia="黑体"/>
         <w:b/>
         <w:bCs/>
       </w:rPr>
@@ -4601,12 +4888,14 @@
     </w:tblStylePr>
     <w:tblStylePr w:type="firstCol">
       <w:rPr>
+        <w:rFonts w:eastAsia="黑体"/>
         <w:b/>
         <w:bCs/>
       </w:rPr>
     </w:tblStylePr>
     <w:tblStylePr w:type="lastCol">
       <w:rPr>
+        <w:rFonts w:eastAsia="黑体"/>
         <w:b/>
         <w:bCs/>
       </w:rPr>
@@ -4645,6 +4934,7 @@
       <w:spacing w:after="0" w:line="240" w:lineRule="auto"/>
     </w:pPr>
     <w:rPr>
+      <w:rFonts w:eastAsia="黑体"/>
       <w:color w:themeColor="accent2" w:themeShade="BF" w:val="943634"/>
     </w:rPr>
     <w:tblPr>
@@ -4667,6 +4957,7 @@
         <w:spacing w:after="0" w:before="0" w:line="240" w:lineRule="auto"/>
       </w:pPr>
       <w:rPr>
+        <w:rFonts w:eastAsia="黑体"/>
         <w:b/>
         <w:bCs/>
       </w:rPr>
@@ -4687,6 +4978,7 @@
         <w:spacing w:after="0" w:before="0" w:line="240" w:lineRule="auto"/>
       </w:pPr>
       <w:rPr>
+        <w:rFonts w:eastAsia="黑体"/>
         <w:b/>
         <w:bCs/>
       </w:rPr>
@@ -4704,12 +4996,14 @@
     </w:tblStylePr>
     <w:tblStylePr w:type="firstCol">
       <w:rPr>
+        <w:rFonts w:eastAsia="黑体"/>
         <w:b/>
         <w:bCs/>
       </w:rPr>
     </w:tblStylePr>
     <w:tblStylePr w:type="lastCol">
       <w:rPr>
+        <w:rFonts w:eastAsia="黑体"/>
         <w:b/>
         <w:bCs/>
       </w:rPr>
@@ -4748,6 +5042,7 @@
       <w:spacing w:after="0" w:line="240" w:lineRule="auto"/>
     </w:pPr>
     <w:rPr>
+      <w:rFonts w:eastAsia="黑体"/>
       <w:color w:themeColor="accent3" w:themeShade="BF" w:val="76923C"/>
     </w:rPr>
     <w:tblPr>
@@ -4770,6 +5065,7 @@
         <w:spacing w:after="0" w:before="0" w:line="240" w:lineRule="auto"/>
       </w:pPr>
       <w:rPr>
+        <w:rFonts w:eastAsia="黑体"/>
         <w:b/>
         <w:bCs/>
       </w:rPr>
@@ -4790,6 +5086,7 @@
         <w:spacing w:after="0" w:before="0" w:line="240" w:lineRule="auto"/>
       </w:pPr>
       <w:rPr>
+        <w:rFonts w:eastAsia="黑体"/>
         <w:b/>
         <w:bCs/>
       </w:rPr>
@@ -4807,12 +5104,14 @@
     </w:tblStylePr>
     <w:tblStylePr w:type="firstCol">
       <w:rPr>
+        <w:rFonts w:eastAsia="黑体"/>
         <w:b/>
         <w:bCs/>
       </w:rPr>
     </w:tblStylePr>
     <w:tblStylePr w:type="lastCol">
       <w:rPr>
+        <w:rFonts w:eastAsia="黑体"/>
         <w:b/>
         <w:bCs/>
       </w:rPr>
@@ -4851,6 +5150,7 @@
       <w:spacing w:after="0" w:line="240" w:lineRule="auto"/>
     </w:pPr>
     <w:rPr>
+      <w:rFonts w:eastAsia="黑体"/>
       <w:color w:themeColor="accent4" w:themeShade="BF" w:val="5F497A"/>
     </w:rPr>
     <w:tblPr>
@@ -4873,6 +5173,7 @@
         <w:spacing w:after="0" w:before="0" w:line="240" w:lineRule="auto"/>
       </w:pPr>
       <w:rPr>
+        <w:rFonts w:eastAsia="黑体"/>
         <w:b/>
         <w:bCs/>
       </w:rPr>
@@ -4893,6 +5194,7 @@
         <w:spacing w:after="0" w:before="0" w:line="240" w:lineRule="auto"/>
       </w:pPr>
       <w:rPr>
+        <w:rFonts w:eastAsia="黑体"/>
         <w:b/>
         <w:bCs/>
       </w:rPr>
@@ -4910,12 +5212,14 @@
     </w:tblStylePr>
     <w:tblStylePr w:type="firstCol">
       <w:rPr>
+        <w:rFonts w:eastAsia="黑体"/>
         <w:b/>
         <w:bCs/>
       </w:rPr>
     </w:tblStylePr>
     <w:tblStylePr w:type="lastCol">
       <w:rPr>
+        <w:rFonts w:eastAsia="黑体"/>
         <w:b/>
         <w:bCs/>
       </w:rPr>
@@ -4954,6 +5258,7 @@
       <w:spacing w:after="0" w:line="240" w:lineRule="auto"/>
     </w:pPr>
     <w:rPr>
+      <w:rFonts w:eastAsia="黑体"/>
       <w:color w:themeColor="accent5" w:themeShade="BF" w:val="31849B"/>
     </w:rPr>
     <w:tblPr>
@@ -4976,6 +5281,7 @@
         <w:spacing w:after="0" w:before="0" w:line="240" w:lineRule="auto"/>
       </w:pPr>
       <w:rPr>
+        <w:rFonts w:eastAsia="黑体"/>
         <w:b/>
         <w:bCs/>
       </w:rPr>
@@ -4996,6 +5302,7 @@
         <w:spacing w:after="0" w:before="0" w:line="240" w:lineRule="auto"/>
       </w:pPr>
       <w:rPr>
+        <w:rFonts w:eastAsia="黑体"/>
         <w:b/>
         <w:bCs/>
       </w:rPr>
@@ -5013,12 +5320,14 @@
     </w:tblStylePr>
     <w:tblStylePr w:type="firstCol">
       <w:rPr>
+        <w:rFonts w:eastAsia="黑体"/>
         <w:b/>
         <w:bCs/>
       </w:rPr>
     </w:tblStylePr>
     <w:tblStylePr w:type="lastCol">
       <w:rPr>
+        <w:rFonts w:eastAsia="黑体"/>
         <w:b/>
         <w:bCs/>
       </w:rPr>
@@ -5057,6 +5366,7 @@
       <w:spacing w:after="0" w:line="240" w:lineRule="auto"/>
     </w:pPr>
     <w:rPr>
+      <w:rFonts w:eastAsia="黑体"/>
       <w:color w:themeColor="accent6" w:themeShade="BF" w:val="E36C0A"/>
     </w:rPr>
     <w:tblPr>
@@ -5079,6 +5389,7 @@
         <w:spacing w:after="0" w:before="0" w:line="240" w:lineRule="auto"/>
       </w:pPr>
       <w:rPr>
+        <w:rFonts w:eastAsia="黑体"/>
         <w:b/>
         <w:bCs/>
       </w:rPr>
@@ -5099,6 +5410,7 @@
         <w:spacing w:after="0" w:before="0" w:line="240" w:lineRule="auto"/>
       </w:pPr>
       <w:rPr>
+        <w:rFonts w:eastAsia="黑体"/>
         <w:b/>
         <w:bCs/>
       </w:rPr>
@@ -5116,12 +5428,14 @@
     </w:tblStylePr>
     <w:tblStylePr w:type="firstCol">
       <w:rPr>
+        <w:rFonts w:eastAsia="黑体"/>
         <w:b/>
         <w:bCs/>
       </w:rPr>
     </w:tblStylePr>
     <w:tblStylePr w:type="lastCol">
       <w:rPr>
+        <w:rFonts w:eastAsia="黑体"/>
         <w:b/>
         <w:bCs/>
       </w:rPr>
@@ -5181,6 +5495,7 @@
         <w:spacing w:after="0" w:before="0" w:line="240" w:lineRule="auto"/>
       </w:pPr>
       <w:rPr>
+        <w:rFonts w:eastAsia="黑体"/>
         <w:b/>
         <w:bCs/>
         <w:color w:themeColor="background1" w:val="FFFFFF"/>
@@ -5195,6 +5510,7 @@
         <w:spacing w:after="0" w:before="0" w:line="240" w:lineRule="auto"/>
       </w:pPr>
       <w:rPr>
+        <w:rFonts w:eastAsia="黑体"/>
         <w:b/>
         <w:bCs/>
       </w:rPr>
@@ -5210,12 +5526,14 @@
     </w:tblStylePr>
     <w:tblStylePr w:type="firstCol">
       <w:rPr>
+        <w:rFonts w:eastAsia="黑体"/>
         <w:b/>
         <w:bCs/>
       </w:rPr>
     </w:tblStylePr>
     <w:tblStylePr w:type="lastCol">
       <w:rPr>
+        <w:rFonts w:eastAsia="黑体"/>
         <w:b/>
         <w:bCs/>
       </w:rPr>
@@ -5273,6 +5591,7 @@
         <w:spacing w:after="0" w:before="0" w:line="240" w:lineRule="auto"/>
       </w:pPr>
       <w:rPr>
+        <w:rFonts w:eastAsia="黑体"/>
         <w:b/>
         <w:bCs/>
         <w:color w:themeColor="background1" w:val="FFFFFF"/>
@@ -5287,6 +5606,7 @@
         <w:spacing w:after="0" w:before="0" w:line="240" w:lineRule="auto"/>
       </w:pPr>
       <w:rPr>
+        <w:rFonts w:eastAsia="黑体"/>
         <w:b/>
         <w:bCs/>
       </w:rPr>
@@ -5302,12 +5622,14 @@
     </w:tblStylePr>
     <w:tblStylePr w:type="firstCol">
       <w:rPr>
+        <w:rFonts w:eastAsia="黑体"/>
         <w:b/>
         <w:bCs/>
       </w:rPr>
     </w:tblStylePr>
     <w:tblStylePr w:type="lastCol">
       <w:rPr>
+        <w:rFonts w:eastAsia="黑体"/>
         <w:b/>
         <w:bCs/>
       </w:rPr>
@@ -5365,6 +5687,7 @@
         <w:spacing w:after="0" w:before="0" w:line="240" w:lineRule="auto"/>
       </w:pPr>
       <w:rPr>
+        <w:rFonts w:eastAsia="黑体"/>
         <w:b/>
         <w:bCs/>
         <w:color w:themeColor="background1" w:val="FFFFFF"/>
@@ -5379,6 +5702,7 @@
         <w:spacing w:after="0" w:before="0" w:line="240" w:lineRule="auto"/>
       </w:pPr>
       <w:rPr>
+        <w:rFonts w:eastAsia="黑体"/>
         <w:b/>
         <w:bCs/>
       </w:rPr>
@@ -5394,12 +5718,14 @@
     </w:tblStylePr>
     <w:tblStylePr w:type="firstCol">
       <w:rPr>
+        <w:rFonts w:eastAsia="黑体"/>
         <w:b/>
         <w:bCs/>
       </w:rPr>
     </w:tblStylePr>
     <w:tblStylePr w:type="lastCol">
       <w:rPr>
+        <w:rFonts w:eastAsia="黑体"/>
         <w:b/>
         <w:bCs/>
       </w:rPr>
@@ -5457,6 +5783,7 @@
         <w:spacing w:after="0" w:before="0" w:line="240" w:lineRule="auto"/>
       </w:pPr>
       <w:rPr>
+        <w:rFonts w:eastAsia="黑体"/>
         <w:b/>
         <w:bCs/>
         <w:color w:themeColor="background1" w:val="FFFFFF"/>
@@ -5471,6 +5798,7 @@
         <w:spacing w:after="0" w:before="0" w:line="240" w:lineRule="auto"/>
       </w:pPr>
       <w:rPr>
+        <w:rFonts w:eastAsia="黑体"/>
         <w:b/>
         <w:bCs/>
       </w:rPr>
@@ -5486,12 +5814,14 @@
     </w:tblStylePr>
     <w:tblStylePr w:type="firstCol">
       <w:rPr>
+        <w:rFonts w:eastAsia="黑体"/>
         <w:b/>
         <w:bCs/>
       </w:rPr>
     </w:tblStylePr>
     <w:tblStylePr w:type="lastCol">
       <w:rPr>
+        <w:rFonts w:eastAsia="黑体"/>
         <w:b/>
         <w:bCs/>
       </w:rPr>
@@ -5549,6 +5879,7 @@
         <w:spacing w:after="0" w:before="0" w:line="240" w:lineRule="auto"/>
       </w:pPr>
       <w:rPr>
+        <w:rFonts w:eastAsia="黑体"/>
         <w:b/>
         <w:bCs/>
         <w:color w:themeColor="background1" w:val="FFFFFF"/>
@@ -5563,6 +5894,7 @@
         <w:spacing w:after="0" w:before="0" w:line="240" w:lineRule="auto"/>
       </w:pPr>
       <w:rPr>
+        <w:rFonts w:eastAsia="黑体"/>
         <w:b/>
         <w:bCs/>
       </w:rPr>
@@ -5578,12 +5910,14 @@
     </w:tblStylePr>
     <w:tblStylePr w:type="firstCol">
       <w:rPr>
+        <w:rFonts w:eastAsia="黑体"/>
         <w:b/>
         <w:bCs/>
       </w:rPr>
     </w:tblStylePr>
     <w:tblStylePr w:type="lastCol">
       <w:rPr>
+        <w:rFonts w:eastAsia="黑体"/>
         <w:b/>
         <w:bCs/>
       </w:rPr>
@@ -5641,6 +5975,7 @@
         <w:spacing w:after="0" w:before="0" w:line="240" w:lineRule="auto"/>
       </w:pPr>
       <w:rPr>
+        <w:rFonts w:eastAsia="黑体"/>
         <w:b/>
         <w:bCs/>
         <w:color w:themeColor="background1" w:val="FFFFFF"/>
@@ -5655,6 +5990,7 @@
         <w:spacing w:after="0" w:before="0" w:line="240" w:lineRule="auto"/>
       </w:pPr>
       <w:rPr>
+        <w:rFonts w:eastAsia="黑体"/>
         <w:b/>
         <w:bCs/>
       </w:rPr>
@@ -5670,12 +6006,14 @@
     </w:tblStylePr>
     <w:tblStylePr w:type="firstCol">
       <w:rPr>
+        <w:rFonts w:eastAsia="黑体"/>
         <w:b/>
         <w:bCs/>
       </w:rPr>
     </w:tblStylePr>
     <w:tblStylePr w:type="lastCol">
       <w:rPr>
+        <w:rFonts w:eastAsia="黑体"/>
         <w:b/>
         <w:bCs/>
       </w:rPr>
@@ -5733,6 +6071,7 @@
         <w:spacing w:after="0" w:before="0" w:line="240" w:lineRule="auto"/>
       </w:pPr>
       <w:rPr>
+        <w:rFonts w:eastAsia="黑体"/>
         <w:b/>
         <w:bCs/>
         <w:color w:themeColor="background1" w:val="FFFFFF"/>
@@ -5747,6 +6086,7 @@
         <w:spacing w:after="0" w:before="0" w:line="240" w:lineRule="auto"/>
       </w:pPr>
       <w:rPr>
+        <w:rFonts w:eastAsia="黑体"/>
         <w:b/>
         <w:bCs/>
       </w:rPr>
@@ -5762,12 +6102,14 @@
     </w:tblStylePr>
     <w:tblStylePr w:type="firstCol">
       <w:rPr>
+        <w:rFonts w:eastAsia="黑体"/>
         <w:b/>
         <w:bCs/>
       </w:rPr>
     </w:tblStylePr>
     <w:tblStylePr w:type="lastCol">
       <w:rPr>
+        <w:rFonts w:eastAsia="黑体"/>
         <w:b/>
         <w:bCs/>
       </w:rPr>
@@ -5827,7 +6169,7 @@
         <w:spacing w:after="0" w:before="0" w:line="240" w:lineRule="auto"/>
       </w:pPr>
       <w:rPr>
-        <w:rFonts w:asciiTheme="majorHAnsi" w:cstheme="majorBidi" w:eastAsiaTheme="majorEastAsia" w:hAnsiTheme="majorHAnsi"/>
+        <w:rFonts w:asciiTheme="majorHAnsi" w:cstheme="majorBidi" w:hAnsiTheme="majorHAnsi" w:eastAsia="黑体"/>
         <w:b/>
         <w:bCs/>
       </w:rPr>
@@ -5848,7 +6190,7 @@
         <w:spacing w:after="0" w:before="0" w:line="240" w:lineRule="auto"/>
       </w:pPr>
       <w:rPr>
-        <w:rFonts w:asciiTheme="majorHAnsi" w:cstheme="majorBidi" w:eastAsiaTheme="majorEastAsia" w:hAnsiTheme="majorHAnsi"/>
+        <w:rFonts w:asciiTheme="majorHAnsi" w:cstheme="majorBidi" w:hAnsiTheme="majorHAnsi" w:eastAsia="黑体"/>
         <w:b/>
         <w:bCs/>
       </w:rPr>
@@ -5866,14 +6208,14 @@
     </w:tblStylePr>
     <w:tblStylePr w:type="firstCol">
       <w:rPr>
-        <w:rFonts w:asciiTheme="majorHAnsi" w:cstheme="majorBidi" w:eastAsiaTheme="majorEastAsia" w:hAnsiTheme="majorHAnsi"/>
+        <w:rFonts w:asciiTheme="majorHAnsi" w:cstheme="majorBidi" w:hAnsiTheme="majorHAnsi" w:eastAsia="黑体"/>
         <w:b/>
         <w:bCs/>
       </w:rPr>
     </w:tblStylePr>
     <w:tblStylePr w:type="lastCol">
       <w:rPr>
-        <w:rFonts w:asciiTheme="majorHAnsi" w:cstheme="majorBidi" w:eastAsiaTheme="majorEastAsia" w:hAnsiTheme="majorHAnsi"/>
+        <w:rFonts w:asciiTheme="majorHAnsi" w:cstheme="majorBidi" w:hAnsiTheme="majorHAnsi" w:eastAsia="黑体"/>
         <w:b/>
         <w:bCs/>
       </w:rPr>
@@ -5957,7 +6299,7 @@
         <w:spacing w:after="0" w:before="0" w:line="240" w:lineRule="auto"/>
       </w:pPr>
       <w:rPr>
-        <w:rFonts w:asciiTheme="majorHAnsi" w:cstheme="majorBidi" w:eastAsiaTheme="majorEastAsia" w:hAnsiTheme="majorHAnsi"/>
+        <w:rFonts w:asciiTheme="majorHAnsi" w:cstheme="majorBidi" w:hAnsiTheme="majorHAnsi" w:eastAsia="黑体"/>
         <w:b/>
         <w:bCs/>
       </w:rPr>
@@ -5978,7 +6320,7 @@
         <w:spacing w:after="0" w:before="0" w:line="240" w:lineRule="auto"/>
       </w:pPr>
       <w:rPr>
-        <w:rFonts w:asciiTheme="majorHAnsi" w:cstheme="majorBidi" w:eastAsiaTheme="majorEastAsia" w:hAnsiTheme="majorHAnsi"/>
+        <w:rFonts w:asciiTheme="majorHAnsi" w:cstheme="majorBidi" w:hAnsiTheme="majorHAnsi" w:eastAsia="黑体"/>
         <w:b/>
         <w:bCs/>
       </w:rPr>
@@ -5996,14 +6338,14 @@
     </w:tblStylePr>
     <w:tblStylePr w:type="firstCol">
       <w:rPr>
-        <w:rFonts w:asciiTheme="majorHAnsi" w:cstheme="majorBidi" w:eastAsiaTheme="majorEastAsia" w:hAnsiTheme="majorHAnsi"/>
+        <w:rFonts w:asciiTheme="majorHAnsi" w:cstheme="majorBidi" w:hAnsiTheme="majorHAnsi" w:eastAsia="黑体"/>
         <w:b/>
         <w:bCs/>
       </w:rPr>
     </w:tblStylePr>
     <w:tblStylePr w:type="lastCol">
       <w:rPr>
-        <w:rFonts w:asciiTheme="majorHAnsi" w:cstheme="majorBidi" w:eastAsiaTheme="majorEastAsia" w:hAnsiTheme="majorHAnsi"/>
+        <w:rFonts w:asciiTheme="majorHAnsi" w:cstheme="majorBidi" w:hAnsiTheme="majorHAnsi" w:eastAsia="黑体"/>
         <w:b/>
         <w:bCs/>
       </w:rPr>
@@ -6087,7 +6429,7 @@
         <w:spacing w:after="0" w:before="0" w:line="240" w:lineRule="auto"/>
       </w:pPr>
       <w:rPr>
-        <w:rFonts w:asciiTheme="majorHAnsi" w:cstheme="majorBidi" w:eastAsiaTheme="majorEastAsia" w:hAnsiTheme="majorHAnsi"/>
+        <w:rFonts w:asciiTheme="majorHAnsi" w:cstheme="majorBidi" w:hAnsiTheme="majorHAnsi" w:eastAsia="黑体"/>
         <w:b/>
         <w:bCs/>
       </w:rPr>
@@ -6108,7 +6450,7 @@
         <w:spacing w:after="0" w:before="0" w:line="240" w:lineRule="auto"/>
       </w:pPr>
       <w:rPr>
-        <w:rFonts w:asciiTheme="majorHAnsi" w:cstheme="majorBidi" w:eastAsiaTheme="majorEastAsia" w:hAnsiTheme="majorHAnsi"/>
+        <w:rFonts w:asciiTheme="majorHAnsi" w:cstheme="majorBidi" w:hAnsiTheme="majorHAnsi" w:eastAsia="黑体"/>
         <w:b/>
         <w:bCs/>
       </w:rPr>
@@ -6126,14 +6468,14 @@
     </w:tblStylePr>
     <w:tblStylePr w:type="firstCol">
       <w:rPr>
-        <w:rFonts w:asciiTheme="majorHAnsi" w:cstheme="majorBidi" w:eastAsiaTheme="majorEastAsia" w:hAnsiTheme="majorHAnsi"/>
+        <w:rFonts w:asciiTheme="majorHAnsi" w:cstheme="majorBidi" w:hAnsiTheme="majorHAnsi" w:eastAsia="黑体"/>
         <w:b/>
         <w:bCs/>
       </w:rPr>
     </w:tblStylePr>
     <w:tblStylePr w:type="lastCol">
       <w:rPr>
-        <w:rFonts w:asciiTheme="majorHAnsi" w:cstheme="majorBidi" w:eastAsiaTheme="majorEastAsia" w:hAnsiTheme="majorHAnsi"/>
+        <w:rFonts w:asciiTheme="majorHAnsi" w:cstheme="majorBidi" w:hAnsiTheme="majorHAnsi" w:eastAsia="黑体"/>
         <w:b/>
         <w:bCs/>
       </w:rPr>
@@ -6217,7 +6559,7 @@
         <w:spacing w:after="0" w:before="0" w:line="240" w:lineRule="auto"/>
       </w:pPr>
       <w:rPr>
-        <w:rFonts w:asciiTheme="majorHAnsi" w:cstheme="majorBidi" w:eastAsiaTheme="majorEastAsia" w:hAnsiTheme="majorHAnsi"/>
+        <w:rFonts w:asciiTheme="majorHAnsi" w:cstheme="majorBidi" w:hAnsiTheme="majorHAnsi" w:eastAsia="黑体"/>
         <w:b/>
         <w:bCs/>
       </w:rPr>
@@ -6238,7 +6580,7 @@
         <w:spacing w:after="0" w:before="0" w:line="240" w:lineRule="auto"/>
       </w:pPr>
       <w:rPr>
-        <w:rFonts w:asciiTheme="majorHAnsi" w:cstheme="majorBidi" w:eastAsiaTheme="majorEastAsia" w:hAnsiTheme="majorHAnsi"/>
+        <w:rFonts w:asciiTheme="majorHAnsi" w:cstheme="majorBidi" w:hAnsiTheme="majorHAnsi" w:eastAsia="黑体"/>
         <w:b/>
         <w:bCs/>
       </w:rPr>
@@ -6256,14 +6598,14 @@
     </w:tblStylePr>
     <w:tblStylePr w:type="firstCol">
       <w:rPr>
-        <w:rFonts w:asciiTheme="majorHAnsi" w:cstheme="majorBidi" w:eastAsiaTheme="majorEastAsia" w:hAnsiTheme="majorHAnsi"/>
+        <w:rFonts w:asciiTheme="majorHAnsi" w:cstheme="majorBidi" w:hAnsiTheme="majorHAnsi" w:eastAsia="黑体"/>
         <w:b/>
         <w:bCs/>
       </w:rPr>
     </w:tblStylePr>
     <w:tblStylePr w:type="lastCol">
       <w:rPr>
-        <w:rFonts w:asciiTheme="majorHAnsi" w:cstheme="majorBidi" w:eastAsiaTheme="majorEastAsia" w:hAnsiTheme="majorHAnsi"/>
+        <w:rFonts w:asciiTheme="majorHAnsi" w:cstheme="majorBidi" w:hAnsiTheme="majorHAnsi" w:eastAsia="黑体"/>
         <w:b/>
         <w:bCs/>
       </w:rPr>
@@ -6347,7 +6689,7 @@
         <w:spacing w:after="0" w:before="0" w:line="240" w:lineRule="auto"/>
       </w:pPr>
       <w:rPr>
-        <w:rFonts w:asciiTheme="majorHAnsi" w:cstheme="majorBidi" w:eastAsiaTheme="majorEastAsia" w:hAnsiTheme="majorHAnsi"/>
+        <w:rFonts w:asciiTheme="majorHAnsi" w:cstheme="majorBidi" w:hAnsiTheme="majorHAnsi" w:eastAsia="黑体"/>
         <w:b/>
         <w:bCs/>
       </w:rPr>
@@ -6368,7 +6710,7 @@
         <w:spacing w:after="0" w:before="0" w:line="240" w:lineRule="auto"/>
       </w:pPr>
       <w:rPr>
-        <w:rFonts w:asciiTheme="majorHAnsi" w:cstheme="majorBidi" w:eastAsiaTheme="majorEastAsia" w:hAnsiTheme="majorHAnsi"/>
+        <w:rFonts w:asciiTheme="majorHAnsi" w:cstheme="majorBidi" w:hAnsiTheme="majorHAnsi" w:eastAsia="黑体"/>
         <w:b/>
         <w:bCs/>
       </w:rPr>
@@ -6386,14 +6728,14 @@
     </w:tblStylePr>
     <w:tblStylePr w:type="firstCol">
       <w:rPr>
-        <w:rFonts w:asciiTheme="majorHAnsi" w:cstheme="majorBidi" w:eastAsiaTheme="majorEastAsia" w:hAnsiTheme="majorHAnsi"/>
+        <w:rFonts w:asciiTheme="majorHAnsi" w:cstheme="majorBidi" w:hAnsiTheme="majorHAnsi" w:eastAsia="黑体"/>
         <w:b/>
         <w:bCs/>
       </w:rPr>
     </w:tblStylePr>
     <w:tblStylePr w:type="lastCol">
       <w:rPr>
-        <w:rFonts w:asciiTheme="majorHAnsi" w:cstheme="majorBidi" w:eastAsiaTheme="majorEastAsia" w:hAnsiTheme="majorHAnsi"/>
+        <w:rFonts w:asciiTheme="majorHAnsi" w:cstheme="majorBidi" w:hAnsiTheme="majorHAnsi" w:eastAsia="黑体"/>
         <w:b/>
         <w:bCs/>
       </w:rPr>
@@ -6477,7 +6819,7 @@
         <w:spacing w:after="0" w:before="0" w:line="240" w:lineRule="auto"/>
       </w:pPr>
       <w:rPr>
-        <w:rFonts w:asciiTheme="majorHAnsi" w:cstheme="majorBidi" w:eastAsiaTheme="majorEastAsia" w:hAnsiTheme="majorHAnsi"/>
+        <w:rFonts w:asciiTheme="majorHAnsi" w:cstheme="majorBidi" w:hAnsiTheme="majorHAnsi" w:eastAsia="黑体"/>
         <w:b/>
         <w:bCs/>
       </w:rPr>
@@ -6498,7 +6840,7 @@
         <w:spacing w:after="0" w:before="0" w:line="240" w:lineRule="auto"/>
       </w:pPr>
       <w:rPr>
-        <w:rFonts w:asciiTheme="majorHAnsi" w:cstheme="majorBidi" w:eastAsiaTheme="majorEastAsia" w:hAnsiTheme="majorHAnsi"/>
+        <w:rFonts w:asciiTheme="majorHAnsi" w:cstheme="majorBidi" w:hAnsiTheme="majorHAnsi" w:eastAsia="黑体"/>
         <w:b/>
         <w:bCs/>
       </w:rPr>
@@ -6516,14 +6858,14 @@
     </w:tblStylePr>
     <w:tblStylePr w:type="firstCol">
       <w:rPr>
-        <w:rFonts w:asciiTheme="majorHAnsi" w:cstheme="majorBidi" w:eastAsiaTheme="majorEastAsia" w:hAnsiTheme="majorHAnsi"/>
+        <w:rFonts w:asciiTheme="majorHAnsi" w:cstheme="majorBidi" w:hAnsiTheme="majorHAnsi" w:eastAsia="黑体"/>
         <w:b/>
         <w:bCs/>
       </w:rPr>
     </w:tblStylePr>
     <w:tblStylePr w:type="lastCol">
       <w:rPr>
-        <w:rFonts w:asciiTheme="majorHAnsi" w:cstheme="majorBidi" w:eastAsiaTheme="majorEastAsia" w:hAnsiTheme="majorHAnsi"/>
+        <w:rFonts w:asciiTheme="majorHAnsi" w:cstheme="majorBidi" w:hAnsiTheme="majorHAnsi" w:eastAsia="黑体"/>
         <w:b/>
         <w:bCs/>
       </w:rPr>
@@ -6607,7 +6949,7 @@
         <w:spacing w:after="0" w:before="0" w:line="240" w:lineRule="auto"/>
       </w:pPr>
       <w:rPr>
-        <w:rFonts w:asciiTheme="majorHAnsi" w:cstheme="majorBidi" w:eastAsiaTheme="majorEastAsia" w:hAnsiTheme="majorHAnsi"/>
+        <w:rFonts w:asciiTheme="majorHAnsi" w:cstheme="majorBidi" w:hAnsiTheme="majorHAnsi" w:eastAsia="黑体"/>
         <w:b/>
         <w:bCs/>
       </w:rPr>
@@ -6628,7 +6970,7 @@
         <w:spacing w:after="0" w:before="0" w:line="240" w:lineRule="auto"/>
       </w:pPr>
       <w:rPr>
-        <w:rFonts w:asciiTheme="majorHAnsi" w:cstheme="majorBidi" w:eastAsiaTheme="majorEastAsia" w:hAnsiTheme="majorHAnsi"/>
+        <w:rFonts w:asciiTheme="majorHAnsi" w:cstheme="majorBidi" w:hAnsiTheme="majorHAnsi" w:eastAsia="黑体"/>
         <w:b/>
         <w:bCs/>
       </w:rPr>
@@ -6646,14 +6988,14 @@
     </w:tblStylePr>
     <w:tblStylePr w:type="firstCol">
       <w:rPr>
-        <w:rFonts w:asciiTheme="majorHAnsi" w:cstheme="majorBidi" w:eastAsiaTheme="majorEastAsia" w:hAnsiTheme="majorHAnsi"/>
+        <w:rFonts w:asciiTheme="majorHAnsi" w:cstheme="majorBidi" w:hAnsiTheme="majorHAnsi" w:eastAsia="黑体"/>
         <w:b/>
         <w:bCs/>
       </w:rPr>
     </w:tblStylePr>
     <w:tblStylePr w:type="lastCol">
       <w:rPr>
-        <w:rFonts w:asciiTheme="majorHAnsi" w:cstheme="majorBidi" w:eastAsiaTheme="majorEastAsia" w:hAnsiTheme="majorHAnsi"/>
+        <w:rFonts w:asciiTheme="majorHAnsi" w:cstheme="majorBidi" w:hAnsiTheme="majorHAnsi" w:eastAsia="黑体"/>
         <w:b/>
         <w:bCs/>
       </w:rPr>
@@ -6736,6 +7078,7 @@
         <w:spacing w:after="0" w:before="0" w:line="240" w:lineRule="auto"/>
       </w:pPr>
       <w:rPr>
+        <w:rFonts w:eastAsia="黑体"/>
         <w:b/>
         <w:bCs/>
         <w:color w:themeColor="background1" w:val="FFFFFF"/>
@@ -6758,6 +7101,7 @@
         <w:spacing w:after="0" w:before="0" w:line="240" w:lineRule="auto"/>
       </w:pPr>
       <w:rPr>
+        <w:rFonts w:eastAsia="黑体"/>
         <w:b/>
         <w:bCs/>
       </w:rPr>
@@ -6775,12 +7119,14 @@
     </w:tblStylePr>
     <w:tblStylePr w:type="firstCol">
       <w:rPr>
+        <w:rFonts w:eastAsia="黑体"/>
         <w:b/>
         <w:bCs/>
       </w:rPr>
     </w:tblStylePr>
     <w:tblStylePr w:type="lastCol">
       <w:rPr>
+        <w:rFonts w:eastAsia="黑体"/>
         <w:b/>
         <w:bCs/>
       </w:rPr>
@@ -6842,6 +7188,7 @@
         <w:spacing w:after="0" w:before="0" w:line="240" w:lineRule="auto"/>
       </w:pPr>
       <w:rPr>
+        <w:rFonts w:eastAsia="黑体"/>
         <w:b/>
         <w:bCs/>
         <w:color w:themeColor="background1" w:val="FFFFFF"/>
@@ -6864,6 +7211,7 @@
         <w:spacing w:after="0" w:before="0" w:line="240" w:lineRule="auto"/>
       </w:pPr>
       <w:rPr>
+        <w:rFonts w:eastAsia="黑体"/>
         <w:b/>
         <w:bCs/>
       </w:rPr>
@@ -6881,12 +7229,14 @@
     </w:tblStylePr>
     <w:tblStylePr w:type="firstCol">
       <w:rPr>
+        <w:rFonts w:eastAsia="黑体"/>
         <w:b/>
         <w:bCs/>
       </w:rPr>
     </w:tblStylePr>
     <w:tblStylePr w:type="lastCol">
       <w:rPr>
+        <w:rFonts w:eastAsia="黑体"/>
         <w:b/>
         <w:bCs/>
       </w:rPr>
@@ -6948,6 +7298,7 @@
         <w:spacing w:after="0" w:before="0" w:line="240" w:lineRule="auto"/>
       </w:pPr>
       <w:rPr>
+        <w:rFonts w:eastAsia="黑体"/>
         <w:b/>
         <w:bCs/>
         <w:color w:themeColor="background1" w:val="FFFFFF"/>
@@ -6970,6 +7321,7 @@
         <w:spacing w:after="0" w:before="0" w:line="240" w:lineRule="auto"/>
       </w:pPr>
       <w:rPr>
+        <w:rFonts w:eastAsia="黑体"/>
         <w:b/>
         <w:bCs/>
       </w:rPr>
@@ -6987,12 +7339,14 @@
     </w:tblStylePr>
     <w:tblStylePr w:type="firstCol">
       <w:rPr>
+        <w:rFonts w:eastAsia="黑体"/>
         <w:b/>
         <w:bCs/>
       </w:rPr>
     </w:tblStylePr>
     <w:tblStylePr w:type="lastCol">
       <w:rPr>
+        <w:rFonts w:eastAsia="黑体"/>
         <w:b/>
         <w:bCs/>
       </w:rPr>
@@ -7054,6 +7408,7 @@
         <w:spacing w:after="0" w:before="0" w:line="240" w:lineRule="auto"/>
       </w:pPr>
       <w:rPr>
+        <w:rFonts w:eastAsia="黑体"/>
         <w:b/>
         <w:bCs/>
         <w:color w:themeColor="background1" w:val="FFFFFF"/>
@@ -7076,6 +7431,7 @@
         <w:spacing w:after="0" w:before="0" w:line="240" w:lineRule="auto"/>
       </w:pPr>
       <w:rPr>
+        <w:rFonts w:eastAsia="黑体"/>
         <w:b/>
         <w:bCs/>
       </w:rPr>
@@ -7093,12 +7449,14 @@
     </w:tblStylePr>
     <w:tblStylePr w:type="firstCol">
       <w:rPr>
+        <w:rFonts w:eastAsia="黑体"/>
         <w:b/>
         <w:bCs/>
       </w:rPr>
     </w:tblStylePr>
     <w:tblStylePr w:type="lastCol">
       <w:rPr>
+        <w:rFonts w:eastAsia="黑体"/>
         <w:b/>
         <w:bCs/>
       </w:rPr>
@@ -7160,6 +7518,7 @@
         <w:spacing w:after="0" w:before="0" w:line="240" w:lineRule="auto"/>
       </w:pPr>
       <w:rPr>
+        <w:rFonts w:eastAsia="黑体"/>
         <w:b/>
         <w:bCs/>
         <w:color w:themeColor="background1" w:val="FFFFFF"/>
@@ -7182,6 +7541,7 @@
         <w:spacing w:after="0" w:before="0" w:line="240" w:lineRule="auto"/>
       </w:pPr>
       <w:rPr>
+        <w:rFonts w:eastAsia="黑体"/>
         <w:b/>
         <w:bCs/>
       </w:rPr>
@@ -7199,12 +7559,14 @@
     </w:tblStylePr>
     <w:tblStylePr w:type="firstCol">
       <w:rPr>
+        <w:rFonts w:eastAsia="黑体"/>
         <w:b/>
         <w:bCs/>
       </w:rPr>
     </w:tblStylePr>
     <w:tblStylePr w:type="lastCol">
       <w:rPr>
+        <w:rFonts w:eastAsia="黑体"/>
         <w:b/>
         <w:bCs/>
       </w:rPr>
@@ -7266,6 +7628,7 @@
         <w:spacing w:after="0" w:before="0" w:line="240" w:lineRule="auto"/>
       </w:pPr>
       <w:rPr>
+        <w:rFonts w:eastAsia="黑体"/>
         <w:b/>
         <w:bCs/>
         <w:color w:themeColor="background1" w:val="FFFFFF"/>
@@ -7288,6 +7651,7 @@
         <w:spacing w:after="0" w:before="0" w:line="240" w:lineRule="auto"/>
       </w:pPr>
       <w:rPr>
+        <w:rFonts w:eastAsia="黑体"/>
         <w:b/>
         <w:bCs/>
       </w:rPr>
@@ -7305,12 +7669,14 @@
     </w:tblStylePr>
     <w:tblStylePr w:type="firstCol">
       <w:rPr>
+        <w:rFonts w:eastAsia="黑体"/>
         <w:b/>
         <w:bCs/>
       </w:rPr>
     </w:tblStylePr>
     <w:tblStylePr w:type="lastCol">
       <w:rPr>
+        <w:rFonts w:eastAsia="黑体"/>
         <w:b/>
         <w:bCs/>
       </w:rPr>
@@ -7372,6 +7738,7 @@
         <w:spacing w:after="0" w:before="0" w:line="240" w:lineRule="auto"/>
       </w:pPr>
       <w:rPr>
+        <w:rFonts w:eastAsia="黑体"/>
         <w:b/>
         <w:bCs/>
         <w:color w:themeColor="background1" w:val="FFFFFF"/>
@@ -7394,6 +7761,7 @@
         <w:spacing w:after="0" w:before="0" w:line="240" w:lineRule="auto"/>
       </w:pPr>
       <w:rPr>
+        <w:rFonts w:eastAsia="黑体"/>
         <w:b/>
         <w:bCs/>
       </w:rPr>
@@ -7411,12 +7779,14 @@
     </w:tblStylePr>
     <w:tblStylePr w:type="firstCol">
       <w:rPr>
+        <w:rFonts w:eastAsia="黑体"/>
         <w:b/>
         <w:bCs/>
       </w:rPr>
     </w:tblStylePr>
     <w:tblStylePr w:type="lastCol">
       <w:rPr>
+        <w:rFonts w:eastAsia="黑体"/>
         <w:b/>
         <w:bCs/>
       </w:rPr>
@@ -7475,6 +7845,7 @@
         <w:spacing w:after="0" w:before="0" w:line="240" w:lineRule="auto"/>
       </w:pPr>
       <w:rPr>
+        <w:rFonts w:eastAsia="黑体"/>
         <w:b/>
         <w:bCs/>
         <w:color w:themeColor="background1" w:val="FFFFFF"/>
@@ -7497,6 +7868,7 @@
         <w:spacing w:after="0" w:before="0" w:line="240" w:lineRule="auto"/>
       </w:pPr>
       <w:rPr>
+        <w:rFonts w:eastAsia="黑体"/>
         <w:color w:val="auto"/>
       </w:rPr>
       <w:tblPr/>
@@ -7514,6 +7886,7 @@
     </w:tblStylePr>
     <w:tblStylePr w:type="firstCol">
       <w:rPr>
+        <w:rFonts w:eastAsia="黑体"/>
         <w:b/>
         <w:bCs/>
         <w:color w:themeColor="background1" w:val="FFFFFF"/>
@@ -7533,6 +7906,7 @@
     </w:tblStylePr>
     <w:tblStylePr w:type="lastCol">
       <w:rPr>
+        <w:rFonts w:eastAsia="黑体"/>
         <w:b/>
         <w:bCs/>
         <w:color w:themeColor="background1" w:val="FFFFFF"/>
@@ -7581,6 +7955,7 @@
     </w:tblStylePr>
     <w:tblStylePr w:type="nwCell">
       <w:rPr>
+        <w:rFonts w:eastAsia="黑体"/>
         <w:color w:themeColor="background1" w:val="FFFFFF"/>
       </w:rPr>
       <w:tblPr/>
@@ -7624,6 +7999,7 @@
         <w:spacing w:after="0" w:before="0" w:line="240" w:lineRule="auto"/>
       </w:pPr>
       <w:rPr>
+        <w:rFonts w:eastAsia="黑体"/>
         <w:b/>
         <w:bCs/>
         <w:color w:themeColor="background1" w:val="FFFFFF"/>
@@ -7646,6 +8022,7 @@
         <w:spacing w:after="0" w:before="0" w:line="240" w:lineRule="auto"/>
       </w:pPr>
       <w:rPr>
+        <w:rFonts w:eastAsia="黑体"/>
         <w:color w:val="auto"/>
       </w:rPr>
       <w:tblPr/>
@@ -7663,6 +8040,7 @@
     </w:tblStylePr>
     <w:tblStylePr w:type="firstCol">
       <w:rPr>
+        <w:rFonts w:eastAsia="黑体"/>
         <w:b/>
         <w:bCs/>
         <w:color w:themeColor="background1" w:val="FFFFFF"/>
@@ -7682,6 +8060,7 @@
     </w:tblStylePr>
     <w:tblStylePr w:type="lastCol">
       <w:rPr>
+        <w:rFonts w:eastAsia="黑体"/>
         <w:b/>
         <w:bCs/>
         <w:color w:themeColor="background1" w:val="FFFFFF"/>
@@ -7730,6 +8109,7 @@
     </w:tblStylePr>
     <w:tblStylePr w:type="nwCell">
       <w:rPr>
+        <w:rFonts w:eastAsia="黑体"/>
         <w:color w:themeColor="background1" w:val="FFFFFF"/>
       </w:rPr>
       <w:tblPr/>
@@ -7773,6 +8153,7 @@
         <w:spacing w:after="0" w:before="0" w:line="240" w:lineRule="auto"/>
       </w:pPr>
       <w:rPr>
+        <w:rFonts w:eastAsia="黑体"/>
         <w:b/>
         <w:bCs/>
         <w:color w:themeColor="background1" w:val="FFFFFF"/>
@@ -7795,6 +8176,7 @@
         <w:spacing w:after="0" w:before="0" w:line="240" w:lineRule="auto"/>
       </w:pPr>
       <w:rPr>
+        <w:rFonts w:eastAsia="黑体"/>
         <w:color w:val="auto"/>
       </w:rPr>
       <w:tblPr/>
@@ -7812,6 +8194,7 @@
     </w:tblStylePr>
     <w:tblStylePr w:type="firstCol">
       <w:rPr>
+        <w:rFonts w:eastAsia="黑体"/>
         <w:b/>
         <w:bCs/>
         <w:color w:themeColor="background1" w:val="FFFFFF"/>
@@ -7831,6 +8214,7 @@
     </w:tblStylePr>
     <w:tblStylePr w:type="lastCol">
       <w:rPr>
+        <w:rFonts w:eastAsia="黑体"/>
         <w:b/>
         <w:bCs/>
         <w:color w:themeColor="background1" w:val="FFFFFF"/>
@@ -7879,6 +8263,7 @@
     </w:tblStylePr>
     <w:tblStylePr w:type="nwCell">
       <w:rPr>
+        <w:rFonts w:eastAsia="黑体"/>
         <w:color w:themeColor="background1" w:val="FFFFFF"/>
       </w:rPr>
       <w:tblPr/>
@@ -7922,6 +8307,7 @@
         <w:spacing w:after="0" w:before="0" w:line="240" w:lineRule="auto"/>
       </w:pPr>
       <w:rPr>
+        <w:rFonts w:eastAsia="黑体"/>
         <w:b/>
         <w:bCs/>
         <w:color w:themeColor="background1" w:val="FFFFFF"/>
@@ -7944,6 +8330,7 @@
         <w:spacing w:after="0" w:before="0" w:line="240" w:lineRule="auto"/>
       </w:pPr>
       <w:rPr>
+        <w:rFonts w:eastAsia="黑体"/>
         <w:color w:val="auto"/>
       </w:rPr>
       <w:tblPr/>
@@ -7961,6 +8348,7 @@
     </w:tblStylePr>
     <w:tblStylePr w:type="firstCol">
       <w:rPr>
+        <w:rFonts w:eastAsia="黑体"/>
         <w:b/>
         <w:bCs/>
         <w:color w:themeColor="background1" w:val="FFFFFF"/>
@@ -7980,6 +8368,7 @@
     </w:tblStylePr>
     <w:tblStylePr w:type="lastCol">
       <w:rPr>
+        <w:rFonts w:eastAsia="黑体"/>
         <w:b/>
         <w:bCs/>
         <w:color w:themeColor="background1" w:val="FFFFFF"/>
@@ -8028,6 +8417,7 @@
     </w:tblStylePr>
     <w:tblStylePr w:type="nwCell">
       <w:rPr>
+        <w:rFonts w:eastAsia="黑体"/>
         <w:color w:themeColor="background1" w:val="FFFFFF"/>
       </w:rPr>
       <w:tblPr/>
@@ -8071,6 +8461,7 @@
         <w:spacing w:after="0" w:before="0" w:line="240" w:lineRule="auto"/>
       </w:pPr>
       <w:rPr>
+        <w:rFonts w:eastAsia="黑体"/>
         <w:b/>
         <w:bCs/>
         <w:color w:themeColor="background1" w:val="FFFFFF"/>
@@ -8093,6 +8484,7 @@
         <w:spacing w:after="0" w:before="0" w:line="240" w:lineRule="auto"/>
       </w:pPr>
       <w:rPr>
+        <w:rFonts w:eastAsia="黑体"/>
         <w:color w:val="auto"/>
       </w:rPr>
       <w:tblPr/>
@@ -8110,6 +8502,7 @@
     </w:tblStylePr>
     <w:tblStylePr w:type="firstCol">
       <w:rPr>
+        <w:rFonts w:eastAsia="黑体"/>
         <w:b/>
         <w:bCs/>
         <w:color w:themeColor="background1" w:val="FFFFFF"/>
@@ -8129,6 +8522,7 @@
     </w:tblStylePr>
     <w:tblStylePr w:type="lastCol">
       <w:rPr>
+        <w:rFonts w:eastAsia="黑体"/>
         <w:b/>
         <w:bCs/>
         <w:color w:themeColor="background1" w:val="FFFFFF"/>
@@ -8177,6 +8571,7 @@
     </w:tblStylePr>
     <w:tblStylePr w:type="nwCell">
       <w:rPr>
+        <w:rFonts w:eastAsia="黑体"/>
         <w:color w:themeColor="background1" w:val="FFFFFF"/>
       </w:rPr>
       <w:tblPr/>
@@ -8220,6 +8615,7 @@
         <w:spacing w:after="0" w:before="0" w:line="240" w:lineRule="auto"/>
       </w:pPr>
       <w:rPr>
+        <w:rFonts w:eastAsia="黑体"/>
         <w:b/>
         <w:bCs/>
         <w:color w:themeColor="background1" w:val="FFFFFF"/>
@@ -8242,6 +8638,7 @@
         <w:spacing w:after="0" w:before="0" w:line="240" w:lineRule="auto"/>
       </w:pPr>
       <w:rPr>
+        <w:rFonts w:eastAsia="黑体"/>
         <w:color w:val="auto"/>
       </w:rPr>
       <w:tblPr/>
@@ -8259,6 +8656,7 @@
     </w:tblStylePr>
     <w:tblStylePr w:type="firstCol">
       <w:rPr>
+        <w:rFonts w:eastAsia="黑体"/>
         <w:b/>
         <w:bCs/>
         <w:color w:themeColor="background1" w:val="FFFFFF"/>
@@ -8278,6 +8676,7 @@
     </w:tblStylePr>
     <w:tblStylePr w:type="lastCol">
       <w:rPr>
+        <w:rFonts w:eastAsia="黑体"/>
         <w:b/>
         <w:bCs/>
         <w:color w:themeColor="background1" w:val="FFFFFF"/>
@@ -8326,6 +8725,7 @@
     </w:tblStylePr>
     <w:tblStylePr w:type="nwCell">
       <w:rPr>
+        <w:rFonts w:eastAsia="黑体"/>
         <w:color w:themeColor="background1" w:val="FFFFFF"/>
       </w:rPr>
       <w:tblPr/>
@@ -8369,6 +8769,7 @@
         <w:spacing w:after="0" w:before="0" w:line="240" w:lineRule="auto"/>
       </w:pPr>
       <w:rPr>
+        <w:rFonts w:eastAsia="黑体"/>
         <w:b/>
         <w:bCs/>
         <w:color w:themeColor="background1" w:val="FFFFFF"/>
@@ -8391,6 +8792,7 @@
         <w:spacing w:after="0" w:before="0" w:line="240" w:lineRule="auto"/>
       </w:pPr>
       <w:rPr>
+        <w:rFonts w:eastAsia="黑体"/>
         <w:color w:val="auto"/>
       </w:rPr>
       <w:tblPr/>
@@ -8408,6 +8810,7 @@
     </w:tblStylePr>
     <w:tblStylePr w:type="firstCol">
       <w:rPr>
+        <w:rFonts w:eastAsia="黑体"/>
         <w:b/>
         <w:bCs/>
         <w:color w:themeColor="background1" w:val="FFFFFF"/>
@@ -8427,6 +8830,7 @@
     </w:tblStylePr>
     <w:tblStylePr w:type="lastCol">
       <w:rPr>
+        <w:rFonts w:eastAsia="黑体"/>
         <w:b/>
         <w:bCs/>
         <w:color w:themeColor="background1" w:val="FFFFFF"/>
@@ -8475,6 +8879,7 @@
     </w:tblStylePr>
     <w:tblStylePr w:type="nwCell">
       <w:rPr>
+        <w:rFonts w:eastAsia="黑体"/>
         <w:color w:themeColor="background1" w:val="FFFFFF"/>
       </w:rPr>
       <w:tblPr/>
@@ -8499,6 +8904,7 @@
       <w:spacing w:after="0" w:line="240" w:lineRule="auto"/>
     </w:pPr>
     <w:rPr>
+      <w:rFonts w:eastAsia="黑体"/>
       <w:color w:themeColor="text1" w:val="000000"/>
     </w:rPr>
     <w:tblPr>
@@ -8518,7 +8924,7 @@
     </w:tblPr>
     <w:tblStylePr w:type="firstRow">
       <w:rPr>
-        <w:rFonts w:asciiTheme="majorHAnsi" w:cstheme="majorBidi" w:eastAsiaTheme="majorEastAsia" w:hAnsiTheme="majorHAnsi"/>
+        <w:rFonts w:asciiTheme="majorHAnsi" w:cstheme="majorBidi" w:hAnsiTheme="majorHAnsi" w:eastAsia="黑体"/>
       </w:rPr>
       <w:tblPr/>
       <w:tcPr>
@@ -8530,6 +8936,7 @@
     </w:tblStylePr>
     <w:tblStylePr w:type="lastRow">
       <w:rPr>
+        <w:rFonts w:eastAsia="黑体"/>
         <w:b/>
         <w:bCs/>
         <w:color w:themeColor="text2" w:val="1F497D"/>
@@ -8544,12 +8951,14 @@
     </w:tblStylePr>
     <w:tblStylePr w:type="firstCol">
       <w:rPr>
+        <w:rFonts w:eastAsia="黑体"/>
         <w:b/>
         <w:bCs/>
       </w:rPr>
     </w:tblStylePr>
     <w:tblStylePr w:type="lastCol">
       <w:rPr>
+        <w:rFonts w:eastAsia="黑体"/>
         <w:b/>
         <w:bCs/>
       </w:rPr>
@@ -8583,6 +8992,7 @@
       <w:spacing w:after="0" w:line="240" w:lineRule="auto"/>
     </w:pPr>
     <w:rPr>
+      <w:rFonts w:eastAsia="黑体"/>
       <w:color w:themeColor="text1" w:val="000000"/>
     </w:rPr>
     <w:tblPr>
@@ -8602,7 +9012,7 @@
     </w:tblPr>
     <w:tblStylePr w:type="firstRow">
       <w:rPr>
-        <w:rFonts w:asciiTheme="majorHAnsi" w:cstheme="majorBidi" w:eastAsiaTheme="majorEastAsia" w:hAnsiTheme="majorHAnsi"/>
+        <w:rFonts w:asciiTheme="majorHAnsi" w:cstheme="majorBidi" w:hAnsiTheme="majorHAnsi" w:eastAsia="黑体"/>
       </w:rPr>
       <w:tblPr/>
       <w:tcPr>
@@ -8614,6 +9024,7 @@
     </w:tblStylePr>
     <w:tblStylePr w:type="lastRow">
       <w:rPr>
+        <w:rFonts w:eastAsia="黑体"/>
         <w:b/>
         <w:bCs/>
         <w:color w:themeColor="text2" w:val="1F497D"/>
@@ -8628,12 +9039,14 @@
     </w:tblStylePr>
     <w:tblStylePr w:type="firstCol">
       <w:rPr>
+        <w:rFonts w:eastAsia="黑体"/>
         <w:b/>
         <w:bCs/>
       </w:rPr>
     </w:tblStylePr>
     <w:tblStylePr w:type="lastCol">
       <w:rPr>
+        <w:rFonts w:eastAsia="黑体"/>
         <w:b/>
         <w:bCs/>
       </w:rPr>
@@ -8667,6 +9080,7 @@
       <w:spacing w:after="0" w:line="240" w:lineRule="auto"/>
     </w:pPr>
     <w:rPr>
+      <w:rFonts w:eastAsia="黑体"/>
       <w:color w:themeColor="text1" w:val="000000"/>
     </w:rPr>
     <w:tblPr>
@@ -8686,7 +9100,7 @@
     </w:tblPr>
     <w:tblStylePr w:type="firstRow">
       <w:rPr>
-        <w:rFonts w:asciiTheme="majorHAnsi" w:cstheme="majorBidi" w:eastAsiaTheme="majorEastAsia" w:hAnsiTheme="majorHAnsi"/>
+        <w:rFonts w:asciiTheme="majorHAnsi" w:cstheme="majorBidi" w:hAnsiTheme="majorHAnsi" w:eastAsia="黑体"/>
       </w:rPr>
       <w:tblPr/>
       <w:tcPr>
@@ -8698,6 +9112,7 @@
     </w:tblStylePr>
     <w:tblStylePr w:type="lastRow">
       <w:rPr>
+        <w:rFonts w:eastAsia="黑体"/>
         <w:b/>
         <w:bCs/>
         <w:color w:themeColor="text2" w:val="1F497D"/>
@@ -8712,12 +9127,14 @@
     </w:tblStylePr>
     <w:tblStylePr w:type="firstCol">
       <w:rPr>
+        <w:rFonts w:eastAsia="黑体"/>
         <w:b/>
         <w:bCs/>
       </w:rPr>
     </w:tblStylePr>
     <w:tblStylePr w:type="lastCol">
       <w:rPr>
+        <w:rFonts w:eastAsia="黑体"/>
         <w:b/>
         <w:bCs/>
       </w:rPr>
@@ -8751,6 +9168,7 @@
       <w:spacing w:after="0" w:line="240" w:lineRule="auto"/>
     </w:pPr>
     <w:rPr>
+      <w:rFonts w:eastAsia="黑体"/>
       <w:color w:themeColor="text1" w:val="000000"/>
     </w:rPr>
     <w:tblPr>
@@ -8770,7 +9188,7 @@
     </w:tblPr>
     <w:tblStylePr w:type="firstRow">
       <w:rPr>
-        <w:rFonts w:asciiTheme="majorHAnsi" w:cstheme="majorBidi" w:eastAsiaTheme="majorEastAsia" w:hAnsiTheme="majorHAnsi"/>
+        <w:rFonts w:asciiTheme="majorHAnsi" w:cstheme="majorBidi" w:hAnsiTheme="majorHAnsi" w:eastAsia="黑体"/>
       </w:rPr>
       <w:tblPr/>
       <w:tcPr>
@@ -8782,6 +9200,7 @@
     </w:tblStylePr>
     <w:tblStylePr w:type="lastRow">
       <w:rPr>
+        <w:rFonts w:eastAsia="黑体"/>
         <w:b/>
         <w:bCs/>
         <w:color w:themeColor="text2" w:val="1F497D"/>
@@ -8796,12 +9215,14 @@
     </w:tblStylePr>
     <w:tblStylePr w:type="firstCol">
       <w:rPr>
+        <w:rFonts w:eastAsia="黑体"/>
         <w:b/>
         <w:bCs/>
       </w:rPr>
     </w:tblStylePr>
     <w:tblStylePr w:type="lastCol">
       <w:rPr>
+        <w:rFonts w:eastAsia="黑体"/>
         <w:b/>
         <w:bCs/>
       </w:rPr>
@@ -8835,6 +9256,7 @@
       <w:spacing w:after="0" w:line="240" w:lineRule="auto"/>
     </w:pPr>
     <w:rPr>
+      <w:rFonts w:eastAsia="黑体"/>
       <w:color w:themeColor="text1" w:val="000000"/>
     </w:rPr>
     <w:tblPr>
@@ -8854,7 +9276,7 @@
     </w:tblPr>
     <w:tblStylePr w:type="firstRow">
       <w:rPr>
-        <w:rFonts w:asciiTheme="majorHAnsi" w:cstheme="majorBidi" w:eastAsiaTheme="majorEastAsia" w:hAnsiTheme="majorHAnsi"/>
+        <w:rFonts w:asciiTheme="majorHAnsi" w:cstheme="majorBidi" w:hAnsiTheme="majorHAnsi" w:eastAsia="黑体"/>
       </w:rPr>
       <w:tblPr/>
       <w:tcPr>
@@ -8866,6 +9288,7 @@
     </w:tblStylePr>
     <w:tblStylePr w:type="lastRow">
       <w:rPr>
+        <w:rFonts w:eastAsia="黑体"/>
         <w:b/>
         <w:bCs/>
         <w:color w:themeColor="text2" w:val="1F497D"/>
@@ -8880,12 +9303,14 @@
     </w:tblStylePr>
     <w:tblStylePr w:type="firstCol">
       <w:rPr>
+        <w:rFonts w:eastAsia="黑体"/>
         <w:b/>
         <w:bCs/>
       </w:rPr>
     </w:tblStylePr>
     <w:tblStylePr w:type="lastCol">
       <w:rPr>
+        <w:rFonts w:eastAsia="黑体"/>
         <w:b/>
         <w:bCs/>
       </w:rPr>
@@ -8919,6 +9344,7 @@
       <w:spacing w:after="0" w:line="240" w:lineRule="auto"/>
     </w:pPr>
     <w:rPr>
+      <w:rFonts w:eastAsia="黑体"/>
       <w:color w:themeColor="text1" w:val="000000"/>
     </w:rPr>
     <w:tblPr>
@@ -8938,7 +9364,7 @@
     </w:tblPr>
     <w:tblStylePr w:type="firstRow">
       <w:rPr>
-        <w:rFonts w:asciiTheme="majorHAnsi" w:cstheme="majorBidi" w:eastAsiaTheme="majorEastAsia" w:hAnsiTheme="majorHAnsi"/>
+        <w:rFonts w:asciiTheme="majorHAnsi" w:cstheme="majorBidi" w:hAnsiTheme="majorHAnsi" w:eastAsia="黑体"/>
       </w:rPr>
       <w:tblPr/>
       <w:tcPr>
@@ -8950,6 +9376,7 @@
     </w:tblStylePr>
     <w:tblStylePr w:type="lastRow">
       <w:rPr>
+        <w:rFonts w:eastAsia="黑体"/>
         <w:b/>
         <w:bCs/>
         <w:color w:themeColor="text2" w:val="1F497D"/>
@@ -8964,12 +9391,14 @@
     </w:tblStylePr>
     <w:tblStylePr w:type="firstCol">
       <w:rPr>
+        <w:rFonts w:eastAsia="黑体"/>
         <w:b/>
         <w:bCs/>
       </w:rPr>
     </w:tblStylePr>
     <w:tblStylePr w:type="lastCol">
       <w:rPr>
+        <w:rFonts w:eastAsia="黑体"/>
         <w:b/>
         <w:bCs/>
       </w:rPr>
@@ -9003,6 +9432,7 @@
       <w:spacing w:after="0" w:line="240" w:lineRule="auto"/>
     </w:pPr>
     <w:rPr>
+      <w:rFonts w:eastAsia="黑体"/>
       <w:color w:themeColor="text1" w:val="000000"/>
     </w:rPr>
     <w:tblPr>
@@ -9022,7 +9452,7 @@
     </w:tblPr>
     <w:tblStylePr w:type="firstRow">
       <w:rPr>
-        <w:rFonts w:asciiTheme="majorHAnsi" w:cstheme="majorBidi" w:eastAsiaTheme="majorEastAsia" w:hAnsiTheme="majorHAnsi"/>
+        <w:rFonts w:asciiTheme="majorHAnsi" w:cstheme="majorBidi" w:hAnsiTheme="majorHAnsi" w:eastAsia="黑体"/>
       </w:rPr>
       <w:tblPr/>
       <w:tcPr>
@@ -9034,6 +9464,7 @@
     </w:tblStylePr>
     <w:tblStylePr w:type="lastRow">
       <w:rPr>
+        <w:rFonts w:eastAsia="黑体"/>
         <w:b/>
         <w:bCs/>
         <w:color w:themeColor="text2" w:val="1F497D"/>
@@ -9048,12 +9479,14 @@
     </w:tblStylePr>
     <w:tblStylePr w:type="firstCol">
       <w:rPr>
+        <w:rFonts w:eastAsia="黑体"/>
         <w:b/>
         <w:bCs/>
       </w:rPr>
     </w:tblStylePr>
     <w:tblStylePr w:type="lastCol">
       <w:rPr>
+        <w:rFonts w:eastAsia="黑体"/>
         <w:b/>
         <w:bCs/>
       </w:rPr>
@@ -9087,7 +9520,7 @@
       <w:spacing w:after="0" w:line="240" w:lineRule="auto"/>
     </w:pPr>
     <w:rPr>
-      <w:rFonts w:asciiTheme="majorHAnsi" w:cstheme="majorBidi" w:eastAsiaTheme="majorEastAsia" w:hAnsiTheme="majorHAnsi"/>
+      <w:rFonts w:asciiTheme="majorHAnsi" w:cstheme="majorBidi" w:hAnsiTheme="majorHAnsi" w:eastAsia="黑体"/>
       <w:color w:themeColor="text1" w:val="000000"/>
     </w:rPr>
     <w:tblPr>
@@ -9109,6 +9542,7 @@
     </w:tblPr>
     <w:tblStylePr w:type="firstRow">
       <w:rPr>
+        <w:rFonts w:eastAsia="黑体"/>
         <w:sz w:val="24"/>
         <w:szCs w:val="24"/>
       </w:rPr>
@@ -9215,7 +9649,7 @@
       <w:spacing w:after="0" w:line="240" w:lineRule="auto"/>
     </w:pPr>
     <w:rPr>
-      <w:rFonts w:asciiTheme="majorHAnsi" w:cstheme="majorBidi" w:eastAsiaTheme="majorEastAsia" w:hAnsiTheme="majorHAnsi"/>
+      <w:rFonts w:asciiTheme="majorHAnsi" w:cstheme="majorBidi" w:hAnsiTheme="majorHAnsi" w:eastAsia="黑体"/>
       <w:color w:themeColor="text1" w:val="000000"/>
     </w:rPr>
     <w:tblPr>
@@ -9237,6 +9671,7 @@
     </w:tblPr>
     <w:tblStylePr w:type="firstRow">
       <w:rPr>
+        <w:rFonts w:eastAsia="黑体"/>
         <w:sz w:val="24"/>
         <w:szCs w:val="24"/>
       </w:rPr>
@@ -9343,7 +9778,7 @@
       <w:spacing w:after="0" w:line="240" w:lineRule="auto"/>
     </w:pPr>
     <w:rPr>
-      <w:rFonts w:asciiTheme="majorHAnsi" w:cstheme="majorBidi" w:eastAsiaTheme="majorEastAsia" w:hAnsiTheme="majorHAnsi"/>
+      <w:rFonts w:asciiTheme="majorHAnsi" w:cstheme="majorBidi" w:hAnsiTheme="majorHAnsi" w:eastAsia="黑体"/>
       <w:color w:themeColor="text1" w:val="000000"/>
     </w:rPr>
     <w:tblPr>
@@ -9365,6 +9800,7 @@
     </w:tblPr>
     <w:tblStylePr w:type="firstRow">
       <w:rPr>
+        <w:rFonts w:eastAsia="黑体"/>
         <w:sz w:val="24"/>
         <w:szCs w:val="24"/>
       </w:rPr>
@@ -9471,7 +9907,7 @@
       <w:spacing w:after="0" w:line="240" w:lineRule="auto"/>
     </w:pPr>
     <w:rPr>
-      <w:rFonts w:asciiTheme="majorHAnsi" w:cstheme="majorBidi" w:eastAsiaTheme="majorEastAsia" w:hAnsiTheme="majorHAnsi"/>
+      <w:rFonts w:asciiTheme="majorHAnsi" w:cstheme="majorBidi" w:hAnsiTheme="majorHAnsi" w:eastAsia="黑体"/>
       <w:color w:themeColor="text1" w:val="000000"/>
     </w:rPr>
     <w:tblPr>
@@ -9493,6 +9929,7 @@
     </w:tblPr>
     <w:tblStylePr w:type="firstRow">
       <w:rPr>
+        <w:rFonts w:eastAsia="黑体"/>
         <w:sz w:val="24"/>
         <w:szCs w:val="24"/>
       </w:rPr>
@@ -9599,7 +10036,7 @@
       <w:spacing w:after="0" w:line="240" w:lineRule="auto"/>
     </w:pPr>
     <w:rPr>
-      <w:rFonts w:asciiTheme="majorHAnsi" w:cstheme="majorBidi" w:eastAsiaTheme="majorEastAsia" w:hAnsiTheme="majorHAnsi"/>
+      <w:rFonts w:asciiTheme="majorHAnsi" w:cstheme="majorBidi" w:hAnsiTheme="majorHAnsi" w:eastAsia="黑体"/>
       <w:color w:themeColor="text1" w:val="000000"/>
     </w:rPr>
     <w:tblPr>
@@ -9621,6 +10058,7 @@
     </w:tblPr>
     <w:tblStylePr w:type="firstRow">
       <w:rPr>
+        <w:rFonts w:eastAsia="黑体"/>
         <w:sz w:val="24"/>
         <w:szCs w:val="24"/>
       </w:rPr>
@@ -9727,7 +10165,7 @@
       <w:spacing w:after="0" w:line="240" w:lineRule="auto"/>
     </w:pPr>
     <w:rPr>
-      <w:rFonts w:asciiTheme="majorHAnsi" w:cstheme="majorBidi" w:eastAsiaTheme="majorEastAsia" w:hAnsiTheme="majorHAnsi"/>
+      <w:rFonts w:asciiTheme="majorHAnsi" w:cstheme="majorBidi" w:hAnsiTheme="majorHAnsi" w:eastAsia="黑体"/>
       <w:color w:themeColor="text1" w:val="000000"/>
     </w:rPr>
     <w:tblPr>
@@ -9749,6 +10187,7 @@
     </w:tblPr>
     <w:tblStylePr w:type="firstRow">
       <w:rPr>
+        <w:rFonts w:eastAsia="黑体"/>
         <w:sz w:val="24"/>
         <w:szCs w:val="24"/>
       </w:rPr>
@@ -9855,7 +10294,7 @@
       <w:spacing w:after="0" w:line="240" w:lineRule="auto"/>
     </w:pPr>
     <w:rPr>
-      <w:rFonts w:asciiTheme="majorHAnsi" w:cstheme="majorBidi" w:eastAsiaTheme="majorEastAsia" w:hAnsiTheme="majorHAnsi"/>
+      <w:rFonts w:asciiTheme="majorHAnsi" w:cstheme="majorBidi" w:hAnsiTheme="majorHAnsi" w:eastAsia="黑体"/>
       <w:color w:themeColor="text1" w:val="000000"/>
     </w:rPr>
     <w:tblPr>
@@ -9877,6 +10316,7 @@
     </w:tblPr>
     <w:tblStylePr w:type="firstRow">
       <w:rPr>
+        <w:rFonts w:eastAsia="黑体"/>
         <w:sz w:val="24"/>
         <w:szCs w:val="24"/>
       </w:rPr>
@@ -10006,12 +10446,14 @@
     </w:tcPr>
     <w:tblStylePr w:type="firstRow">
       <w:rPr>
+        <w:rFonts w:eastAsia="黑体"/>
         <w:b/>
         <w:bCs/>
       </w:rPr>
     </w:tblStylePr>
     <w:tblStylePr w:type="lastRow">
       <w:rPr>
+        <w:rFonts w:eastAsia="黑体"/>
         <w:b/>
         <w:bCs/>
       </w:rPr>
@@ -10024,12 +10466,14 @@
     </w:tblStylePr>
     <w:tblStylePr w:type="firstCol">
       <w:rPr>
+        <w:rFonts w:eastAsia="黑体"/>
         <w:b/>
         <w:bCs/>
       </w:rPr>
     </w:tblStylePr>
     <w:tblStylePr w:type="lastCol">
       <w:rPr>
+        <w:rFonts w:eastAsia="黑体"/>
         <w:b/>
         <w:bCs/>
       </w:rPr>
@@ -10079,12 +10523,14 @@
     </w:tcPr>
     <w:tblStylePr w:type="firstRow">
       <w:rPr>
+        <w:rFonts w:eastAsia="黑体"/>
         <w:b/>
         <w:bCs/>
       </w:rPr>
     </w:tblStylePr>
     <w:tblStylePr w:type="lastRow">
       <w:rPr>
+        <w:rFonts w:eastAsia="黑体"/>
         <w:b/>
         <w:bCs/>
       </w:rPr>
@@ -10097,12 +10543,14 @@
     </w:tblStylePr>
     <w:tblStylePr w:type="firstCol">
       <w:rPr>
+        <w:rFonts w:eastAsia="黑体"/>
         <w:b/>
         <w:bCs/>
       </w:rPr>
     </w:tblStylePr>
     <w:tblStylePr w:type="lastCol">
       <w:rPr>
+        <w:rFonts w:eastAsia="黑体"/>
         <w:b/>
         <w:bCs/>
       </w:rPr>
@@ -10152,12 +10600,14 @@
     </w:tcPr>
     <w:tblStylePr w:type="firstRow">
       <w:rPr>
+        <w:rFonts w:eastAsia="黑体"/>
         <w:b/>
         <w:bCs/>
       </w:rPr>
     </w:tblStylePr>
     <w:tblStylePr w:type="lastRow">
       <w:rPr>
+        <w:rFonts w:eastAsia="黑体"/>
         <w:b/>
         <w:bCs/>
       </w:rPr>
@@ -10170,12 +10620,14 @@
     </w:tblStylePr>
     <w:tblStylePr w:type="firstCol">
       <w:rPr>
+        <w:rFonts w:eastAsia="黑体"/>
         <w:b/>
         <w:bCs/>
       </w:rPr>
     </w:tblStylePr>
     <w:tblStylePr w:type="lastCol">
       <w:rPr>
+        <w:rFonts w:eastAsia="黑体"/>
         <w:b/>
         <w:bCs/>
       </w:rPr>
@@ -10225,12 +10677,14 @@
     </w:tcPr>
     <w:tblStylePr w:type="firstRow">
       <w:rPr>
+        <w:rFonts w:eastAsia="黑体"/>
         <w:b/>
         <w:bCs/>
       </w:rPr>
     </w:tblStylePr>
     <w:tblStylePr w:type="lastRow">
       <w:rPr>
+        <w:rFonts w:eastAsia="黑体"/>
         <w:b/>
         <w:bCs/>
       </w:rPr>
@@ -10243,12 +10697,14 @@
     </w:tblStylePr>
     <w:tblStylePr w:type="firstCol">
       <w:rPr>
+        <w:rFonts w:eastAsia="黑体"/>
         <w:b/>
         <w:bCs/>
       </w:rPr>
     </w:tblStylePr>
     <w:tblStylePr w:type="lastCol">
       <w:rPr>
+        <w:rFonts w:eastAsia="黑体"/>
         <w:b/>
         <w:bCs/>
       </w:rPr>
@@ -10298,12 +10754,14 @@
     </w:tcPr>
     <w:tblStylePr w:type="firstRow">
       <w:rPr>
+        <w:rFonts w:eastAsia="黑体"/>
         <w:b/>
         <w:bCs/>
       </w:rPr>
     </w:tblStylePr>
     <w:tblStylePr w:type="lastRow">
       <w:rPr>
+        <w:rFonts w:eastAsia="黑体"/>
         <w:b/>
         <w:bCs/>
       </w:rPr>
@@ -10316,12 +10774,14 @@
     </w:tblStylePr>
     <w:tblStylePr w:type="firstCol">
       <w:rPr>
+        <w:rFonts w:eastAsia="黑体"/>
         <w:b/>
         <w:bCs/>
       </w:rPr>
     </w:tblStylePr>
     <w:tblStylePr w:type="lastCol">
       <w:rPr>
+        <w:rFonts w:eastAsia="黑体"/>
         <w:b/>
         <w:bCs/>
       </w:rPr>
@@ -10371,12 +10831,14 @@
     </w:tcPr>
     <w:tblStylePr w:type="firstRow">
       <w:rPr>
+        <w:rFonts w:eastAsia="黑体"/>
         <w:b/>
         <w:bCs/>
       </w:rPr>
     </w:tblStylePr>
     <w:tblStylePr w:type="lastRow">
       <w:rPr>
+        <w:rFonts w:eastAsia="黑体"/>
         <w:b/>
         <w:bCs/>
       </w:rPr>
@@ -10389,12 +10851,14 @@
     </w:tblStylePr>
     <w:tblStylePr w:type="firstCol">
       <w:rPr>
+        <w:rFonts w:eastAsia="黑体"/>
         <w:b/>
         <w:bCs/>
       </w:rPr>
     </w:tblStylePr>
     <w:tblStylePr w:type="lastCol">
       <w:rPr>
+        <w:rFonts w:eastAsia="黑体"/>
         <w:b/>
         <w:bCs/>
       </w:rPr>
@@ -10444,12 +10908,14 @@
     </w:tcPr>
     <w:tblStylePr w:type="firstRow">
       <w:rPr>
+        <w:rFonts w:eastAsia="黑体"/>
         <w:b/>
         <w:bCs/>
       </w:rPr>
     </w:tblStylePr>
     <w:tblStylePr w:type="lastRow">
       <w:rPr>
+        <w:rFonts w:eastAsia="黑体"/>
         <w:b/>
         <w:bCs/>
       </w:rPr>
@@ -10462,12 +10928,14 @@
     </w:tblStylePr>
     <w:tblStylePr w:type="firstCol">
       <w:rPr>
+        <w:rFonts w:eastAsia="黑体"/>
         <w:b/>
         <w:bCs/>
       </w:rPr>
     </w:tblStylePr>
     <w:tblStylePr w:type="lastCol">
       <w:rPr>
+        <w:rFonts w:eastAsia="黑体"/>
         <w:b/>
         <w:bCs/>
       </w:rPr>
@@ -10494,7 +10962,7 @@
       <w:spacing w:after="0" w:line="240" w:lineRule="auto"/>
     </w:pPr>
     <w:rPr>
-      <w:rFonts w:asciiTheme="majorHAnsi" w:cstheme="majorBidi" w:eastAsiaTheme="majorEastAsia" w:hAnsiTheme="majorHAnsi"/>
+      <w:rFonts w:asciiTheme="majorHAnsi" w:cstheme="majorBidi" w:hAnsiTheme="majorHAnsi" w:eastAsia="黑体"/>
       <w:color w:themeColor="text1" w:val="000000"/>
     </w:rPr>
     <w:tblPr>
@@ -10521,6 +10989,7 @@
     </w:tcPr>
     <w:tblStylePr w:type="firstRow">
       <w:rPr>
+        <w:rFonts w:eastAsia="黑体"/>
         <w:b/>
         <w:bCs/>
         <w:color w:themeColor="text1" w:val="000000"/>
@@ -10532,6 +11001,7 @@
     </w:tblStylePr>
     <w:tblStylePr w:type="lastRow">
       <w:rPr>
+        <w:rFonts w:eastAsia="黑体"/>
         <w:b/>
         <w:bCs/>
         <w:color w:themeColor="text1" w:val="000000"/>
@@ -10551,6 +11021,7 @@
     </w:tblStylePr>
     <w:tblStylePr w:type="firstCol">
       <w:rPr>
+        <w:rFonts w:eastAsia="黑体"/>
         <w:b/>
         <w:bCs/>
         <w:color w:themeColor="text1" w:val="000000"/>
@@ -10570,6 +11041,7 @@
     </w:tblStylePr>
     <w:tblStylePr w:type="lastCol">
       <w:rPr>
+        <w:rFonts w:eastAsia="黑体"/>
         <w:b w:val="0"/>
         <w:bCs w:val="0"/>
         <w:color w:themeColor="text1" w:val="000000"/>
@@ -10619,7 +11091,7 @@
       <w:spacing w:after="0" w:line="240" w:lineRule="auto"/>
     </w:pPr>
     <w:rPr>
-      <w:rFonts w:asciiTheme="majorHAnsi" w:cstheme="majorBidi" w:eastAsiaTheme="majorEastAsia" w:hAnsiTheme="majorHAnsi"/>
+      <w:rFonts w:asciiTheme="majorHAnsi" w:cstheme="majorBidi" w:hAnsiTheme="majorHAnsi" w:eastAsia="黑体"/>
       <w:color w:themeColor="text1" w:val="000000"/>
     </w:rPr>
     <w:tblPr>
@@ -10646,6 +11118,7 @@
     </w:tcPr>
     <w:tblStylePr w:type="firstRow">
       <w:rPr>
+        <w:rFonts w:eastAsia="黑体"/>
         <w:b/>
         <w:bCs/>
         <w:color w:themeColor="text1" w:val="000000"/>
@@ -10657,6 +11130,7 @@
     </w:tblStylePr>
     <w:tblStylePr w:type="lastRow">
       <w:rPr>
+        <w:rFonts w:eastAsia="黑体"/>
         <w:b/>
         <w:bCs/>
         <w:color w:themeColor="text1" w:val="000000"/>
@@ -10676,6 +11150,7 @@
     </w:tblStylePr>
     <w:tblStylePr w:type="firstCol">
       <w:rPr>
+        <w:rFonts w:eastAsia="黑体"/>
         <w:b/>
         <w:bCs/>
         <w:color w:themeColor="text1" w:val="000000"/>
@@ -10695,6 +11170,7 @@
     </w:tblStylePr>
     <w:tblStylePr w:type="lastCol">
       <w:rPr>
+        <w:rFonts w:eastAsia="黑体"/>
         <w:b w:val="0"/>
         <w:bCs w:val="0"/>
         <w:color w:themeColor="text1" w:val="000000"/>
@@ -10744,7 +11220,7 @@
       <w:spacing w:after="0" w:line="240" w:lineRule="auto"/>
     </w:pPr>
     <w:rPr>
-      <w:rFonts w:asciiTheme="majorHAnsi" w:cstheme="majorBidi" w:eastAsiaTheme="majorEastAsia" w:hAnsiTheme="majorHAnsi"/>
+      <w:rFonts w:asciiTheme="majorHAnsi" w:cstheme="majorBidi" w:hAnsiTheme="majorHAnsi" w:eastAsia="黑体"/>
       <w:color w:themeColor="text1" w:val="000000"/>
     </w:rPr>
     <w:tblPr>
@@ -10771,6 +11247,7 @@
     </w:tcPr>
     <w:tblStylePr w:type="firstRow">
       <w:rPr>
+        <w:rFonts w:eastAsia="黑体"/>
         <w:b/>
         <w:bCs/>
         <w:color w:themeColor="text1" w:val="000000"/>
@@ -10782,6 +11259,7 @@
     </w:tblStylePr>
     <w:tblStylePr w:type="lastRow">
       <w:rPr>
+        <w:rFonts w:eastAsia="黑体"/>
         <w:b/>
         <w:bCs/>
         <w:color w:themeColor="text1" w:val="000000"/>
@@ -10801,6 +11279,7 @@
     </w:tblStylePr>
     <w:tblStylePr w:type="firstCol">
       <w:rPr>
+        <w:rFonts w:eastAsia="黑体"/>
         <w:b/>
         <w:bCs/>
         <w:color w:themeColor="text1" w:val="000000"/>
@@ -10820,6 +11299,7 @@
     </w:tblStylePr>
     <w:tblStylePr w:type="lastCol">
       <w:rPr>
+        <w:rFonts w:eastAsia="黑体"/>
         <w:b w:val="0"/>
         <w:bCs w:val="0"/>
         <w:color w:themeColor="text1" w:val="000000"/>
@@ -10869,7 +11349,7 @@
       <w:spacing w:after="0" w:line="240" w:lineRule="auto"/>
     </w:pPr>
     <w:rPr>
-      <w:rFonts w:asciiTheme="majorHAnsi" w:cstheme="majorBidi" w:eastAsiaTheme="majorEastAsia" w:hAnsiTheme="majorHAnsi"/>
+      <w:rFonts w:asciiTheme="majorHAnsi" w:cstheme="majorBidi" w:hAnsiTheme="majorHAnsi" w:eastAsia="黑体"/>
       <w:color w:themeColor="text1" w:val="000000"/>
     </w:rPr>
     <w:tblPr>
@@ -10896,6 +11376,7 @@
     </w:tcPr>
     <w:tblStylePr w:type="firstRow">
       <w:rPr>
+        <w:rFonts w:eastAsia="黑体"/>
         <w:b/>
         <w:bCs/>
         <w:color w:themeColor="text1" w:val="000000"/>
@@ -10907,6 +11388,7 @@
     </w:tblStylePr>
     <w:tblStylePr w:type="lastRow">
       <w:rPr>
+        <w:rFonts w:eastAsia="黑体"/>
         <w:b/>
         <w:bCs/>
         <w:color w:themeColor="text1" w:val="000000"/>
@@ -10926,6 +11408,7 @@
     </w:tblStylePr>
     <w:tblStylePr w:type="firstCol">
       <w:rPr>
+        <w:rFonts w:eastAsia="黑体"/>
         <w:b/>
         <w:bCs/>
         <w:color w:themeColor="text1" w:val="000000"/>
@@ -10945,6 +11428,7 @@
     </w:tblStylePr>
     <w:tblStylePr w:type="lastCol">
       <w:rPr>
+        <w:rFonts w:eastAsia="黑体"/>
         <w:b w:val="0"/>
         <w:bCs w:val="0"/>
         <w:color w:themeColor="text1" w:val="000000"/>
@@ -10994,7 +11478,7 @@
       <w:spacing w:after="0" w:line="240" w:lineRule="auto"/>
     </w:pPr>
     <w:rPr>
-      <w:rFonts w:asciiTheme="majorHAnsi" w:cstheme="majorBidi" w:eastAsiaTheme="majorEastAsia" w:hAnsiTheme="majorHAnsi"/>
+      <w:rFonts w:asciiTheme="majorHAnsi" w:cstheme="majorBidi" w:hAnsiTheme="majorHAnsi" w:eastAsia="黑体"/>
       <w:color w:themeColor="text1" w:val="000000"/>
     </w:rPr>
     <w:tblPr>
@@ -11021,6 +11505,7 @@
     </w:tcPr>
     <w:tblStylePr w:type="firstRow">
       <w:rPr>
+        <w:rFonts w:eastAsia="黑体"/>
         <w:b/>
         <w:bCs/>
         <w:color w:themeColor="text1" w:val="000000"/>
@@ -11032,6 +11517,7 @@
     </w:tblStylePr>
     <w:tblStylePr w:type="lastRow">
       <w:rPr>
+        <w:rFonts w:eastAsia="黑体"/>
         <w:b/>
         <w:bCs/>
         <w:color w:themeColor="text1" w:val="000000"/>
@@ -11051,6 +11537,7 @@
     </w:tblStylePr>
     <w:tblStylePr w:type="firstCol">
       <w:rPr>
+        <w:rFonts w:eastAsia="黑体"/>
         <w:b/>
         <w:bCs/>
         <w:color w:themeColor="text1" w:val="000000"/>
@@ -11070,6 +11557,7 @@
     </w:tblStylePr>
     <w:tblStylePr w:type="lastCol">
       <w:rPr>
+        <w:rFonts w:eastAsia="黑体"/>
         <w:b w:val="0"/>
         <w:bCs w:val="0"/>
         <w:color w:themeColor="text1" w:val="000000"/>
@@ -11119,7 +11607,7 @@
       <w:spacing w:after="0" w:line="240" w:lineRule="auto"/>
     </w:pPr>
     <w:rPr>
-      <w:rFonts w:asciiTheme="majorHAnsi" w:cstheme="majorBidi" w:eastAsiaTheme="majorEastAsia" w:hAnsiTheme="majorHAnsi"/>
+      <w:rFonts w:asciiTheme="majorHAnsi" w:cstheme="majorBidi" w:hAnsiTheme="majorHAnsi" w:eastAsia="黑体"/>
       <w:color w:themeColor="text1" w:val="000000"/>
     </w:rPr>
     <w:tblPr>
@@ -11146,6 +11634,7 @@
     </w:tcPr>
     <w:tblStylePr w:type="firstRow">
       <w:rPr>
+        <w:rFonts w:eastAsia="黑体"/>
         <w:b/>
         <w:bCs/>
         <w:color w:themeColor="text1" w:val="000000"/>
@@ -11157,6 +11646,7 @@
     </w:tblStylePr>
     <w:tblStylePr w:type="lastRow">
       <w:rPr>
+        <w:rFonts w:eastAsia="黑体"/>
         <w:b/>
         <w:bCs/>
         <w:color w:themeColor="text1" w:val="000000"/>
@@ -11176,6 +11666,7 @@
     </w:tblStylePr>
     <w:tblStylePr w:type="firstCol">
       <w:rPr>
+        <w:rFonts w:eastAsia="黑体"/>
         <w:b/>
         <w:bCs/>
         <w:color w:themeColor="text1" w:val="000000"/>
@@ -11195,6 +11686,7 @@
     </w:tblStylePr>
     <w:tblStylePr w:type="lastCol">
       <w:rPr>
+        <w:rFonts w:eastAsia="黑体"/>
         <w:b w:val="0"/>
         <w:bCs w:val="0"/>
         <w:color w:themeColor="text1" w:val="000000"/>
@@ -11244,7 +11736,7 @@
       <w:spacing w:after="0" w:line="240" w:lineRule="auto"/>
     </w:pPr>
     <w:rPr>
-      <w:rFonts w:asciiTheme="majorHAnsi" w:cstheme="majorBidi" w:eastAsiaTheme="majorEastAsia" w:hAnsiTheme="majorHAnsi"/>
+      <w:rFonts w:asciiTheme="majorHAnsi" w:cstheme="majorBidi" w:hAnsiTheme="majorHAnsi" w:eastAsia="黑体"/>
       <w:color w:themeColor="text1" w:val="000000"/>
     </w:rPr>
     <w:tblPr>
@@ -11271,6 +11763,7 @@
     </w:tcPr>
     <w:tblStylePr w:type="firstRow">
       <w:rPr>
+        <w:rFonts w:eastAsia="黑体"/>
         <w:b/>
         <w:bCs/>
         <w:color w:themeColor="text1" w:val="000000"/>
@@ -11282,6 +11775,7 @@
     </w:tblStylePr>
     <w:tblStylePr w:type="lastRow">
       <w:rPr>
+        <w:rFonts w:eastAsia="黑体"/>
         <w:b/>
         <w:bCs/>
         <w:color w:themeColor="text1" w:val="000000"/>
@@ -11301,6 +11795,7 @@
     </w:tblStylePr>
     <w:tblStylePr w:type="firstCol">
       <w:rPr>
+        <w:rFonts w:eastAsia="黑体"/>
         <w:b/>
         <w:bCs/>
         <w:color w:themeColor="text1" w:val="000000"/>
@@ -11320,6 +11815,7 @@
     </w:tblStylePr>
     <w:tblStylePr w:type="lastCol">
       <w:rPr>
+        <w:rFonts w:eastAsia="黑体"/>
         <w:b w:val="0"/>
         <w:bCs w:val="0"/>
         <w:color w:themeColor="text1" w:val="000000"/>
@@ -11392,6 +11888,7 @@
     </w:tcPr>
     <w:tblStylePr w:type="firstRow">
       <w:rPr>
+        <w:rFonts w:eastAsia="黑体"/>
         <w:b/>
         <w:bCs/>
         <w:i w:val="0"/>
@@ -11413,6 +11910,7 @@
     </w:tblStylePr>
     <w:tblStylePr w:type="lastRow">
       <w:rPr>
+        <w:rFonts w:eastAsia="黑体"/>
         <w:b/>
         <w:bCs/>
         <w:i w:val="0"/>
@@ -11434,6 +11932,7 @@
     </w:tblStylePr>
     <w:tblStylePr w:type="firstCol">
       <w:rPr>
+        <w:rFonts w:eastAsia="黑体"/>
         <w:b/>
         <w:bCs/>
         <w:i w:val="0"/>
@@ -11453,6 +11952,7 @@
     </w:tblStylePr>
     <w:tblStylePr w:type="lastCol">
       <w:rPr>
+        <w:rFonts w:eastAsia="黑体"/>
         <w:b/>
         <w:bCs/>
         <w:i w:val="0"/>
@@ -11533,6 +12033,7 @@
     </w:tcPr>
     <w:tblStylePr w:type="firstRow">
       <w:rPr>
+        <w:rFonts w:eastAsia="黑体"/>
         <w:b/>
         <w:bCs/>
         <w:i w:val="0"/>
@@ -11554,6 +12055,7 @@
     </w:tblStylePr>
     <w:tblStylePr w:type="lastRow">
       <w:rPr>
+        <w:rFonts w:eastAsia="黑体"/>
         <w:b/>
         <w:bCs/>
         <w:i w:val="0"/>
@@ -11575,6 +12077,7 @@
     </w:tblStylePr>
     <w:tblStylePr w:type="firstCol">
       <w:rPr>
+        <w:rFonts w:eastAsia="黑体"/>
         <w:b/>
         <w:bCs/>
         <w:i w:val="0"/>
@@ -11594,6 +12097,7 @@
     </w:tblStylePr>
     <w:tblStylePr w:type="lastCol">
       <w:rPr>
+        <w:rFonts w:eastAsia="黑体"/>
         <w:b/>
         <w:bCs/>
         <w:i w:val="0"/>
@@ -11674,6 +12178,7 @@
     </w:tcPr>
     <w:tblStylePr w:type="firstRow">
       <w:rPr>
+        <w:rFonts w:eastAsia="黑体"/>
         <w:b/>
         <w:bCs/>
         <w:i w:val="0"/>
@@ -11695,6 +12200,7 @@
     </w:tblStylePr>
     <w:tblStylePr w:type="lastRow">
       <w:rPr>
+        <w:rFonts w:eastAsia="黑体"/>
         <w:b/>
         <w:bCs/>
         <w:i w:val="0"/>
@@ -11716,6 +12222,7 @@
     </w:tblStylePr>
     <w:tblStylePr w:type="firstCol">
       <w:rPr>
+        <w:rFonts w:eastAsia="黑体"/>
         <w:b/>
         <w:bCs/>
         <w:i w:val="0"/>
@@ -11735,6 +12242,7 @@
     </w:tblStylePr>
     <w:tblStylePr w:type="lastCol">
       <w:rPr>
+        <w:rFonts w:eastAsia="黑体"/>
         <w:b/>
         <w:bCs/>
         <w:i w:val="0"/>
@@ -11815,6 +12323,7 @@
     </w:tcPr>
     <w:tblStylePr w:type="firstRow">
       <w:rPr>
+        <w:rFonts w:eastAsia="黑体"/>
         <w:b/>
         <w:bCs/>
         <w:i w:val="0"/>
@@ -11836,6 +12345,7 @@
     </w:tblStylePr>
     <w:tblStylePr w:type="lastRow">
       <w:rPr>
+        <w:rFonts w:eastAsia="黑体"/>
         <w:b/>
         <w:bCs/>
         <w:i w:val="0"/>
@@ -11857,6 +12367,7 @@
     </w:tblStylePr>
     <w:tblStylePr w:type="firstCol">
       <w:rPr>
+        <w:rFonts w:eastAsia="黑体"/>
         <w:b/>
         <w:bCs/>
         <w:i w:val="0"/>
@@ -11876,6 +12387,7 @@
     </w:tblStylePr>
     <w:tblStylePr w:type="lastCol">
       <w:rPr>
+        <w:rFonts w:eastAsia="黑体"/>
         <w:b/>
         <w:bCs/>
         <w:i w:val="0"/>
@@ -11956,6 +12468,7 @@
     </w:tcPr>
     <w:tblStylePr w:type="firstRow">
       <w:rPr>
+        <w:rFonts w:eastAsia="黑体"/>
         <w:b/>
         <w:bCs/>
         <w:i w:val="0"/>
@@ -11977,6 +12490,7 @@
     </w:tblStylePr>
     <w:tblStylePr w:type="lastRow">
       <w:rPr>
+        <w:rFonts w:eastAsia="黑体"/>
         <w:b/>
         <w:bCs/>
         <w:i w:val="0"/>
@@ -11998,6 +12512,7 @@
     </w:tblStylePr>
     <w:tblStylePr w:type="firstCol">
       <w:rPr>
+        <w:rFonts w:eastAsia="黑体"/>
         <w:b/>
         <w:bCs/>
         <w:i w:val="0"/>
@@ -12017,6 +12532,7 @@
     </w:tblStylePr>
     <w:tblStylePr w:type="lastCol">
       <w:rPr>
+        <w:rFonts w:eastAsia="黑体"/>
         <w:b/>
         <w:bCs/>
         <w:i w:val="0"/>
@@ -12097,6 +12613,7 @@
     </w:tcPr>
     <w:tblStylePr w:type="firstRow">
       <w:rPr>
+        <w:rFonts w:eastAsia="黑体"/>
         <w:b/>
         <w:bCs/>
         <w:i w:val="0"/>
@@ -12118,6 +12635,7 @@
     </w:tblStylePr>
     <w:tblStylePr w:type="lastRow">
       <w:rPr>
+        <w:rFonts w:eastAsia="黑体"/>
         <w:b/>
         <w:bCs/>
         <w:i w:val="0"/>
@@ -12139,6 +12657,7 @@
     </w:tblStylePr>
     <w:tblStylePr w:type="firstCol">
       <w:rPr>
+        <w:rFonts w:eastAsia="黑体"/>
         <w:b/>
         <w:bCs/>
         <w:i w:val="0"/>
@@ -12158,6 +12677,7 @@
     </w:tblStylePr>
     <w:tblStylePr w:type="lastCol">
       <w:rPr>
+        <w:rFonts w:eastAsia="黑体"/>
         <w:b/>
         <w:bCs/>
         <w:i w:val="0"/>
@@ -12238,6 +12758,7 @@
     </w:tcPr>
     <w:tblStylePr w:type="firstRow">
       <w:rPr>
+        <w:rFonts w:eastAsia="黑体"/>
         <w:b/>
         <w:bCs/>
         <w:i w:val="0"/>
@@ -12259,6 +12780,7 @@
     </w:tblStylePr>
     <w:tblStylePr w:type="lastRow">
       <w:rPr>
+        <w:rFonts w:eastAsia="黑体"/>
         <w:b/>
         <w:bCs/>
         <w:i w:val="0"/>
@@ -12280,6 +12802,7 @@
     </w:tblStylePr>
     <w:tblStylePr w:type="firstCol">
       <w:rPr>
+        <w:rFonts w:eastAsia="黑体"/>
         <w:b/>
         <w:bCs/>
         <w:i w:val="0"/>
@@ -12299,6 +12822,7 @@
     </w:tblStylePr>
     <w:tblStylePr w:type="lastCol">
       <w:rPr>
+        <w:rFonts w:eastAsia="黑体"/>
         <w:b/>
         <w:bCs/>
         <w:i w:val="0"/>
@@ -12356,6 +12880,7 @@
       <w:spacing w:after="0" w:line="240" w:lineRule="auto"/>
     </w:pPr>
     <w:rPr>
+      <w:rFonts w:eastAsia="黑体"/>
       <w:color w:themeColor="background1" w:val="FFFFFF"/>
     </w:rPr>
     <w:tblPr>
@@ -12374,6 +12899,7 @@
     </w:tcPr>
     <w:tblStylePr w:type="firstRow">
       <w:rPr>
+        <w:rFonts w:eastAsia="黑体"/>
         <w:b/>
         <w:bCs/>
       </w:rPr>
@@ -12470,6 +12996,7 @@
       <w:spacing w:after="0" w:line="240" w:lineRule="auto"/>
     </w:pPr>
     <w:rPr>
+      <w:rFonts w:eastAsia="黑体"/>
       <w:color w:themeColor="background1" w:val="FFFFFF"/>
     </w:rPr>
     <w:tblPr>
@@ -12488,6 +13015,7 @@
     </w:tcPr>
     <w:tblStylePr w:type="firstRow">
       <w:rPr>
+        <w:rFonts w:eastAsia="黑体"/>
         <w:b/>
         <w:bCs/>
       </w:rPr>
@@ -12584,6 +13112,7 @@
       <w:spacing w:after="0" w:line="240" w:lineRule="auto"/>
     </w:pPr>
     <w:rPr>
+      <w:rFonts w:eastAsia="黑体"/>
       <w:color w:themeColor="background1" w:val="FFFFFF"/>
     </w:rPr>
     <w:tblPr>
@@ -12602,6 +13131,7 @@
     </w:tcPr>
     <w:tblStylePr w:type="firstRow">
       <w:rPr>
+        <w:rFonts w:eastAsia="黑体"/>
         <w:b/>
         <w:bCs/>
       </w:rPr>
@@ -12698,6 +13228,7 @@
       <w:spacing w:after="0" w:line="240" w:lineRule="auto"/>
     </w:pPr>
     <w:rPr>
+      <w:rFonts w:eastAsia="黑体"/>
       <w:color w:themeColor="background1" w:val="FFFFFF"/>
     </w:rPr>
     <w:tblPr>
@@ -12716,6 +13247,7 @@
     </w:tcPr>
     <w:tblStylePr w:type="firstRow">
       <w:rPr>
+        <w:rFonts w:eastAsia="黑体"/>
         <w:b/>
         <w:bCs/>
       </w:rPr>
@@ -12812,6 +13344,7 @@
       <w:spacing w:after="0" w:line="240" w:lineRule="auto"/>
     </w:pPr>
     <w:rPr>
+      <w:rFonts w:eastAsia="黑体"/>
       <w:color w:themeColor="background1" w:val="FFFFFF"/>
     </w:rPr>
     <w:tblPr>
@@ -12830,6 +13363,7 @@
     </w:tcPr>
     <w:tblStylePr w:type="firstRow">
       <w:rPr>
+        <w:rFonts w:eastAsia="黑体"/>
         <w:b/>
         <w:bCs/>
       </w:rPr>
@@ -12926,6 +13460,7 @@
       <w:spacing w:after="0" w:line="240" w:lineRule="auto"/>
     </w:pPr>
     <w:rPr>
+      <w:rFonts w:eastAsia="黑体"/>
       <w:color w:themeColor="background1" w:val="FFFFFF"/>
     </w:rPr>
     <w:tblPr>
@@ -12944,6 +13479,7 @@
     </w:tcPr>
     <w:tblStylePr w:type="firstRow">
       <w:rPr>
+        <w:rFonts w:eastAsia="黑体"/>
         <w:b/>
         <w:bCs/>
       </w:rPr>
@@ -13040,6 +13576,7 @@
       <w:spacing w:after="0" w:line="240" w:lineRule="auto"/>
     </w:pPr>
     <w:rPr>
+      <w:rFonts w:eastAsia="黑体"/>
       <w:color w:themeColor="background1" w:val="FFFFFF"/>
     </w:rPr>
     <w:tblPr>
@@ -13058,6 +13595,7 @@
     </w:tcPr>
     <w:tblStylePr w:type="firstRow">
       <w:rPr>
+        <w:rFonts w:eastAsia="黑体"/>
         <w:b/>
         <w:bCs/>
       </w:rPr>
@@ -13154,6 +13692,7 @@
       <w:spacing w:after="0" w:line="240" w:lineRule="auto"/>
     </w:pPr>
     <w:rPr>
+      <w:rFonts w:eastAsia="黑体"/>
       <w:color w:themeColor="text1" w:val="000000"/>
     </w:rPr>
     <w:tblPr>
@@ -13180,6 +13719,7 @@
     </w:tcPr>
     <w:tblStylePr w:type="firstRow">
       <w:rPr>
+        <w:rFonts w:eastAsia="黑体"/>
         <w:b/>
         <w:bCs/>
       </w:rPr>
@@ -13198,6 +13738,7 @@
     </w:tblStylePr>
     <w:tblStylePr w:type="lastRow">
       <w:rPr>
+        <w:rFonts w:eastAsia="黑体"/>
         <w:b/>
         <w:bCs/>
         <w:color w:themeColor="background1" w:val="FFFFFF"/>
@@ -13212,6 +13753,7 @@
     </w:tblStylePr>
     <w:tblStylePr w:type="firstCol">
       <w:rPr>
+        <w:rFonts w:eastAsia="黑体"/>
         <w:color w:themeColor="background1" w:val="FFFFFF"/>
       </w:rPr>
       <w:tblPr/>
@@ -13229,6 +13771,7 @@
     </w:tblStylePr>
     <w:tblStylePr w:type="lastCol">
       <w:rPr>
+        <w:rFonts w:eastAsia="黑体"/>
         <w:color w:themeColor="background1" w:val="FFFFFF"/>
       </w:rPr>
       <w:tblPr/>
@@ -13258,11 +13801,13 @@
     </w:tblStylePr>
     <w:tblStylePr w:type="neCell">
       <w:rPr>
+        <w:rFonts w:eastAsia="黑体"/>
         <w:color w:themeColor="text1" w:val="000000"/>
       </w:rPr>
     </w:tblStylePr>
     <w:tblStylePr w:type="nwCell">
       <w:rPr>
+        <w:rFonts w:eastAsia="黑体"/>
         <w:color w:themeColor="text1" w:val="000000"/>
       </w:rPr>
     </w:tblStylePr>
@@ -13276,6 +13821,7 @@
       <w:spacing w:after="0" w:line="240" w:lineRule="auto"/>
     </w:pPr>
     <w:rPr>
+      <w:rFonts w:eastAsia="黑体"/>
       <w:color w:themeColor="text1" w:val="000000"/>
     </w:rPr>
     <w:tblPr>
@@ -13302,6 +13848,7 @@
     </w:tcPr>
     <w:tblStylePr w:type="firstRow">
       <w:rPr>
+        <w:rFonts w:eastAsia="黑体"/>
         <w:b/>
         <w:bCs/>
       </w:rPr>
@@ -13320,6 +13867,7 @@
     </w:tblStylePr>
     <w:tblStylePr w:type="lastRow">
       <w:rPr>
+        <w:rFonts w:eastAsia="黑体"/>
         <w:b/>
         <w:bCs/>
         <w:color w:themeColor="background1" w:val="FFFFFF"/>
@@ -13334,6 +13882,7 @@
     </w:tblStylePr>
     <w:tblStylePr w:type="firstCol">
       <w:rPr>
+        <w:rFonts w:eastAsia="黑体"/>
         <w:color w:themeColor="background1" w:val="FFFFFF"/>
       </w:rPr>
       <w:tblPr/>
@@ -13351,6 +13900,7 @@
     </w:tblStylePr>
     <w:tblStylePr w:type="lastCol">
       <w:rPr>
+        <w:rFonts w:eastAsia="黑体"/>
         <w:color w:themeColor="background1" w:val="FFFFFF"/>
       </w:rPr>
       <w:tblPr/>
@@ -13380,11 +13930,13 @@
     </w:tblStylePr>
     <w:tblStylePr w:type="neCell">
       <w:rPr>
+        <w:rFonts w:eastAsia="黑体"/>
         <w:color w:themeColor="text1" w:val="000000"/>
       </w:rPr>
     </w:tblStylePr>
     <w:tblStylePr w:type="nwCell">
       <w:rPr>
+        <w:rFonts w:eastAsia="黑体"/>
         <w:color w:themeColor="text1" w:val="000000"/>
       </w:rPr>
     </w:tblStylePr>
@@ -13398,6 +13950,7 @@
       <w:spacing w:after="0" w:line="240" w:lineRule="auto"/>
     </w:pPr>
     <w:rPr>
+      <w:rFonts w:eastAsia="黑体"/>
       <w:color w:themeColor="text1" w:val="000000"/>
     </w:rPr>
     <w:tblPr>
@@ -13424,6 +13977,7 @@
     </w:tcPr>
     <w:tblStylePr w:type="firstRow">
       <w:rPr>
+        <w:rFonts w:eastAsia="黑体"/>
         <w:b/>
         <w:bCs/>
       </w:rPr>
@@ -13442,6 +13996,7 @@
     </w:tblStylePr>
     <w:tblStylePr w:type="lastRow">
       <w:rPr>
+        <w:rFonts w:eastAsia="黑体"/>
         <w:b/>
         <w:bCs/>
         <w:color w:themeColor="background1" w:val="FFFFFF"/>
@@ -13456,6 +14011,7 @@
     </w:tblStylePr>
     <w:tblStylePr w:type="firstCol">
       <w:rPr>
+        <w:rFonts w:eastAsia="黑体"/>
         <w:color w:themeColor="background1" w:val="FFFFFF"/>
       </w:rPr>
       <w:tblPr/>
@@ -13473,6 +14029,7 @@
     </w:tblStylePr>
     <w:tblStylePr w:type="lastCol">
       <w:rPr>
+        <w:rFonts w:eastAsia="黑体"/>
         <w:color w:themeColor="background1" w:val="FFFFFF"/>
       </w:rPr>
       <w:tblPr/>
@@ -13502,11 +14059,13 @@
     </w:tblStylePr>
     <w:tblStylePr w:type="neCell">
       <w:rPr>
+        <w:rFonts w:eastAsia="黑体"/>
         <w:color w:themeColor="text1" w:val="000000"/>
       </w:rPr>
     </w:tblStylePr>
     <w:tblStylePr w:type="nwCell">
       <w:rPr>
+        <w:rFonts w:eastAsia="黑体"/>
         <w:color w:themeColor="text1" w:val="000000"/>
       </w:rPr>
     </w:tblStylePr>
@@ -13520,6 +14079,7 @@
       <w:spacing w:after="0" w:line="240" w:lineRule="auto"/>
     </w:pPr>
     <w:rPr>
+      <w:rFonts w:eastAsia="黑体"/>
       <w:color w:themeColor="text1" w:val="000000"/>
     </w:rPr>
     <w:tblPr>
@@ -13546,6 +14106,7 @@
     </w:tcPr>
     <w:tblStylePr w:type="firstRow">
       <w:rPr>
+        <w:rFonts w:eastAsia="黑体"/>
         <w:b/>
         <w:bCs/>
       </w:rPr>
@@ -13564,6 +14125,7 @@
     </w:tblStylePr>
     <w:tblStylePr w:type="lastRow">
       <w:rPr>
+        <w:rFonts w:eastAsia="黑体"/>
         <w:b/>
         <w:bCs/>
         <w:color w:themeColor="background1" w:val="FFFFFF"/>
@@ -13578,6 +14140,7 @@
     </w:tblStylePr>
     <w:tblStylePr w:type="firstCol">
       <w:rPr>
+        <w:rFonts w:eastAsia="黑体"/>
         <w:color w:themeColor="background1" w:val="FFFFFF"/>
       </w:rPr>
       <w:tblPr/>
@@ -13595,6 +14158,7 @@
     </w:tblStylePr>
     <w:tblStylePr w:type="lastCol">
       <w:rPr>
+        <w:rFonts w:eastAsia="黑体"/>
         <w:color w:themeColor="background1" w:val="FFFFFF"/>
       </w:rPr>
       <w:tblPr/>
@@ -13632,6 +14196,7 @@
       <w:spacing w:after="0" w:line="240" w:lineRule="auto"/>
     </w:pPr>
     <w:rPr>
+      <w:rFonts w:eastAsia="黑体"/>
       <w:color w:themeColor="text1" w:val="000000"/>
     </w:rPr>
     <w:tblPr>
@@ -13658,6 +14223,7 @@
     </w:tcPr>
     <w:tblStylePr w:type="firstRow">
       <w:rPr>
+        <w:rFonts w:eastAsia="黑体"/>
         <w:b/>
         <w:bCs/>
       </w:rPr>
@@ -13676,6 +14242,7 @@
     </w:tblStylePr>
     <w:tblStylePr w:type="lastRow">
       <w:rPr>
+        <w:rFonts w:eastAsia="黑体"/>
         <w:b/>
         <w:bCs/>
         <w:color w:themeColor="background1" w:val="FFFFFF"/>
@@ -13690,6 +14257,7 @@
     </w:tblStylePr>
     <w:tblStylePr w:type="firstCol">
       <w:rPr>
+        <w:rFonts w:eastAsia="黑体"/>
         <w:color w:themeColor="background1" w:val="FFFFFF"/>
       </w:rPr>
       <w:tblPr/>
@@ -13707,6 +14275,7 @@
     </w:tblStylePr>
     <w:tblStylePr w:type="lastCol">
       <w:rPr>
+        <w:rFonts w:eastAsia="黑体"/>
         <w:color w:themeColor="background1" w:val="FFFFFF"/>
       </w:rPr>
       <w:tblPr/>
@@ -13736,11 +14305,13 @@
     </w:tblStylePr>
     <w:tblStylePr w:type="neCell">
       <w:rPr>
+        <w:rFonts w:eastAsia="黑体"/>
         <w:color w:themeColor="text1" w:val="000000"/>
       </w:rPr>
     </w:tblStylePr>
     <w:tblStylePr w:type="nwCell">
       <w:rPr>
+        <w:rFonts w:eastAsia="黑体"/>
         <w:color w:themeColor="text1" w:val="000000"/>
       </w:rPr>
     </w:tblStylePr>
@@ -13754,6 +14325,7 @@
       <w:spacing w:after="0" w:line="240" w:lineRule="auto"/>
     </w:pPr>
     <w:rPr>
+      <w:rFonts w:eastAsia="黑体"/>
       <w:color w:themeColor="text1" w:val="000000"/>
     </w:rPr>
     <w:tblPr>
@@ -13780,6 +14352,7 @@
     </w:tcPr>
     <w:tblStylePr w:type="firstRow">
       <w:rPr>
+        <w:rFonts w:eastAsia="黑体"/>
         <w:b/>
         <w:bCs/>
       </w:rPr>
@@ -13798,6 +14371,7 @@
     </w:tblStylePr>
     <w:tblStylePr w:type="lastRow">
       <w:rPr>
+        <w:rFonts w:eastAsia="黑体"/>
         <w:b/>
         <w:bCs/>
         <w:color w:themeColor="background1" w:val="FFFFFF"/>
@@ -13812,6 +14386,7 @@
     </w:tblStylePr>
     <w:tblStylePr w:type="firstCol">
       <w:rPr>
+        <w:rFonts w:eastAsia="黑体"/>
         <w:color w:themeColor="background1" w:val="FFFFFF"/>
       </w:rPr>
       <w:tblPr/>
@@ -13829,6 +14404,7 @@
     </w:tblStylePr>
     <w:tblStylePr w:type="lastCol">
       <w:rPr>
+        <w:rFonts w:eastAsia="黑体"/>
         <w:color w:themeColor="background1" w:val="FFFFFF"/>
       </w:rPr>
       <w:tblPr/>
@@ -13858,11 +14434,13 @@
     </w:tblStylePr>
     <w:tblStylePr w:type="neCell">
       <w:rPr>
+        <w:rFonts w:eastAsia="黑体"/>
         <w:color w:themeColor="text1" w:val="000000"/>
       </w:rPr>
     </w:tblStylePr>
     <w:tblStylePr w:type="nwCell">
       <w:rPr>
+        <w:rFonts w:eastAsia="黑体"/>
         <w:color w:themeColor="text1" w:val="000000"/>
       </w:rPr>
     </w:tblStylePr>
@@ -13876,6 +14454,7 @@
       <w:spacing w:after="0" w:line="240" w:lineRule="auto"/>
     </w:pPr>
     <w:rPr>
+      <w:rFonts w:eastAsia="黑体"/>
       <w:color w:themeColor="text1" w:val="000000"/>
     </w:rPr>
     <w:tblPr>
@@ -13902,6 +14481,7 @@
     </w:tcPr>
     <w:tblStylePr w:type="firstRow">
       <w:rPr>
+        <w:rFonts w:eastAsia="黑体"/>
         <w:b/>
         <w:bCs/>
       </w:rPr>
@@ -13920,6 +14500,7 @@
     </w:tblStylePr>
     <w:tblStylePr w:type="lastRow">
       <w:rPr>
+        <w:rFonts w:eastAsia="黑体"/>
         <w:b/>
         <w:bCs/>
         <w:color w:themeColor="background1" w:val="FFFFFF"/>
@@ -13934,6 +14515,7 @@
     </w:tblStylePr>
     <w:tblStylePr w:type="firstCol">
       <w:rPr>
+        <w:rFonts w:eastAsia="黑体"/>
         <w:color w:themeColor="background1" w:val="FFFFFF"/>
       </w:rPr>
       <w:tblPr/>
@@ -13951,6 +14533,7 @@
     </w:tblStylePr>
     <w:tblStylePr w:type="lastCol">
       <w:rPr>
+        <w:rFonts w:eastAsia="黑体"/>
         <w:color w:themeColor="background1" w:val="FFFFFF"/>
       </w:rPr>
       <w:tblPr/>
@@ -13980,11 +14563,13 @@
     </w:tblStylePr>
     <w:tblStylePr w:type="neCell">
       <w:rPr>
+        <w:rFonts w:eastAsia="黑体"/>
         <w:color w:themeColor="text1" w:val="000000"/>
       </w:rPr>
     </w:tblStylePr>
     <w:tblStylePr w:type="nwCell">
       <w:rPr>
+        <w:rFonts w:eastAsia="黑体"/>
         <w:color w:themeColor="text1" w:val="000000"/>
       </w:rPr>
     </w:tblStylePr>
@@ -13998,6 +14583,7 @@
       <w:spacing w:after="0" w:line="240" w:lineRule="auto"/>
     </w:pPr>
     <w:rPr>
+      <w:rFonts w:eastAsia="黑体"/>
       <w:color w:themeColor="text1" w:val="000000"/>
     </w:rPr>
     <w:tblPr>
@@ -14016,6 +14602,7 @@
     </w:tcPr>
     <w:tblStylePr w:type="firstRow">
       <w:rPr>
+        <w:rFonts w:eastAsia="黑体"/>
         <w:b/>
         <w:bCs/>
         <w:color w:themeColor="background1" w:val="FFFFFF"/>
@@ -14030,6 +14617,7 @@
     </w:tblStylePr>
     <w:tblStylePr w:type="lastRow">
       <w:rPr>
+        <w:rFonts w:eastAsia="黑体"/>
         <w:b/>
         <w:bCs/>
         <w:color w:themeColor="accent2" w:themeShade="CC" w:val="9E3A38"/>
@@ -14044,12 +14632,14 @@
     </w:tblStylePr>
     <w:tblStylePr w:type="firstCol">
       <w:rPr>
+        <w:rFonts w:eastAsia="黑体"/>
         <w:b/>
         <w:bCs/>
       </w:rPr>
     </w:tblStylePr>
     <w:tblStylePr w:type="lastCol">
       <w:rPr>
+        <w:rFonts w:eastAsia="黑体"/>
         <w:b/>
         <w:bCs/>
       </w:rPr>
@@ -14084,6 +14674,7 @@
       <w:spacing w:after="0" w:line="240" w:lineRule="auto"/>
     </w:pPr>
     <w:rPr>
+      <w:rFonts w:eastAsia="黑体"/>
       <w:color w:themeColor="text1" w:val="000000"/>
     </w:rPr>
     <w:tblPr>
@@ -14102,6 +14693,7 @@
     </w:tcPr>
     <w:tblStylePr w:type="firstRow">
       <w:rPr>
+        <w:rFonts w:eastAsia="黑体"/>
         <w:b/>
         <w:bCs/>
         <w:color w:themeColor="background1" w:val="FFFFFF"/>
@@ -14116,6 +14708,7 @@
     </w:tblStylePr>
     <w:tblStylePr w:type="lastRow">
       <w:rPr>
+        <w:rFonts w:eastAsia="黑体"/>
         <w:b/>
         <w:bCs/>
         <w:color w:themeColor="accent2" w:themeShade="CC" w:val="9E3A38"/>
@@ -14130,12 +14723,14 @@
     </w:tblStylePr>
     <w:tblStylePr w:type="firstCol">
       <w:rPr>
+        <w:rFonts w:eastAsia="黑体"/>
         <w:b/>
         <w:bCs/>
       </w:rPr>
     </w:tblStylePr>
     <w:tblStylePr w:type="lastCol">
       <w:rPr>
+        <w:rFonts w:eastAsia="黑体"/>
         <w:b/>
         <w:bCs/>
       </w:rPr>
@@ -14170,6 +14765,7 @@
       <w:spacing w:after="0" w:line="240" w:lineRule="auto"/>
     </w:pPr>
     <w:rPr>
+      <w:rFonts w:eastAsia="黑体"/>
       <w:color w:themeColor="text1" w:val="000000"/>
     </w:rPr>
     <w:tblPr>
@@ -14188,6 +14784,7 @@
     </w:tcPr>
     <w:tblStylePr w:type="firstRow">
       <w:rPr>
+        <w:rFonts w:eastAsia="黑体"/>
         <w:b/>
         <w:bCs/>
         <w:color w:themeColor="background1" w:val="FFFFFF"/>
@@ -14202,6 +14799,7 @@
     </w:tblStylePr>
     <w:tblStylePr w:type="lastRow">
       <w:rPr>
+        <w:rFonts w:eastAsia="黑体"/>
         <w:b/>
         <w:bCs/>
         <w:color w:themeColor="accent2" w:themeShade="CC" w:val="9E3A38"/>
@@ -14216,12 +14814,14 @@
     </w:tblStylePr>
     <w:tblStylePr w:type="firstCol">
       <w:rPr>
+        <w:rFonts w:eastAsia="黑体"/>
         <w:b/>
         <w:bCs/>
       </w:rPr>
     </w:tblStylePr>
     <w:tblStylePr w:type="lastCol">
       <w:rPr>
+        <w:rFonts w:eastAsia="黑体"/>
         <w:b/>
         <w:bCs/>
       </w:rPr>
@@ -14256,6 +14856,7 @@
       <w:spacing w:after="0" w:line="240" w:lineRule="auto"/>
     </w:pPr>
     <w:rPr>
+      <w:rFonts w:eastAsia="黑体"/>
       <w:color w:themeColor="text1" w:val="000000"/>
     </w:rPr>
     <w:tblPr>
@@ -14274,6 +14875,7 @@
     </w:tcPr>
     <w:tblStylePr w:type="firstRow">
       <w:rPr>
+        <w:rFonts w:eastAsia="黑体"/>
         <w:b/>
         <w:bCs/>
         <w:color w:themeColor="background1" w:val="FFFFFF"/>
@@ -14288,6 +14890,7 @@
     </w:tblStylePr>
     <w:tblStylePr w:type="lastRow">
       <w:rPr>
+        <w:rFonts w:eastAsia="黑体"/>
         <w:b/>
         <w:bCs/>
         <w:color w:themeColor="accent4" w:themeShade="CC" w:val="664E82"/>
@@ -14302,12 +14905,14 @@
     </w:tblStylePr>
     <w:tblStylePr w:type="firstCol">
       <w:rPr>
+        <w:rFonts w:eastAsia="黑体"/>
         <w:b/>
         <w:bCs/>
       </w:rPr>
     </w:tblStylePr>
     <w:tblStylePr w:type="lastCol">
       <w:rPr>
+        <w:rFonts w:eastAsia="黑体"/>
         <w:b/>
         <w:bCs/>
       </w:rPr>
@@ -14342,6 +14947,7 @@
       <w:spacing w:after="0" w:line="240" w:lineRule="auto"/>
     </w:pPr>
     <w:rPr>
+      <w:rFonts w:eastAsia="黑体"/>
       <w:color w:themeColor="text1" w:val="000000"/>
     </w:rPr>
     <w:tblPr>
@@ -14360,6 +14966,7 @@
     </w:tcPr>
     <w:tblStylePr w:type="firstRow">
       <w:rPr>
+        <w:rFonts w:eastAsia="黑体"/>
         <w:b/>
         <w:bCs/>
         <w:color w:themeColor="background1" w:val="FFFFFF"/>
@@ -14374,6 +14981,7 @@
     </w:tblStylePr>
     <w:tblStylePr w:type="lastRow">
       <w:rPr>
+        <w:rFonts w:eastAsia="黑体"/>
         <w:b/>
         <w:bCs/>
         <w:color w:themeColor="accent3" w:themeShade="CC" w:val="7E9C40"/>
@@ -14388,12 +14996,14 @@
     </w:tblStylePr>
     <w:tblStylePr w:type="firstCol">
       <w:rPr>
+        <w:rFonts w:eastAsia="黑体"/>
         <w:b/>
         <w:bCs/>
       </w:rPr>
     </w:tblStylePr>
     <w:tblStylePr w:type="lastCol">
       <w:rPr>
+        <w:rFonts w:eastAsia="黑体"/>
         <w:b/>
         <w:bCs/>
       </w:rPr>
@@ -14428,6 +15038,7 @@
       <w:spacing w:after="0" w:line="240" w:lineRule="auto"/>
     </w:pPr>
     <w:rPr>
+      <w:rFonts w:eastAsia="黑体"/>
       <w:color w:themeColor="text1" w:val="000000"/>
     </w:rPr>
     <w:tblPr>
@@ -14446,6 +15057,7 @@
     </w:tcPr>
     <w:tblStylePr w:type="firstRow">
       <w:rPr>
+        <w:rFonts w:eastAsia="黑体"/>
         <w:b/>
         <w:bCs/>
         <w:color w:themeColor="background1" w:val="FFFFFF"/>
@@ -14460,6 +15072,7 @@
     </w:tblStylePr>
     <w:tblStylePr w:type="lastRow">
       <w:rPr>
+        <w:rFonts w:eastAsia="黑体"/>
         <w:b/>
         <w:bCs/>
         <w:color w:themeColor="accent6" w:themeShade="CC" w:val="F2730A"/>
@@ -14474,12 +15087,14 @@
     </w:tblStylePr>
     <w:tblStylePr w:type="firstCol">
       <w:rPr>
+        <w:rFonts w:eastAsia="黑体"/>
         <w:b/>
         <w:bCs/>
       </w:rPr>
     </w:tblStylePr>
     <w:tblStylePr w:type="lastCol">
       <w:rPr>
+        <w:rFonts w:eastAsia="黑体"/>
         <w:b/>
         <w:bCs/>
       </w:rPr>
@@ -14514,6 +15129,7 @@
       <w:spacing w:after="0" w:line="240" w:lineRule="auto"/>
     </w:pPr>
     <w:rPr>
+      <w:rFonts w:eastAsia="黑体"/>
       <w:color w:themeColor="text1" w:val="000000"/>
     </w:rPr>
     <w:tblPr>
@@ -14532,6 +15148,7 @@
     </w:tcPr>
     <w:tblStylePr w:type="firstRow">
       <w:rPr>
+        <w:rFonts w:eastAsia="黑体"/>
         <w:b/>
         <w:bCs/>
         <w:color w:themeColor="background1" w:val="FFFFFF"/>
@@ -14546,6 +15163,7 @@
     </w:tblStylePr>
     <w:tblStylePr w:type="lastRow">
       <w:rPr>
+        <w:rFonts w:eastAsia="黑体"/>
         <w:b/>
         <w:bCs/>
         <w:color w:themeColor="accent5" w:themeShade="CC" w:val="348DA5"/>
@@ -14560,12 +15178,14 @@
     </w:tblStylePr>
     <w:tblStylePr w:type="firstCol">
       <w:rPr>
+        <w:rFonts w:eastAsia="黑体"/>
         <w:b/>
         <w:bCs/>
       </w:rPr>
     </w:tblStylePr>
     <w:tblStylePr w:type="lastCol">
       <w:rPr>
+        <w:rFonts w:eastAsia="黑体"/>
         <w:b/>
         <w:bCs/>
       </w:rPr>
@@ -14600,6 +15220,7 @@
       <w:spacing w:after="0" w:line="240" w:lineRule="auto"/>
     </w:pPr>
     <w:rPr>
+      <w:rFonts w:eastAsia="黑体"/>
       <w:color w:themeColor="text1" w:val="000000"/>
     </w:rPr>
     <w:tblPr>
@@ -14621,6 +15242,7 @@
     </w:tcPr>
     <w:tblStylePr w:type="firstRow">
       <w:rPr>
+        <w:rFonts w:eastAsia="黑体"/>
         <w:b/>
         <w:bCs/>
       </w:rPr>
@@ -14631,6 +15253,7 @@
     </w:tblStylePr>
     <w:tblStylePr w:type="lastRow">
       <w:rPr>
+        <w:rFonts w:eastAsia="黑体"/>
         <w:b/>
         <w:bCs/>
         <w:color w:themeColor="text1" w:val="000000"/>
@@ -14642,6 +15265,7 @@
     </w:tblStylePr>
     <w:tblStylePr w:type="firstCol">
       <w:rPr>
+        <w:rFonts w:eastAsia="黑体"/>
         <w:color w:themeColor="background1" w:val="FFFFFF"/>
       </w:rPr>
       <w:tblPr/>
@@ -14651,6 +15275,7 @@
     </w:tblStylePr>
     <w:tblStylePr w:type="lastCol">
       <w:rPr>
+        <w:rFonts w:eastAsia="黑体"/>
         <w:color w:themeColor="background1" w:val="FFFFFF"/>
       </w:rPr>
       <w:tblPr/>
@@ -14680,6 +15305,7 @@
       <w:spacing w:after="0" w:line="240" w:lineRule="auto"/>
     </w:pPr>
     <w:rPr>
+      <w:rFonts w:eastAsia="黑体"/>
       <w:color w:themeColor="text1" w:val="000000"/>
     </w:rPr>
     <w:tblPr>
@@ -14701,6 +15327,7 @@
     </w:tcPr>
     <w:tblStylePr w:type="firstRow">
       <w:rPr>
+        <w:rFonts w:eastAsia="黑体"/>
         <w:b/>
         <w:bCs/>
       </w:rPr>
@@ -14711,6 +15338,7 @@
     </w:tblStylePr>
     <w:tblStylePr w:type="lastRow">
       <w:rPr>
+        <w:rFonts w:eastAsia="黑体"/>
         <w:b/>
         <w:bCs/>
         <w:color w:themeColor="text1" w:val="000000"/>
@@ -14722,6 +15350,7 @@
     </w:tblStylePr>
     <w:tblStylePr w:type="firstCol">
       <w:rPr>
+        <w:rFonts w:eastAsia="黑体"/>
         <w:color w:themeColor="background1" w:val="FFFFFF"/>
       </w:rPr>
       <w:tblPr/>
@@ -14731,6 +15360,7 @@
     </w:tblStylePr>
     <w:tblStylePr w:type="lastCol">
       <w:rPr>
+        <w:rFonts w:eastAsia="黑体"/>
         <w:color w:themeColor="background1" w:val="FFFFFF"/>
       </w:rPr>
       <w:tblPr/>
@@ -14760,6 +15390,7 @@
       <w:spacing w:after="0" w:line="240" w:lineRule="auto"/>
     </w:pPr>
     <w:rPr>
+      <w:rFonts w:eastAsia="黑体"/>
       <w:color w:themeColor="text1" w:val="000000"/>
     </w:rPr>
     <w:tblPr>
@@ -14781,6 +15412,7 @@
     </w:tcPr>
     <w:tblStylePr w:type="firstRow">
       <w:rPr>
+        <w:rFonts w:eastAsia="黑体"/>
         <w:b/>
         <w:bCs/>
       </w:rPr>
@@ -14791,6 +15423,7 @@
     </w:tblStylePr>
     <w:tblStylePr w:type="lastRow">
       <w:rPr>
+        <w:rFonts w:eastAsia="黑体"/>
         <w:b/>
         <w:bCs/>
         <w:color w:themeColor="text1" w:val="000000"/>
@@ -14802,6 +15435,7 @@
     </w:tblStylePr>
     <w:tblStylePr w:type="firstCol">
       <w:rPr>
+        <w:rFonts w:eastAsia="黑体"/>
         <w:color w:themeColor="background1" w:val="FFFFFF"/>
       </w:rPr>
       <w:tblPr/>
@@ -14811,6 +15445,7 @@
     </w:tblStylePr>
     <w:tblStylePr w:type="lastCol">
       <w:rPr>
+        <w:rFonts w:eastAsia="黑体"/>
         <w:color w:themeColor="background1" w:val="FFFFFF"/>
       </w:rPr>
       <w:tblPr/>
@@ -14840,6 +15475,7 @@
       <w:spacing w:after="0" w:line="240" w:lineRule="auto"/>
     </w:pPr>
     <w:rPr>
+      <w:rFonts w:eastAsia="黑体"/>
       <w:color w:themeColor="text1" w:val="000000"/>
     </w:rPr>
     <w:tblPr>
@@ -14861,6 +15497,7 @@
     </w:tcPr>
     <w:tblStylePr w:type="firstRow">
       <w:rPr>
+        <w:rFonts w:eastAsia="黑体"/>
         <w:b/>
         <w:bCs/>
       </w:rPr>
@@ -14871,6 +15508,7 @@
     </w:tblStylePr>
     <w:tblStylePr w:type="lastRow">
       <w:rPr>
+        <w:rFonts w:eastAsia="黑体"/>
         <w:b/>
         <w:bCs/>
         <w:color w:themeColor="text1" w:val="000000"/>
@@ -14882,6 +15520,7 @@
     </w:tblStylePr>
     <w:tblStylePr w:type="firstCol">
       <w:rPr>
+        <w:rFonts w:eastAsia="黑体"/>
         <w:color w:themeColor="background1" w:val="FFFFFF"/>
       </w:rPr>
       <w:tblPr/>
@@ -14891,6 +15530,7 @@
     </w:tblStylePr>
     <w:tblStylePr w:type="lastCol">
       <w:rPr>
+        <w:rFonts w:eastAsia="黑体"/>
         <w:color w:themeColor="background1" w:val="FFFFFF"/>
       </w:rPr>
       <w:tblPr/>
@@ -14920,6 +15560,7 @@
       <w:spacing w:after="0" w:line="240" w:lineRule="auto"/>
     </w:pPr>
     <w:rPr>
+      <w:rFonts w:eastAsia="黑体"/>
       <w:color w:themeColor="text1" w:val="000000"/>
     </w:rPr>
     <w:tblPr>
@@ -14941,6 +15582,7 @@
     </w:tcPr>
     <w:tblStylePr w:type="firstRow">
       <w:rPr>
+        <w:rFonts w:eastAsia="黑体"/>
         <w:b/>
         <w:bCs/>
       </w:rPr>
@@ -14951,6 +15593,7 @@
     </w:tblStylePr>
     <w:tblStylePr w:type="lastRow">
       <w:rPr>
+        <w:rFonts w:eastAsia="黑体"/>
         <w:b/>
         <w:bCs/>
         <w:color w:themeColor="text1" w:val="000000"/>
@@ -14962,6 +15605,7 @@
     </w:tblStylePr>
     <w:tblStylePr w:type="firstCol">
       <w:rPr>
+        <w:rFonts w:eastAsia="黑体"/>
         <w:color w:themeColor="background1" w:val="FFFFFF"/>
       </w:rPr>
       <w:tblPr/>
@@ -14971,6 +15615,7 @@
     </w:tblStylePr>
     <w:tblStylePr w:type="lastCol">
       <w:rPr>
+        <w:rFonts w:eastAsia="黑体"/>
         <w:color w:themeColor="background1" w:val="FFFFFF"/>
       </w:rPr>
       <w:tblPr/>
@@ -15000,6 +15645,7 @@
       <w:spacing w:after="0" w:line="240" w:lineRule="auto"/>
     </w:pPr>
     <w:rPr>
+      <w:rFonts w:eastAsia="黑体"/>
       <w:color w:themeColor="text1" w:val="000000"/>
     </w:rPr>
     <w:tblPr>
@@ -15021,6 +15667,7 @@
     </w:tcPr>
     <w:tblStylePr w:type="firstRow">
       <w:rPr>
+        <w:rFonts w:eastAsia="黑体"/>
         <w:b/>
         <w:bCs/>
       </w:rPr>
@@ -15031,6 +15678,7 @@
     </w:tblStylePr>
     <w:tblStylePr w:type="lastRow">
       <w:rPr>
+        <w:rFonts w:eastAsia="黑体"/>
         <w:b/>
         <w:bCs/>
         <w:color w:themeColor="text1" w:val="000000"/>
@@ -15042,6 +15690,7 @@
     </w:tblStylePr>
     <w:tblStylePr w:type="firstCol">
       <w:rPr>
+        <w:rFonts w:eastAsia="黑体"/>
         <w:color w:themeColor="background1" w:val="FFFFFF"/>
       </w:rPr>
       <w:tblPr/>
@@ -15051,6 +15700,7 @@
     </w:tblStylePr>
     <w:tblStylePr w:type="lastCol">
       <w:rPr>
+        <w:rFonts w:eastAsia="黑体"/>
         <w:color w:themeColor="background1" w:val="FFFFFF"/>
       </w:rPr>
       <w:tblPr/>
@@ -15080,6 +15730,7 @@
       <w:spacing w:after="0" w:line="240" w:lineRule="auto"/>
     </w:pPr>
     <w:rPr>
+      <w:rFonts w:eastAsia="黑体"/>
       <w:color w:themeColor="text1" w:val="000000"/>
     </w:rPr>
     <w:tblPr>
@@ -15101,6 +15752,7 @@
     </w:tcPr>
     <w:tblStylePr w:type="firstRow">
       <w:rPr>
+        <w:rFonts w:eastAsia="黑体"/>
         <w:b/>
         <w:bCs/>
       </w:rPr>
@@ -15111,6 +15763,7 @@
     </w:tblStylePr>
     <w:tblStylePr w:type="lastRow">
       <w:rPr>
+        <w:rFonts w:eastAsia="黑体"/>
         <w:b/>
         <w:bCs/>
         <w:color w:themeColor="text1" w:val="000000"/>
@@ -15122,6 +15775,7 @@
     </w:tblStylePr>
     <w:tblStylePr w:type="firstCol">
       <w:rPr>
+        <w:rFonts w:eastAsia="黑体"/>
         <w:color w:themeColor="background1" w:val="FFFFFF"/>
       </w:rPr>
       <w:tblPr/>
@@ -15131,6 +15785,7 @@
     </w:tblStylePr>
     <w:tblStylePr w:type="lastCol">
       <w:rPr>
+        <w:rFonts w:eastAsia="黑体"/>
         <w:color w:themeColor="background1" w:val="FFFFFF"/>
       </w:rPr>
       <w:tblPr/>
@@ -15163,6 +15818,7 @@
     <w:name w:val="KeywordTok"/>
     <w:basedOn w:val="VerbatimChar"/>
     <w:rPr>
+      <w:rFonts w:eastAsia="黑体"/>
       <w:b/>
       <w:color w:val="007020"/>
     </w:rPr>
@@ -15171,6 +15827,7 @@
     <w:name w:val="DataTypeTok"/>
     <w:basedOn w:val="VerbatimChar"/>
     <w:rPr>
+      <w:rFonts w:eastAsia="黑体"/>
       <w:color w:val="902000"/>
     </w:rPr>
   </w:style>
@@ -15178,6 +15835,7 @@
     <w:name w:val="DecValTok"/>
     <w:basedOn w:val="VerbatimChar"/>
     <w:rPr>
+      <w:rFonts w:eastAsia="黑体"/>
       <w:color w:val="40a070"/>
     </w:rPr>
   </w:style>
@@ -15185,6 +15843,7 @@
     <w:name w:val="BaseNTok"/>
     <w:basedOn w:val="VerbatimChar"/>
     <w:rPr>
+      <w:rFonts w:eastAsia="黑体"/>
       <w:color w:val="40a070"/>
     </w:rPr>
   </w:style>
@@ -15192,6 +15851,7 @@
     <w:name w:val="FloatTok"/>
     <w:basedOn w:val="VerbatimChar"/>
     <w:rPr>
+      <w:rFonts w:eastAsia="黑体"/>
       <w:color w:val="40a070"/>
     </w:rPr>
   </w:style>
@@ -15199,6 +15859,7 @@
     <w:name w:val="ConstantTok"/>
     <w:basedOn w:val="VerbatimChar"/>
     <w:rPr>
+      <w:rFonts w:eastAsia="黑体"/>
       <w:color w:val="880000"/>
     </w:rPr>
   </w:style>
@@ -15206,6 +15867,7 @@
     <w:name w:val="CharTok"/>
     <w:basedOn w:val="VerbatimChar"/>
     <w:rPr>
+      <w:rFonts w:eastAsia="黑体"/>
       <w:color w:val="4070a0"/>
     </w:rPr>
   </w:style>
@@ -15213,6 +15875,7 @@
     <w:name w:val="SpecialCharTok"/>
     <w:basedOn w:val="VerbatimChar"/>
     <w:rPr>
+      <w:rFonts w:eastAsia="黑体"/>
       <w:color w:val="4070a0"/>
     </w:rPr>
   </w:style>
@@ -15220,6 +15883,7 @@
     <w:name w:val="StringTok"/>
     <w:basedOn w:val="VerbatimChar"/>
     <w:rPr>
+      <w:rFonts w:eastAsia="黑体"/>
       <w:color w:val="4070a0"/>
     </w:rPr>
   </w:style>
@@ -15227,6 +15891,7 @@
     <w:name w:val="VerbatimStringTok"/>
     <w:basedOn w:val="VerbatimChar"/>
     <w:rPr>
+      <w:rFonts w:eastAsia="黑体"/>
       <w:color w:val="4070a0"/>
     </w:rPr>
   </w:style>
@@ -15234,6 +15899,7 @@
     <w:name w:val="SpecialStringTok"/>
     <w:basedOn w:val="VerbatimChar"/>
     <w:rPr>
+      <w:rFonts w:eastAsia="黑体"/>
       <w:color w:val="bb6688"/>
     </w:rPr>
   </w:style>
@@ -15241,6 +15907,7 @@
     <w:name w:val="ImportTok"/>
     <w:basedOn w:val="VerbatimChar"/>
     <w:rPr>
+      <w:rFonts w:eastAsia="黑体"/>
       <w:b/>
       <w:color w:val="008000"/>
     </w:rPr>
@@ -15249,6 +15916,7 @@
     <w:name w:val="CommentTok"/>
     <w:basedOn w:val="VerbatimChar"/>
     <w:rPr>
+      <w:rFonts w:eastAsia="黑体"/>
       <w:i/>
       <w:color w:val="60a0b0"/>
     </w:rPr>
@@ -15257,6 +15925,7 @@
     <w:name w:val="DocumentationTok"/>
     <w:basedOn w:val="VerbatimChar"/>
     <w:rPr>
+      <w:rFonts w:eastAsia="黑体"/>
       <w:i/>
       <w:color w:val="ba2121"/>
     </w:rPr>
@@ -15265,6 +15934,7 @@
     <w:name w:val="AnnotationTok"/>
     <w:basedOn w:val="VerbatimChar"/>
     <w:rPr>
+      <w:rFonts w:eastAsia="黑体"/>
       <w:b/>
       <w:i/>
       <w:color w:val="60a0b0"/>
@@ -15274,6 +15944,7 @@
     <w:name w:val="CommentVarTok"/>
     <w:basedOn w:val="VerbatimChar"/>
     <w:rPr>
+      <w:rFonts w:eastAsia="黑体"/>
       <w:b/>
       <w:i/>
       <w:color w:val="60a0b0"/>
@@ -15283,6 +15954,7 @@
     <w:name w:val="OtherTok"/>
     <w:basedOn w:val="VerbatimChar"/>
     <w:rPr>
+      <w:rFonts w:eastAsia="黑体"/>
       <w:color w:val="007020"/>
     </w:rPr>
   </w:style>
@@ -15290,6 +15962,7 @@
     <w:name w:val="FunctionTok"/>
     <w:basedOn w:val="VerbatimChar"/>
     <w:rPr>
+      <w:rFonts w:eastAsia="黑体"/>
       <w:color w:val="06287e"/>
     </w:rPr>
   </w:style>
@@ -15297,6 +15970,7 @@
     <w:name w:val="VariableTok"/>
     <w:basedOn w:val="VerbatimChar"/>
     <w:rPr>
+      <w:rFonts w:eastAsia="黑体"/>
       <w:color w:val="19177c"/>
     </w:rPr>
   </w:style>
@@ -15304,6 +15978,7 @@
     <w:name w:val="ControlFlowTok"/>
     <w:basedOn w:val="VerbatimChar"/>
     <w:rPr>
+      <w:rFonts w:eastAsia="黑体"/>
       <w:b/>
       <w:color w:val="007020"/>
     </w:rPr>
@@ -15312,6 +15987,7 @@
     <w:name w:val="OperatorTok"/>
     <w:basedOn w:val="VerbatimChar"/>
     <w:rPr>
+      <w:rFonts w:eastAsia="黑体"/>
       <w:color w:val="666666"/>
     </w:rPr>
   </w:style>
@@ -15319,18 +15995,22 @@
     <w:name w:val="BuiltInTok"/>
     <w:basedOn w:val="VerbatimChar"/>
     <w:rPr>
+      <w:rFonts w:eastAsia="黑体"/>
       <w:color w:val="008000"/>
     </w:rPr>
   </w:style>
   <w:style w:type="character" w:customStyle="1" w:styleId="ExtensionTok">
     <w:name w:val="ExtensionTok"/>
     <w:basedOn w:val="VerbatimChar"/>
-    <w:rPr/>
+    <w:rPr>
+      <w:rFonts w:eastAsia="黑体"/>
+    </w:rPr>
   </w:style>
   <w:style w:type="character" w:customStyle="1" w:styleId="PreprocessorTok">
     <w:name w:val="PreprocessorTok"/>
     <w:basedOn w:val="VerbatimChar"/>
     <w:rPr>
+      <w:rFonts w:eastAsia="黑体"/>
       <w:color w:val="bc7a00"/>
     </w:rPr>
   </w:style>
@@ -15338,18 +16018,22 @@
     <w:name w:val="AttributeTok"/>
     <w:basedOn w:val="VerbatimChar"/>
     <w:rPr>
+      <w:rFonts w:eastAsia="黑体"/>
       <w:color w:val="7d9029"/>
     </w:rPr>
   </w:style>
   <w:style w:type="character" w:customStyle="1" w:styleId="RegionMarkerTok">
     <w:name w:val="RegionMarkerTok"/>
     <w:basedOn w:val="VerbatimChar"/>
-    <w:rPr/>
+    <w:rPr>
+      <w:rFonts w:eastAsia="黑体"/>
+    </w:rPr>
   </w:style>
   <w:style w:type="character" w:customStyle="1" w:styleId="InformationTok">
     <w:name w:val="InformationTok"/>
     <w:basedOn w:val="VerbatimChar"/>
     <w:rPr>
+      <w:rFonts w:eastAsia="黑体"/>
       <w:b/>
       <w:i/>
       <w:color w:val="60a0b0"/>
@@ -15359,6 +16043,7 @@
     <w:name w:val="WarningTok"/>
     <w:basedOn w:val="VerbatimChar"/>
     <w:rPr>
+      <w:rFonts w:eastAsia="黑体"/>
       <w:b/>
       <w:i/>
       <w:color w:val="60a0b0"/>
@@ -15368,6 +16053,7 @@
     <w:name w:val="AlertTok"/>
     <w:basedOn w:val="VerbatimChar"/>
     <w:rPr>
+      <w:rFonts w:eastAsia="黑体"/>
       <w:b/>
       <w:color w:val="ff0000"/>
     </w:rPr>
@@ -15376,6 +16062,7 @@
     <w:name w:val="ErrorTok"/>
     <w:basedOn w:val="VerbatimChar"/>
     <w:rPr>
+      <w:rFonts w:eastAsia="黑体"/>
       <w:b/>
       <w:color w:val="ff0000"/>
     </w:rPr>
@@ -15383,7 +16070,9 @@
   <w:style w:type="character" w:customStyle="1" w:styleId="NormalTok">
     <w:name w:val="NormalTok"/>
     <w:basedOn w:val="VerbatimChar"/>
-    <w:rPr/>
+    <w:rPr>
+      <w:rFonts w:eastAsia="黑体"/>
+    </w:rPr>
   </w:style>
 </w:styles>
 </file>
@@ -15432,12 +16121,12 @@
     <a:fontScheme name="Office">
       <a:majorFont>
         <a:latin typeface="Calibri"/>
-        <a:ea typeface=""/>
+        <a:ea typeface="黑体"/>
         <a:cs typeface=""/>
         <a:font script="Jpan" typeface="ＭＳ ゴシック"/>
         <a:font script="Hang" typeface="맑은 고딕"/>
-        <a:font script="Hans" typeface="宋体"/>
-        <a:font script="Hant" typeface="新細明體"/>
+        <a:font script="Hans" typeface="黑体"/>
+        <a:font script="Hant" typeface="黑体"/>
         <a:font script="Arab" typeface="Times New Roman"/>
         <a:font script="Hebr" typeface="Times New Roman"/>
         <a:font script="Thai" typeface="Angsana New"/>
@@ -15467,12 +16156,12 @@
       </a:majorFont>
       <a:minorFont>
         <a:latin typeface="Cambria"/>
-        <a:ea typeface=""/>
+        <a:ea typeface="黑体"/>
         <a:cs typeface=""/>
         <a:font script="Jpan" typeface="ＭＳ 明朝"/>
         <a:font script="Hang" typeface="맑은 고딕"/>
-        <a:font script="Hans" typeface="宋体"/>
-        <a:font script="Hant" typeface="新細明體"/>
+        <a:font script="Hans" typeface="黑体"/>
+        <a:font script="Hant" typeface="黑体"/>
         <a:font script="Arab" typeface="Arial"/>
         <a:font script="Hebr" typeface="Arial"/>
         <a:font script="Thai" typeface="Cordia New"/>

--- a/02-放大电路/01-运算放大电路/反相放大电路/反相放大电路.docx
+++ b/02-放大电路/01-运算放大电路/反相放大电路/反相放大电路.docx
@@ -3050,7 +3050,7 @@
           <w:color w:val="555555"/>
           <w:sz w:val="21"/>
         </w:rPr>
-        <w:t>材料收集者：杜文杰，WX手机：19519196569，QQ:3478827729</w:t>
+        <w:t>材料收集者：杜文杰，微信/手机：19519196569，QQ:3478827729</w:t>
       </w:r>
     </w:p>
     <w:sectPr>
